--- a/data/outputs/v2/Core_Mathematics/SS1.2_Indices_and_Logarithms/Core_Mathematics_Indices_and_Logarithms_CBE_LessonSequence.docx
+++ b/data/outputs/v2/Core_Mathematics/SS1.2_Indices_and_Logarithms/Core_Mathematics_Indices_and_Logarithms_CBE_LessonSequence.docx
@@ -3238,32 +3238,32 @@
         <w:tc>
           <w:tcPr>
             <w:tcW w:type="dxa" w:w="1520"/>
-            <w:shd w:fill="F2F2F2" w:color="auto" w:val="clear"/>
-            <w:tcMar>
-              <w:top w:type="dxa" w:w="60"/>
-              <w:left w:type="dxa" w:w="120"/>
-              <w:bottom w:type="dxa" w:w="60"/>
-              <w:right w:type="dxa" w:w="120"/>
-            </w:tcMar>
-            <w:vAlign w:val="top"/>
-          </w:tcPr>
-          <w:p>
-            <w:pPr>
-              <w:spacing w:after="40" w:before="0"/>
-              <w:jc w:val="left"/>
-            </w:pPr>
-            <w:r>
-              <w:rPr>
-                <w:rFonts w:ascii="Arial" w:cs="Arial" w:eastAsia="Arial" w:hAnsi="Arial"/>
-                <w:b/>
-                <w:bCs/>
-                <w:i w:val="false"/>
-                <w:iCs w:val="false"/>
-                <w:color w:val="000000"/>
-                <w:sz w:val="18"/>
-                <w:szCs w:val="18"/>
-              </w:rPr>
-              <w:t xml:space="preserve">1 — Predict Phase (15 minutes)</w:t>
+            <w:shd w:fill="EAD1F5" w:color="auto" w:val="clear"/>
+            <w:tcMar>
+              <w:top w:type="dxa" w:w="60"/>
+              <w:left w:type="dxa" w:w="120"/>
+              <w:bottom w:type="dxa" w:w="60"/>
+              <w:right w:type="dxa" w:w="120"/>
+            </w:tcMar>
+            <w:vAlign w:val="top"/>
+          </w:tcPr>
+          <w:p>
+            <w:pPr>
+              <w:spacing w:after="40" w:before="0"/>
+              <w:jc w:val="left"/>
+            </w:pPr>
+            <w:r>
+              <w:rPr>
+                <w:rFonts w:ascii="Arial" w:cs="Arial" w:eastAsia="Arial" w:hAnsi="Arial"/>
+                <w:b/>
+                <w:bCs/>
+                <w:i w:val="false"/>
+                <w:iCs w:val="false"/>
+                <w:color w:val="000000"/>
+                <w:sz w:val="18"/>
+                <w:szCs w:val="18"/>
+              </w:rPr>
+              <w:t xml:space="preserve">Predict Phase</w:t>
             </w:r>
           </w:p>
           <w:p>
@@ -3286,7 +3286,7 @@
             <w:pPr>
               <w:spacing w:after="20" w:before="0"/>
             </w:pPr>
-            <w:hyperlink w:history="1" r:id="rIddk8rpmblc2ghxn_960s2n">
+            <w:hyperlink w:history="1" r:id="rIdzynh47ukbjph4-9m1gydn">
               <w:r>
                 <w:rPr>
                   <w:rFonts w:ascii="Arial" w:cs="Arial" w:eastAsia="Arial" w:hAnsi="Arial"/>
@@ -3319,7 +3319,7 @@
               <w:spacing w:after="10" w:before="0"/>
               <w:ind w:left="120"/>
             </w:pPr>
-            <w:hyperlink w:history="1" r:id="rIdi_1u6dxpoazt8nfvjpfpb">
+            <w:hyperlink w:history="1" r:id="rIdgrfioxc_ompojpihwcqu-">
               <w:r>
                 <w:rPr>
                   <w:rFonts w:ascii="Arial" w:cs="Arial" w:eastAsia="Arial" w:hAnsi="Arial"/>
@@ -3364,7 +3364,7 @@
             <w:pPr>
               <w:spacing w:after="20" w:before="0"/>
             </w:pPr>
-            <w:hyperlink w:history="1" r:id="rIdef_0jae0uaphtelmud7vl">
+            <w:hyperlink w:history="1" r:id="rId7dcg4vqr1fg7ok0tsru7x">
               <w:r>
                 <w:rPr>
                   <w:rFonts w:ascii="Arial" w:cs="Arial" w:eastAsia="Arial" w:hAnsi="Arial"/>
@@ -3397,7 +3397,7 @@
               <w:spacing w:after="10" w:before="0"/>
               <w:ind w:left="120"/>
             </w:pPr>
-            <w:hyperlink w:history="1" r:id="rIduc6azwnvvpi-owi7mml0u">
+            <w:hyperlink w:history="1" r:id="rIdqr_c3vnvzyyyv0hgzcg8n">
               <w:r>
                 <w:rPr>
                   <w:rFonts w:ascii="Arial" w:cs="Arial" w:eastAsia="Arial" w:hAnsi="Arial"/>
@@ -3544,32 +3544,32 @@
         <w:tc>
           <w:tcPr>
             <w:tcW w:type="dxa" w:w="1520"/>
-            <w:shd w:fill="F2F2F2" w:color="auto" w:val="clear"/>
-            <w:tcMar>
-              <w:top w:type="dxa" w:w="60"/>
-              <w:left w:type="dxa" w:w="120"/>
-              <w:bottom w:type="dxa" w:w="60"/>
-              <w:right w:type="dxa" w:w="120"/>
-            </w:tcMar>
-            <w:vAlign w:val="top"/>
-          </w:tcPr>
-          <w:p>
-            <w:pPr>
-              <w:spacing w:after="40" w:before="0"/>
-              <w:jc w:val="left"/>
-            </w:pPr>
-            <w:r>
-              <w:rPr>
-                <w:rFonts w:ascii="Arial" w:cs="Arial" w:eastAsia="Arial" w:hAnsi="Arial"/>
-                <w:b/>
-                <w:bCs/>
-                <w:i w:val="false"/>
-                <w:iCs w:val="false"/>
-                <w:color w:val="000000"/>
-                <w:sz w:val="18"/>
-                <w:szCs w:val="18"/>
-              </w:rPr>
-              <w:t xml:space="preserve">2 — Observe Phase (20 minutes)</w:t>
+            <w:shd w:fill="D9EEF1" w:color="auto" w:val="clear"/>
+            <w:tcMar>
+              <w:top w:type="dxa" w:w="60"/>
+              <w:left w:type="dxa" w:w="120"/>
+              <w:bottom w:type="dxa" w:w="60"/>
+              <w:right w:type="dxa" w:w="120"/>
+            </w:tcMar>
+            <w:vAlign w:val="top"/>
+          </w:tcPr>
+          <w:p>
+            <w:pPr>
+              <w:spacing w:after="40" w:before="0"/>
+              <w:jc w:val="left"/>
+            </w:pPr>
+            <w:r>
+              <w:rPr>
+                <w:rFonts w:ascii="Arial" w:cs="Arial" w:eastAsia="Arial" w:hAnsi="Arial"/>
+                <w:b/>
+                <w:bCs/>
+                <w:i w:val="false"/>
+                <w:iCs w:val="false"/>
+                <w:color w:val="000000"/>
+                <w:sz w:val="18"/>
+                <w:szCs w:val="18"/>
+              </w:rPr>
+              <w:t xml:space="preserve">Observe Phase</w:t>
             </w:r>
           </w:p>
           <w:p>
@@ -3592,7 +3592,7 @@
             <w:pPr>
               <w:spacing w:after="20" w:before="0"/>
             </w:pPr>
-            <w:hyperlink w:history="1" r:id="rIdvf8r959wl9oppvvlcuumi">
+            <w:hyperlink w:history="1" r:id="rId93safitjmsmhr2jkw2s_r">
               <w:r>
                 <w:rPr>
                   <w:rFonts w:ascii="Arial" w:cs="Arial" w:eastAsia="Arial" w:hAnsi="Arial"/>
@@ -3625,7 +3625,7 @@
               <w:spacing w:after="10" w:before="0"/>
               <w:ind w:left="120"/>
             </w:pPr>
-            <w:hyperlink w:history="1" r:id="rIdgeafqdc4ohizf3imurp9w">
+            <w:hyperlink w:history="1" r:id="rIdhwtzvjjnthetuzba6uig1">
               <w:r>
                 <w:rPr>
                   <w:rFonts w:ascii="Arial" w:cs="Arial" w:eastAsia="Arial" w:hAnsi="Arial"/>
@@ -3670,7 +3670,7 @@
             <w:pPr>
               <w:spacing w:after="20" w:before="0"/>
             </w:pPr>
-            <w:hyperlink w:history="1" r:id="rIdbolf_5hwflyf27nifm486">
+            <w:hyperlink w:history="1" r:id="rIdymgwxnt1rtb6vjwgjz-xg">
               <w:r>
                 <w:rPr>
                   <w:rFonts w:ascii="Arial" w:cs="Arial" w:eastAsia="Arial" w:hAnsi="Arial"/>
@@ -3703,7 +3703,7 @@
               <w:spacing w:after="10" w:before="0"/>
               <w:ind w:left="120"/>
             </w:pPr>
-            <w:hyperlink w:history="1" r:id="rIdspqcn4bpd8xmctyuoxyft">
+            <w:hyperlink w:history="1" r:id="rIdgninsslrjizzvbq2ou_1k">
               <w:r>
                 <w:rPr>
                   <w:rFonts w:ascii="Arial" w:cs="Arial" w:eastAsia="Arial" w:hAnsi="Arial"/>
@@ -3850,32 +3850,32 @@
         <w:tc>
           <w:tcPr>
             <w:tcW w:type="dxa" w:w="1520"/>
-            <w:shd w:fill="F2F2F2" w:color="auto" w:val="clear"/>
-            <w:tcMar>
-              <w:top w:type="dxa" w:w="60"/>
-              <w:left w:type="dxa" w:w="120"/>
-              <w:bottom w:type="dxa" w:w="60"/>
-              <w:right w:type="dxa" w:w="120"/>
-            </w:tcMar>
-            <w:vAlign w:val="top"/>
-          </w:tcPr>
-          <w:p>
-            <w:pPr>
-              <w:spacing w:after="40" w:before="0"/>
-              <w:jc w:val="left"/>
-            </w:pPr>
-            <w:r>
-              <w:rPr>
-                <w:rFonts w:ascii="Arial" w:cs="Arial" w:eastAsia="Arial" w:hAnsi="Arial"/>
-                <w:b/>
-                <w:bCs/>
-                <w:i w:val="false"/>
-                <w:iCs w:val="false"/>
-                <w:color w:val="000000"/>
-                <w:sz w:val="18"/>
-                <w:szCs w:val="18"/>
-              </w:rPr>
-              <w:t xml:space="preserve">3 — Explain Phase (20 minutes)</w:t>
+            <w:shd w:fill="E2EFDA" w:color="auto" w:val="clear"/>
+            <w:tcMar>
+              <w:top w:type="dxa" w:w="60"/>
+              <w:left w:type="dxa" w:w="120"/>
+              <w:bottom w:type="dxa" w:w="60"/>
+              <w:right w:type="dxa" w:w="120"/>
+            </w:tcMar>
+            <w:vAlign w:val="top"/>
+          </w:tcPr>
+          <w:p>
+            <w:pPr>
+              <w:spacing w:after="40" w:before="0"/>
+              <w:jc w:val="left"/>
+            </w:pPr>
+            <w:r>
+              <w:rPr>
+                <w:rFonts w:ascii="Arial" w:cs="Arial" w:eastAsia="Arial" w:hAnsi="Arial"/>
+                <w:b/>
+                <w:bCs/>
+                <w:i w:val="false"/>
+                <w:iCs w:val="false"/>
+                <w:color w:val="000000"/>
+                <w:sz w:val="18"/>
+                <w:szCs w:val="18"/>
+              </w:rPr>
+              <w:t xml:space="preserve">Explain Phase</w:t>
             </w:r>
           </w:p>
           <w:p>
@@ -3898,7 +3898,7 @@
             <w:pPr>
               <w:spacing w:after="20" w:before="0"/>
             </w:pPr>
-            <w:hyperlink w:history="1" r:id="rIdbmb1p8tf719--5cr1z_hw">
+            <w:hyperlink w:history="1" r:id="rIdjgdvsxs4-pxvzp-jxdfsn">
               <w:r>
                 <w:rPr>
                   <w:rFonts w:ascii="Arial" w:cs="Arial" w:eastAsia="Arial" w:hAnsi="Arial"/>
@@ -3931,7 +3931,7 @@
               <w:spacing w:after="10" w:before="0"/>
               <w:ind w:left="120"/>
             </w:pPr>
-            <w:hyperlink w:history="1" r:id="rIdz9xwpihkse7u6mg-4amnh">
+            <w:hyperlink w:history="1" r:id="rIdesmeyadqcxt18mtez_6hl">
               <w:r>
                 <w:rPr>
                   <w:rFonts w:ascii="Arial" w:cs="Arial" w:eastAsia="Arial" w:hAnsi="Arial"/>
@@ -3976,7 +3976,7 @@
             <w:pPr>
               <w:spacing w:after="20" w:before="0"/>
             </w:pPr>
-            <w:hyperlink w:history="1" r:id="rId0ndjre8nlhpwngklc0uwd">
+            <w:hyperlink w:history="1" r:id="rId3ipnlmtaqhby_iine5lpr">
               <w:r>
                 <w:rPr>
                   <w:rFonts w:ascii="Arial" w:cs="Arial" w:eastAsia="Arial" w:hAnsi="Arial"/>
@@ -4009,7 +4009,7 @@
               <w:spacing w:after="10" w:before="0"/>
               <w:ind w:left="120"/>
             </w:pPr>
-            <w:hyperlink w:history="1" r:id="rIdbwoxsmghefzbaklzw3oom">
+            <w:hyperlink w:history="1" r:id="rIdsramlv3zzz_b2zg4xljrm">
               <w:r>
                 <w:rPr>
                   <w:rFonts w:ascii="Arial" w:cs="Arial" w:eastAsia="Arial" w:hAnsi="Arial"/>
@@ -4156,32 +4156,32 @@
         <w:tc>
           <w:tcPr>
             <w:tcW w:type="dxa" w:w="1520"/>
-            <w:shd w:fill="F2F2F2" w:color="auto" w:val="clear"/>
-            <w:tcMar>
-              <w:top w:type="dxa" w:w="60"/>
-              <w:left w:type="dxa" w:w="120"/>
-              <w:bottom w:type="dxa" w:w="60"/>
-              <w:right w:type="dxa" w:w="120"/>
-            </w:tcMar>
-            <w:vAlign w:val="top"/>
-          </w:tcPr>
-          <w:p>
-            <w:pPr>
-              <w:spacing w:after="40" w:before="0"/>
-              <w:jc w:val="left"/>
-            </w:pPr>
-            <w:r>
-              <w:rPr>
-                <w:rFonts w:ascii="Arial" w:cs="Arial" w:eastAsia="Arial" w:hAnsi="Arial"/>
-                <w:b/>
-                <w:bCs/>
-                <w:i w:val="false"/>
-                <w:iCs w:val="false"/>
-                <w:color w:val="000000"/>
-                <w:sz w:val="18"/>
-                <w:szCs w:val="18"/>
-              </w:rPr>
-              <w:t xml:space="preserve">4 — Driving Question Board (DQB) Creation (10 minutes)</w:t>
+            <w:shd w:fill="FCE4D6" w:color="auto" w:val="clear"/>
+            <w:tcMar>
+              <w:top w:type="dxa" w:w="60"/>
+              <w:left w:type="dxa" w:w="120"/>
+              <w:bottom w:type="dxa" w:w="60"/>
+              <w:right w:type="dxa" w:w="120"/>
+            </w:tcMar>
+            <w:vAlign w:val="top"/>
+          </w:tcPr>
+          <w:p>
+            <w:pPr>
+              <w:spacing w:after="40" w:before="0"/>
+              <w:jc w:val="left"/>
+            </w:pPr>
+            <w:r>
+              <w:rPr>
+                <w:rFonts w:ascii="Arial" w:cs="Arial" w:eastAsia="Arial" w:hAnsi="Arial"/>
+                <w:b/>
+                <w:bCs/>
+                <w:i w:val="false"/>
+                <w:iCs w:val="false"/>
+                <w:color w:val="000000"/>
+                <w:sz w:val="18"/>
+                <w:szCs w:val="18"/>
+              </w:rPr>
+              <w:t xml:space="preserve">Driving Question Board (DQB) Creation</w:t>
             </w:r>
           </w:p>
           <w:p>
@@ -4204,7 +4204,7 @@
             <w:pPr>
               <w:spacing w:after="20" w:before="0"/>
             </w:pPr>
-            <w:hyperlink w:history="1" r:id="rIdkuaaxfvcp0srbrho4ylps">
+            <w:hyperlink w:history="1" r:id="rIdt693cxoficlmqhlxtq7nx">
               <w:r>
                 <w:rPr>
                   <w:rFonts w:ascii="Arial" w:cs="Arial" w:eastAsia="Arial" w:hAnsi="Arial"/>
@@ -4237,7 +4237,7 @@
               <w:spacing w:after="10" w:before="0"/>
               <w:ind w:left="120"/>
             </w:pPr>
-            <w:hyperlink w:history="1" r:id="rIdjvftguziwsx4s0t3aah_8">
+            <w:hyperlink w:history="1" r:id="rId012j0dgbqj04nw-nk8kow">
               <w:r>
                 <w:rPr>
                   <w:rFonts w:ascii="Arial" w:cs="Arial" w:eastAsia="Arial" w:hAnsi="Arial"/>
@@ -4282,7 +4282,7 @@
             <w:pPr>
               <w:spacing w:after="20" w:before="0"/>
             </w:pPr>
-            <w:hyperlink w:history="1" r:id="rIdy8is79inyk4jibhsfbkke">
+            <w:hyperlink w:history="1" r:id="rId_yzfkedbnralo540t_ds3">
               <w:r>
                 <w:rPr>
                   <w:rFonts w:ascii="Arial" w:cs="Arial" w:eastAsia="Arial" w:hAnsi="Arial"/>
@@ -4315,7 +4315,7 @@
               <w:spacing w:after="10" w:before="0"/>
               <w:ind w:left="120"/>
             </w:pPr>
-            <w:hyperlink w:history="1" r:id="rId2nkklcgroc_l353jdoweb">
+            <w:hyperlink w:history="1" r:id="rIdcuqev8e9wvo__udy9wrlm">
               <w:r>
                 <w:rPr>
                   <w:rFonts w:ascii="Arial" w:cs="Arial" w:eastAsia="Arial" w:hAnsi="Arial"/>
@@ -4462,32 +4462,32 @@
         <w:tc>
           <w:tcPr>
             <w:tcW w:type="dxa" w:w="1520"/>
-            <w:shd w:fill="F2F2F2" w:color="auto" w:val="clear"/>
-            <w:tcMar>
-              <w:top w:type="dxa" w:w="60"/>
-              <w:left w:type="dxa" w:w="120"/>
-              <w:bottom w:type="dxa" w:w="60"/>
-              <w:right w:type="dxa" w:w="120"/>
-            </w:tcMar>
-            <w:vAlign w:val="top"/>
-          </w:tcPr>
-          <w:p>
-            <w:pPr>
-              <w:spacing w:after="40" w:before="0"/>
-              <w:jc w:val="left"/>
-            </w:pPr>
-            <w:r>
-              <w:rPr>
-                <w:rFonts w:ascii="Arial" w:cs="Arial" w:eastAsia="Arial" w:hAnsi="Arial"/>
-                <w:b/>
-                <w:bCs/>
-                <w:i w:val="false"/>
-                <w:iCs w:val="false"/>
-                <w:color w:val="000000"/>
-                <w:sz w:val="18"/>
-                <w:szCs w:val="18"/>
-              </w:rPr>
-              <w:t xml:space="preserve">5 — Model Building Phase (15 minutes)</w:t>
+            <w:shd w:fill="D5E8F0" w:color="auto" w:val="clear"/>
+            <w:tcMar>
+              <w:top w:type="dxa" w:w="60"/>
+              <w:left w:type="dxa" w:w="120"/>
+              <w:bottom w:type="dxa" w:w="60"/>
+              <w:right w:type="dxa" w:w="120"/>
+            </w:tcMar>
+            <w:vAlign w:val="top"/>
+          </w:tcPr>
+          <w:p>
+            <w:pPr>
+              <w:spacing w:after="40" w:before="0"/>
+              <w:jc w:val="left"/>
+            </w:pPr>
+            <w:r>
+              <w:rPr>
+                <w:rFonts w:ascii="Arial" w:cs="Arial" w:eastAsia="Arial" w:hAnsi="Arial"/>
+                <w:b/>
+                <w:bCs/>
+                <w:i w:val="false"/>
+                <w:iCs w:val="false"/>
+                <w:color w:val="000000"/>
+                <w:sz w:val="18"/>
+                <w:szCs w:val="18"/>
+              </w:rPr>
+              <w:t xml:space="preserve">Model Building Phase</w:t>
             </w:r>
           </w:p>
           <w:p>
@@ -4510,7 +4510,7 @@
             <w:pPr>
               <w:spacing w:after="20" w:before="0"/>
             </w:pPr>
-            <w:hyperlink w:history="1" r:id="rId2uzkudtyiy4ztmmualee-">
+            <w:hyperlink w:history="1" r:id="rIdrxgzzinfokaq05wphzldd">
               <w:r>
                 <w:rPr>
                   <w:rFonts w:ascii="Arial" w:cs="Arial" w:eastAsia="Arial" w:hAnsi="Arial"/>
@@ -4543,7 +4543,7 @@
               <w:spacing w:after="10" w:before="0"/>
               <w:ind w:left="120"/>
             </w:pPr>
-            <w:hyperlink w:history="1" r:id="rIdwcxhw_3lycs85w1yyu93y">
+            <w:hyperlink w:history="1" r:id="rIdz7gshi_zmwzxxj77kc9ne">
               <w:r>
                 <w:rPr>
                   <w:rFonts w:ascii="Arial" w:cs="Arial" w:eastAsia="Arial" w:hAnsi="Arial"/>
@@ -4588,7 +4588,7 @@
             <w:pPr>
               <w:spacing w:after="20" w:before="0"/>
             </w:pPr>
-            <w:hyperlink w:history="1" r:id="rIdtwd4oy_s9juwfqozvl_im">
+            <w:hyperlink w:history="1" r:id="rIdd_x8hldbkzcc7jwpgvgln">
               <w:r>
                 <w:rPr>
                   <w:rFonts w:ascii="Arial" w:cs="Arial" w:eastAsia="Arial" w:hAnsi="Arial"/>
@@ -4621,7 +4621,7 @@
               <w:spacing w:after="10" w:before="0"/>
               <w:ind w:left="120"/>
             </w:pPr>
-            <w:hyperlink w:history="1" r:id="rIdumaf4ktkpbgutwtkim1bb">
+            <w:hyperlink w:history="1" r:id="rIdcjak9sbk-epfa2h4wf-fn">
               <w:r>
                 <w:rPr>
                   <w:rFonts w:ascii="Arial" w:cs="Arial" w:eastAsia="Arial" w:hAnsi="Arial"/>
@@ -6060,32 +6060,32 @@
         <w:tc>
           <w:tcPr>
             <w:tcW w:type="dxa" w:w="1520"/>
-            <w:shd w:fill="F2F2F2" w:color="auto" w:val="clear"/>
-            <w:tcMar>
-              <w:top w:type="dxa" w:w="60"/>
-              <w:left w:type="dxa" w:w="120"/>
-              <w:bottom w:type="dxa" w:w="60"/>
-              <w:right w:type="dxa" w:w="120"/>
-            </w:tcMar>
-            <w:vAlign w:val="top"/>
-          </w:tcPr>
-          <w:p>
-            <w:pPr>
-              <w:spacing w:after="40" w:before="0"/>
-              <w:jc w:val="left"/>
-            </w:pPr>
-            <w:r>
-              <w:rPr>
-                <w:rFonts w:ascii="Arial" w:cs="Arial" w:eastAsia="Arial" w:hAnsi="Arial"/>
-                <w:b/>
-                <w:bCs/>
-                <w:i w:val="false"/>
-                <w:iCs w:val="false"/>
-                <w:color w:val="000000"/>
-                <w:sz w:val="18"/>
-                <w:szCs w:val="18"/>
-              </w:rPr>
-              <w:t xml:space="preserve">1 — Predict Phase (15 minutes)</w:t>
+            <w:shd w:fill="EAD1F5" w:color="auto" w:val="clear"/>
+            <w:tcMar>
+              <w:top w:type="dxa" w:w="60"/>
+              <w:left w:type="dxa" w:w="120"/>
+              <w:bottom w:type="dxa" w:w="60"/>
+              <w:right w:type="dxa" w:w="120"/>
+            </w:tcMar>
+            <w:vAlign w:val="top"/>
+          </w:tcPr>
+          <w:p>
+            <w:pPr>
+              <w:spacing w:after="40" w:before="0"/>
+              <w:jc w:val="left"/>
+            </w:pPr>
+            <w:r>
+              <w:rPr>
+                <w:rFonts w:ascii="Arial" w:cs="Arial" w:eastAsia="Arial" w:hAnsi="Arial"/>
+                <w:b/>
+                <w:bCs/>
+                <w:i w:val="false"/>
+                <w:iCs w:val="false"/>
+                <w:color w:val="000000"/>
+                <w:sz w:val="18"/>
+                <w:szCs w:val="18"/>
+              </w:rPr>
+              <w:t xml:space="preserve">Predict Phase</w:t>
             </w:r>
           </w:p>
           <w:p>
@@ -6108,7 +6108,7 @@
             <w:pPr>
               <w:spacing w:after="20" w:before="0"/>
             </w:pPr>
-            <w:hyperlink w:history="1" r:id="rIdqkli-6mzho5x7mopwposf">
+            <w:hyperlink w:history="1" r:id="rIdzz1p8zhxjg7chojeer_n0">
               <w:r>
                 <w:rPr>
                   <w:rFonts w:ascii="Arial" w:cs="Arial" w:eastAsia="Arial" w:hAnsi="Arial"/>
@@ -6141,7 +6141,7 @@
               <w:spacing w:after="10" w:before="0"/>
               <w:ind w:left="120"/>
             </w:pPr>
-            <w:hyperlink w:history="1" r:id="rIdqlzfnxf2-eznyglqa4dbd">
+            <w:hyperlink w:history="1" r:id="rId4frzvgqx3e1fjq5z0f6pf">
               <w:r>
                 <w:rPr>
                   <w:rFonts w:ascii="Arial" w:cs="Arial" w:eastAsia="Arial" w:hAnsi="Arial"/>
@@ -6186,7 +6186,7 @@
             <w:pPr>
               <w:spacing w:after="20" w:before="0"/>
             </w:pPr>
-            <w:hyperlink w:history="1" r:id="rIdmljscd7ynp7xiuj1nzuy6">
+            <w:hyperlink w:history="1" r:id="rId4hqbxncpf6osw49fcbd0i">
               <w:r>
                 <w:rPr>
                   <w:rFonts w:ascii="Arial" w:cs="Arial" w:eastAsia="Arial" w:hAnsi="Arial"/>
@@ -6219,7 +6219,7 @@
               <w:spacing w:after="10" w:before="0"/>
               <w:ind w:left="120"/>
             </w:pPr>
-            <w:hyperlink w:history="1" r:id="rIdlwzao0d8ktwogaw_odplh">
+            <w:hyperlink w:history="1" r:id="rIdrwhe_wondag2ejz3m2jaf">
               <w:r>
                 <w:rPr>
                   <w:rFonts w:ascii="Arial" w:cs="Arial" w:eastAsia="Arial" w:hAnsi="Arial"/>
@@ -6366,32 +6366,32 @@
         <w:tc>
           <w:tcPr>
             <w:tcW w:type="dxa" w:w="1520"/>
-            <w:shd w:fill="F2F2F2" w:color="auto" w:val="clear"/>
-            <w:tcMar>
-              <w:top w:type="dxa" w:w="60"/>
-              <w:left w:type="dxa" w:w="120"/>
-              <w:bottom w:type="dxa" w:w="60"/>
-              <w:right w:type="dxa" w:w="120"/>
-            </w:tcMar>
-            <w:vAlign w:val="top"/>
-          </w:tcPr>
-          <w:p>
-            <w:pPr>
-              <w:spacing w:after="40" w:before="0"/>
-              <w:jc w:val="left"/>
-            </w:pPr>
-            <w:r>
-              <w:rPr>
-                <w:rFonts w:ascii="Arial" w:cs="Arial" w:eastAsia="Arial" w:hAnsi="Arial"/>
-                <w:b/>
-                <w:bCs/>
-                <w:i w:val="false"/>
-                <w:iCs w:val="false"/>
-                <w:color w:val="000000"/>
-                <w:sz w:val="18"/>
-                <w:szCs w:val="18"/>
-              </w:rPr>
-              <w:t xml:space="preserve">2 — Observe Phase (20 minutes)</w:t>
+            <w:shd w:fill="D9EEF1" w:color="auto" w:val="clear"/>
+            <w:tcMar>
+              <w:top w:type="dxa" w:w="60"/>
+              <w:left w:type="dxa" w:w="120"/>
+              <w:bottom w:type="dxa" w:w="60"/>
+              <w:right w:type="dxa" w:w="120"/>
+            </w:tcMar>
+            <w:vAlign w:val="top"/>
+          </w:tcPr>
+          <w:p>
+            <w:pPr>
+              <w:spacing w:after="40" w:before="0"/>
+              <w:jc w:val="left"/>
+            </w:pPr>
+            <w:r>
+              <w:rPr>
+                <w:rFonts w:ascii="Arial" w:cs="Arial" w:eastAsia="Arial" w:hAnsi="Arial"/>
+                <w:b/>
+                <w:bCs/>
+                <w:i w:val="false"/>
+                <w:iCs w:val="false"/>
+                <w:color w:val="000000"/>
+                <w:sz w:val="18"/>
+                <w:szCs w:val="18"/>
+              </w:rPr>
+              <w:t xml:space="preserve">Observe Phase</w:t>
             </w:r>
           </w:p>
           <w:p>
@@ -6414,7 +6414,7 @@
             <w:pPr>
               <w:spacing w:after="20" w:before="0"/>
             </w:pPr>
-            <w:hyperlink w:history="1" r:id="rIdi6mbmurxzkiar2lbud3pj">
+            <w:hyperlink w:history="1" r:id="rIdv-_9urkaah3zron3jmlga">
               <w:r>
                 <w:rPr>
                   <w:rFonts w:ascii="Arial" w:cs="Arial" w:eastAsia="Arial" w:hAnsi="Arial"/>
@@ -6447,7 +6447,7 @@
               <w:spacing w:after="10" w:before="0"/>
               <w:ind w:left="120"/>
             </w:pPr>
-            <w:hyperlink w:history="1" r:id="rIdy5j8upmtnedxpcbc19m33">
+            <w:hyperlink w:history="1" r:id="rIdd4r_mbkpy3dk9f2d8e7gd">
               <w:r>
                 <w:rPr>
                   <w:rFonts w:ascii="Arial" w:cs="Arial" w:eastAsia="Arial" w:hAnsi="Arial"/>
@@ -6492,7 +6492,7 @@
             <w:pPr>
               <w:spacing w:after="20" w:before="0"/>
             </w:pPr>
-            <w:hyperlink w:history="1" r:id="rIdkuzm_nt5r5uhksigz3azz">
+            <w:hyperlink w:history="1" r:id="rIdn_smmue73bqp68xu2wxsm">
               <w:r>
                 <w:rPr>
                   <w:rFonts w:ascii="Arial" w:cs="Arial" w:eastAsia="Arial" w:hAnsi="Arial"/>
@@ -6525,7 +6525,7 @@
               <w:spacing w:after="10" w:before="0"/>
               <w:ind w:left="120"/>
             </w:pPr>
-            <w:hyperlink w:history="1" r:id="rIdrd-eq1tou1fhouerq6cky">
+            <w:hyperlink w:history="1" r:id="rIdpvgrjxjfkazi7-b3dph1f">
               <w:r>
                 <w:rPr>
                   <w:rFonts w:ascii="Arial" w:cs="Arial" w:eastAsia="Arial" w:hAnsi="Arial"/>
@@ -6672,32 +6672,32 @@
         <w:tc>
           <w:tcPr>
             <w:tcW w:type="dxa" w:w="1520"/>
-            <w:shd w:fill="F2F2F2" w:color="auto" w:val="clear"/>
-            <w:tcMar>
-              <w:top w:type="dxa" w:w="60"/>
-              <w:left w:type="dxa" w:w="120"/>
-              <w:bottom w:type="dxa" w:w="60"/>
-              <w:right w:type="dxa" w:w="120"/>
-            </w:tcMar>
-            <w:vAlign w:val="top"/>
-          </w:tcPr>
-          <w:p>
-            <w:pPr>
-              <w:spacing w:after="40" w:before="0"/>
-              <w:jc w:val="left"/>
-            </w:pPr>
-            <w:r>
-              <w:rPr>
-                <w:rFonts w:ascii="Arial" w:cs="Arial" w:eastAsia="Arial" w:hAnsi="Arial"/>
-                <w:b/>
-                <w:bCs/>
-                <w:i w:val="false"/>
-                <w:iCs w:val="false"/>
-                <w:color w:val="000000"/>
-                <w:sz w:val="18"/>
-                <w:szCs w:val="18"/>
-              </w:rPr>
-              <w:t xml:space="preserve">3 — Explain Phase (20 minutes)</w:t>
+            <w:shd w:fill="E2EFDA" w:color="auto" w:val="clear"/>
+            <w:tcMar>
+              <w:top w:type="dxa" w:w="60"/>
+              <w:left w:type="dxa" w:w="120"/>
+              <w:bottom w:type="dxa" w:w="60"/>
+              <w:right w:type="dxa" w:w="120"/>
+            </w:tcMar>
+            <w:vAlign w:val="top"/>
+          </w:tcPr>
+          <w:p>
+            <w:pPr>
+              <w:spacing w:after="40" w:before="0"/>
+              <w:jc w:val="left"/>
+            </w:pPr>
+            <w:r>
+              <w:rPr>
+                <w:rFonts w:ascii="Arial" w:cs="Arial" w:eastAsia="Arial" w:hAnsi="Arial"/>
+                <w:b/>
+                <w:bCs/>
+                <w:i w:val="false"/>
+                <w:iCs w:val="false"/>
+                <w:color w:val="000000"/>
+                <w:sz w:val="18"/>
+                <w:szCs w:val="18"/>
+              </w:rPr>
+              <w:t xml:space="preserve">Explain Phase</w:t>
             </w:r>
           </w:p>
           <w:p>
@@ -6720,7 +6720,7 @@
             <w:pPr>
               <w:spacing w:after="20" w:before="0"/>
             </w:pPr>
-            <w:hyperlink w:history="1" r:id="rIdd3ogjucqce-wy_9i2zsqc">
+            <w:hyperlink w:history="1" r:id="rIds6a0feoivxbuwcf8mlmk6">
               <w:r>
                 <w:rPr>
                   <w:rFonts w:ascii="Arial" w:cs="Arial" w:eastAsia="Arial" w:hAnsi="Arial"/>
@@ -6753,7 +6753,7 @@
               <w:spacing w:after="10" w:before="0"/>
               <w:ind w:left="120"/>
             </w:pPr>
-            <w:hyperlink w:history="1" r:id="rIdemu69zliitrtxqqxhdnbp">
+            <w:hyperlink w:history="1" r:id="rId83z7eg3c7nqs8w_c6l6ma">
               <w:r>
                 <w:rPr>
                   <w:rFonts w:ascii="Arial" w:cs="Arial" w:eastAsia="Arial" w:hAnsi="Arial"/>
@@ -6798,7 +6798,7 @@
             <w:pPr>
               <w:spacing w:after="20" w:before="0"/>
             </w:pPr>
-            <w:hyperlink w:history="1" r:id="rIdcugvfyf0hivql4uoa2pur">
+            <w:hyperlink w:history="1" r:id="rIdsgyudxl-7w1uqgzwsmh_o">
               <w:r>
                 <w:rPr>
                   <w:rFonts w:ascii="Arial" w:cs="Arial" w:eastAsia="Arial" w:hAnsi="Arial"/>
@@ -6831,7 +6831,7 @@
               <w:spacing w:after="10" w:before="0"/>
               <w:ind w:left="120"/>
             </w:pPr>
-            <w:hyperlink w:history="1" r:id="rIdwcirk9x1ijyjt_y1f9sri">
+            <w:hyperlink w:history="1" r:id="rIdolvw754xolzyg_dkavx28">
               <w:r>
                 <w:rPr>
                   <w:rFonts w:ascii="Arial" w:cs="Arial" w:eastAsia="Arial" w:hAnsi="Arial"/>
@@ -6978,32 +6978,32 @@
         <w:tc>
           <w:tcPr>
             <w:tcW w:type="dxa" w:w="1520"/>
-            <w:shd w:fill="F2F2F2" w:color="auto" w:val="clear"/>
-            <w:tcMar>
-              <w:top w:type="dxa" w:w="60"/>
-              <w:left w:type="dxa" w:w="120"/>
-              <w:bottom w:type="dxa" w:w="60"/>
-              <w:right w:type="dxa" w:w="120"/>
-            </w:tcMar>
-            <w:vAlign w:val="top"/>
-          </w:tcPr>
-          <w:p>
-            <w:pPr>
-              <w:spacing w:after="40" w:before="0"/>
-              <w:jc w:val="left"/>
-            </w:pPr>
-            <w:r>
-              <w:rPr>
-                <w:rFonts w:ascii="Arial" w:cs="Arial" w:eastAsia="Arial" w:hAnsi="Arial"/>
-                <w:b/>
-                <w:bCs/>
-                <w:i w:val="false"/>
-                <w:iCs w:val="false"/>
-                <w:color w:val="000000"/>
-                <w:sz w:val="18"/>
-                <w:szCs w:val="18"/>
-              </w:rPr>
-              <w:t xml:space="preserve">4 — Driving Question Board (DQB) Creation (10 minutes)</w:t>
+            <w:shd w:fill="FCE4D6" w:color="auto" w:val="clear"/>
+            <w:tcMar>
+              <w:top w:type="dxa" w:w="60"/>
+              <w:left w:type="dxa" w:w="120"/>
+              <w:bottom w:type="dxa" w:w="60"/>
+              <w:right w:type="dxa" w:w="120"/>
+            </w:tcMar>
+            <w:vAlign w:val="top"/>
+          </w:tcPr>
+          <w:p>
+            <w:pPr>
+              <w:spacing w:after="40" w:before="0"/>
+              <w:jc w:val="left"/>
+            </w:pPr>
+            <w:r>
+              <w:rPr>
+                <w:rFonts w:ascii="Arial" w:cs="Arial" w:eastAsia="Arial" w:hAnsi="Arial"/>
+                <w:b/>
+                <w:bCs/>
+                <w:i w:val="false"/>
+                <w:iCs w:val="false"/>
+                <w:color w:val="000000"/>
+                <w:sz w:val="18"/>
+                <w:szCs w:val="18"/>
+              </w:rPr>
+              <w:t xml:space="preserve">Driving Question Board (DQB) Creation</w:t>
             </w:r>
           </w:p>
           <w:p>
@@ -7026,7 +7026,7 @@
             <w:pPr>
               <w:spacing w:after="20" w:before="0"/>
             </w:pPr>
-            <w:hyperlink w:history="1" r:id="rIdjjxy_qrofpdvmipky2hmd">
+            <w:hyperlink w:history="1" r:id="rId4hczpg9wjngo4z2otxzbc">
               <w:r>
                 <w:rPr>
                   <w:rFonts w:ascii="Arial" w:cs="Arial" w:eastAsia="Arial" w:hAnsi="Arial"/>
@@ -7059,7 +7059,7 @@
               <w:spacing w:after="10" w:before="0"/>
               <w:ind w:left="120"/>
             </w:pPr>
-            <w:hyperlink w:history="1" r:id="rIdlygfi_tlvg-1sdumeosfl">
+            <w:hyperlink w:history="1" r:id="rIdzffmki0-ct9mzbs9fqyhd">
               <w:r>
                 <w:rPr>
                   <w:rFonts w:ascii="Arial" w:cs="Arial" w:eastAsia="Arial" w:hAnsi="Arial"/>
@@ -7104,7 +7104,7 @@
             <w:pPr>
               <w:spacing w:after="20" w:before="0"/>
             </w:pPr>
-            <w:hyperlink w:history="1" r:id="rIdnbun309goc7ww6kbdz1nr">
+            <w:hyperlink w:history="1" r:id="rIdylqahsqoiwdbmcbbiqirt">
               <w:r>
                 <w:rPr>
                   <w:rFonts w:ascii="Arial" w:cs="Arial" w:eastAsia="Arial" w:hAnsi="Arial"/>
@@ -7137,7 +7137,7 @@
               <w:spacing w:after="10" w:before="0"/>
               <w:ind w:left="120"/>
             </w:pPr>
-            <w:hyperlink w:history="1" r:id="rIdvvpipvrouwjwtxx5phbpy">
+            <w:hyperlink w:history="1" r:id="rIdq2ut9_pjiun51u210oq6u">
               <w:r>
                 <w:rPr>
                   <w:rFonts w:ascii="Arial" w:cs="Arial" w:eastAsia="Arial" w:hAnsi="Arial"/>
@@ -7284,32 +7284,32 @@
         <w:tc>
           <w:tcPr>
             <w:tcW w:type="dxa" w:w="1520"/>
-            <w:shd w:fill="F2F2F2" w:color="auto" w:val="clear"/>
-            <w:tcMar>
-              <w:top w:type="dxa" w:w="60"/>
-              <w:left w:type="dxa" w:w="120"/>
-              <w:bottom w:type="dxa" w:w="60"/>
-              <w:right w:type="dxa" w:w="120"/>
-            </w:tcMar>
-            <w:vAlign w:val="top"/>
-          </w:tcPr>
-          <w:p>
-            <w:pPr>
-              <w:spacing w:after="40" w:before="0"/>
-              <w:jc w:val="left"/>
-            </w:pPr>
-            <w:r>
-              <w:rPr>
-                <w:rFonts w:ascii="Arial" w:cs="Arial" w:eastAsia="Arial" w:hAnsi="Arial"/>
-                <w:b/>
-                <w:bCs/>
-                <w:i w:val="false"/>
-                <w:iCs w:val="false"/>
-                <w:color w:val="000000"/>
-                <w:sz w:val="18"/>
-                <w:szCs w:val="18"/>
-              </w:rPr>
-              <w:t xml:space="preserve">5 — Model Building Phase (15 minutes)</w:t>
+            <w:shd w:fill="D5E8F0" w:color="auto" w:val="clear"/>
+            <w:tcMar>
+              <w:top w:type="dxa" w:w="60"/>
+              <w:left w:type="dxa" w:w="120"/>
+              <w:bottom w:type="dxa" w:w="60"/>
+              <w:right w:type="dxa" w:w="120"/>
+            </w:tcMar>
+            <w:vAlign w:val="top"/>
+          </w:tcPr>
+          <w:p>
+            <w:pPr>
+              <w:spacing w:after="40" w:before="0"/>
+              <w:jc w:val="left"/>
+            </w:pPr>
+            <w:r>
+              <w:rPr>
+                <w:rFonts w:ascii="Arial" w:cs="Arial" w:eastAsia="Arial" w:hAnsi="Arial"/>
+                <w:b/>
+                <w:bCs/>
+                <w:i w:val="false"/>
+                <w:iCs w:val="false"/>
+                <w:color w:val="000000"/>
+                <w:sz w:val="18"/>
+                <w:szCs w:val="18"/>
+              </w:rPr>
+              <w:t xml:space="preserve">Model Building Phase</w:t>
             </w:r>
           </w:p>
           <w:p>
@@ -7332,7 +7332,7 @@
             <w:pPr>
               <w:spacing w:after="20" w:before="0"/>
             </w:pPr>
-            <w:hyperlink w:history="1" r:id="rIdjh9geuovabroocb9wrpvn">
+            <w:hyperlink w:history="1" r:id="rIdnhfecmqzygijmklakxkpu">
               <w:r>
                 <w:rPr>
                   <w:rFonts w:ascii="Arial" w:cs="Arial" w:eastAsia="Arial" w:hAnsi="Arial"/>
@@ -7365,7 +7365,7 @@
               <w:spacing w:after="10" w:before="0"/>
               <w:ind w:left="120"/>
             </w:pPr>
-            <w:hyperlink w:history="1" r:id="rIdpl-1b0nvlcutl3pkhtrru">
+            <w:hyperlink w:history="1" r:id="rIdi-isy-a4l_-z24jpwgmbe">
               <w:r>
                 <w:rPr>
                   <w:rFonts w:ascii="Arial" w:cs="Arial" w:eastAsia="Arial" w:hAnsi="Arial"/>
@@ -7410,7 +7410,7 @@
             <w:pPr>
               <w:spacing w:after="20" w:before="0"/>
             </w:pPr>
-            <w:hyperlink w:history="1" r:id="rIdyouczvgdizp7evvqvygrf">
+            <w:hyperlink w:history="1" r:id="rIdbmwktgphfgajgbeed_p-v">
               <w:r>
                 <w:rPr>
                   <w:rFonts w:ascii="Arial" w:cs="Arial" w:eastAsia="Arial" w:hAnsi="Arial"/>
@@ -7443,7 +7443,7 @@
               <w:spacing w:after="10" w:before="0"/>
               <w:ind w:left="120"/>
             </w:pPr>
-            <w:hyperlink w:history="1" r:id="rIdnbdvrmpcgrlly6bebhqnw">
+            <w:hyperlink w:history="1" r:id="rIdbijlyt9iny2_yks-mplqx">
               <w:r>
                 <w:rPr>
                   <w:rFonts w:ascii="Arial" w:cs="Arial" w:eastAsia="Arial" w:hAnsi="Arial"/>
@@ -8882,32 +8882,32 @@
         <w:tc>
           <w:tcPr>
             <w:tcW w:type="dxa" w:w="1520"/>
-            <w:shd w:fill="F2F2F2" w:color="auto" w:val="clear"/>
-            <w:tcMar>
-              <w:top w:type="dxa" w:w="60"/>
-              <w:left w:type="dxa" w:w="120"/>
-              <w:bottom w:type="dxa" w:w="60"/>
-              <w:right w:type="dxa" w:w="120"/>
-            </w:tcMar>
-            <w:vAlign w:val="top"/>
-          </w:tcPr>
-          <w:p>
-            <w:pPr>
-              <w:spacing w:after="40" w:before="0"/>
-              <w:jc w:val="left"/>
-            </w:pPr>
-            <w:r>
-              <w:rPr>
-                <w:rFonts w:ascii="Arial" w:cs="Arial" w:eastAsia="Arial" w:hAnsi="Arial"/>
-                <w:b/>
-                <w:bCs/>
-                <w:i w:val="false"/>
-                <w:iCs w:val="false"/>
-                <w:color w:val="000000"/>
-                <w:sz w:val="18"/>
-                <w:szCs w:val="18"/>
-              </w:rPr>
-              <w:t xml:space="preserve">Phase 1 — Predict (approximately 12 minutes)</w:t>
+            <w:shd w:fill="EAD1F5" w:color="auto" w:val="clear"/>
+            <w:tcMar>
+              <w:top w:type="dxa" w:w="60"/>
+              <w:left w:type="dxa" w:w="120"/>
+              <w:bottom w:type="dxa" w:w="60"/>
+              <w:right w:type="dxa" w:w="120"/>
+            </w:tcMar>
+            <w:vAlign w:val="top"/>
+          </w:tcPr>
+          <w:p>
+            <w:pPr>
+              <w:spacing w:after="40" w:before="0"/>
+              <w:jc w:val="left"/>
+            </w:pPr>
+            <w:r>
+              <w:rPr>
+                <w:rFonts w:ascii="Arial" w:cs="Arial" w:eastAsia="Arial" w:hAnsi="Arial"/>
+                <w:b/>
+                <w:bCs/>
+                <w:i w:val="false"/>
+                <w:iCs w:val="false"/>
+                <w:color w:val="000000"/>
+                <w:sz w:val="18"/>
+                <w:szCs w:val="18"/>
+              </w:rPr>
+              <w:t xml:space="preserve">Predict Phase</w:t>
             </w:r>
           </w:p>
           <w:p>
@@ -8930,7 +8930,7 @@
             <w:pPr>
               <w:spacing w:after="20" w:before="0"/>
             </w:pPr>
-            <w:hyperlink w:history="1" r:id="rIdkt1v9uafi66hjb9j9jn3e">
+            <w:hyperlink w:history="1" r:id="rId_mol0qoi6fzljilzlluur">
               <w:r>
                 <w:rPr>
                   <w:rFonts w:ascii="Arial" w:cs="Arial" w:eastAsia="Arial" w:hAnsi="Arial"/>
@@ -8963,7 +8963,7 @@
               <w:spacing w:after="10" w:before="0"/>
               <w:ind w:left="120"/>
             </w:pPr>
-            <w:hyperlink w:history="1" r:id="rIdo02wcktiwovrzcjqhogy5">
+            <w:hyperlink w:history="1" r:id="rIdv0rzu1jheij3z_sm5dc0_">
               <w:r>
                 <w:rPr>
                   <w:rFonts w:ascii="Arial" w:cs="Arial" w:eastAsia="Arial" w:hAnsi="Arial"/>
@@ -9008,7 +9008,7 @@
             <w:pPr>
               <w:spacing w:after="20" w:before="0"/>
             </w:pPr>
-            <w:hyperlink w:history="1" r:id="rIde_patmdxbuqcardh2_lwg">
+            <w:hyperlink w:history="1" r:id="rIdsm87l9fsngjzz0sf3a-l1">
               <w:r>
                 <w:rPr>
                   <w:rFonts w:ascii="Arial" w:cs="Arial" w:eastAsia="Arial" w:hAnsi="Arial"/>
@@ -9041,7 +9041,7 @@
               <w:spacing w:after="10" w:before="0"/>
               <w:ind w:left="120"/>
             </w:pPr>
-            <w:hyperlink w:history="1" r:id="rIdo7kqckwlredv8m2uggkr3">
+            <w:hyperlink w:history="1" r:id="rIdxmdx1eiagmtgfwfiqbdus">
               <w:r>
                 <w:rPr>
                   <w:rFonts w:ascii="Arial" w:cs="Arial" w:eastAsia="Arial" w:hAnsi="Arial"/>
@@ -9188,32 +9188,32 @@
         <w:tc>
           <w:tcPr>
             <w:tcW w:type="dxa" w:w="1520"/>
-            <w:shd w:fill="F2F2F2" w:color="auto" w:val="clear"/>
-            <w:tcMar>
-              <w:top w:type="dxa" w:w="60"/>
-              <w:left w:type="dxa" w:w="120"/>
-              <w:bottom w:type="dxa" w:w="60"/>
-              <w:right w:type="dxa" w:w="120"/>
-            </w:tcMar>
-            <w:vAlign w:val="top"/>
-          </w:tcPr>
-          <w:p>
-            <w:pPr>
-              <w:spacing w:after="40" w:before="0"/>
-              <w:jc w:val="left"/>
-            </w:pPr>
-            <w:r>
-              <w:rPr>
-                <w:rFonts w:ascii="Arial" w:cs="Arial" w:eastAsia="Arial" w:hAnsi="Arial"/>
-                <w:b/>
-                <w:bCs/>
-                <w:i w:val="false"/>
-                <w:iCs w:val="false"/>
-                <w:color w:val="000000"/>
-                <w:sz w:val="18"/>
-                <w:szCs w:val="18"/>
-              </w:rPr>
-              <w:t xml:space="preserve">Phase 2 — Observe / Evidence Gathering (approximately 22 minutes)</w:t>
+            <w:shd w:fill="D9EEF1" w:color="auto" w:val="clear"/>
+            <w:tcMar>
+              <w:top w:type="dxa" w:w="60"/>
+              <w:left w:type="dxa" w:w="120"/>
+              <w:bottom w:type="dxa" w:w="60"/>
+              <w:right w:type="dxa" w:w="120"/>
+            </w:tcMar>
+            <w:vAlign w:val="top"/>
+          </w:tcPr>
+          <w:p>
+            <w:pPr>
+              <w:spacing w:after="40" w:before="0"/>
+              <w:jc w:val="left"/>
+            </w:pPr>
+            <w:r>
+              <w:rPr>
+                <w:rFonts w:ascii="Arial" w:cs="Arial" w:eastAsia="Arial" w:hAnsi="Arial"/>
+                <w:b/>
+                <w:bCs/>
+                <w:i w:val="false"/>
+                <w:iCs w:val="false"/>
+                <w:color w:val="000000"/>
+                <w:sz w:val="18"/>
+                <w:szCs w:val="18"/>
+              </w:rPr>
+              <w:t xml:space="preserve">Observe Phase</w:t>
             </w:r>
           </w:p>
           <w:p>
@@ -9236,7 +9236,7 @@
             <w:pPr>
               <w:spacing w:after="20" w:before="0"/>
             </w:pPr>
-            <w:hyperlink w:history="1" r:id="rIdd89buepwev0ffnqgi_xk4">
+            <w:hyperlink w:history="1" r:id="rIduxkwijq-nydxe7cjqpuar">
               <w:r>
                 <w:rPr>
                   <w:rFonts w:ascii="Arial" w:cs="Arial" w:eastAsia="Arial" w:hAnsi="Arial"/>
@@ -9269,7 +9269,7 @@
               <w:spacing w:after="10" w:before="0"/>
               <w:ind w:left="120"/>
             </w:pPr>
-            <w:hyperlink w:history="1" r:id="rIdlpvcyuzap7b0dwpjf1jrc">
+            <w:hyperlink w:history="1" r:id="rIdhxabej7l9d_66di4a0pyt">
               <w:r>
                 <w:rPr>
                   <w:rFonts w:ascii="Arial" w:cs="Arial" w:eastAsia="Arial" w:hAnsi="Arial"/>
@@ -9314,7 +9314,7 @@
             <w:pPr>
               <w:spacing w:after="20" w:before="0"/>
             </w:pPr>
-            <w:hyperlink w:history="1" r:id="rIdaphuhcf-qetau79dzimqx">
+            <w:hyperlink w:history="1" r:id="rIdhgfwnhnbus2m4wg0zt-vc">
               <w:r>
                 <w:rPr>
                   <w:rFonts w:ascii="Arial" w:cs="Arial" w:eastAsia="Arial" w:hAnsi="Arial"/>
@@ -9347,7 +9347,7 @@
               <w:spacing w:after="10" w:before="0"/>
               <w:ind w:left="120"/>
             </w:pPr>
-            <w:hyperlink w:history="1" r:id="rId0hoktt8cjnp7jinhgknt2">
+            <w:hyperlink w:history="1" r:id="rIdcjjrw8maaw-ic1b8ptwm0">
               <w:r>
                 <w:rPr>
                   <w:rFonts w:ascii="Arial" w:cs="Arial" w:eastAsia="Arial" w:hAnsi="Arial"/>
@@ -9722,32 +9722,32 @@
         <w:tc>
           <w:tcPr>
             <w:tcW w:type="dxa" w:w="1520"/>
-            <w:shd w:fill="F2F2F2" w:color="auto" w:val="clear"/>
-            <w:tcMar>
-              <w:top w:type="dxa" w:w="60"/>
-              <w:left w:type="dxa" w:w="120"/>
-              <w:bottom w:type="dxa" w:w="60"/>
-              <w:right w:type="dxa" w:w="120"/>
-            </w:tcMar>
-            <w:vAlign w:val="top"/>
-          </w:tcPr>
-          <w:p>
-            <w:pPr>
-              <w:spacing w:after="40" w:before="0"/>
-              <w:jc w:val="left"/>
-            </w:pPr>
-            <w:r>
-              <w:rPr>
-                <w:rFonts w:ascii="Arial" w:cs="Arial" w:eastAsia="Arial" w:hAnsi="Arial"/>
-                <w:b/>
-                <w:bCs/>
-                <w:i w:val="false"/>
-                <w:iCs w:val="false"/>
-                <w:color w:val="000000"/>
-                <w:sz w:val="18"/>
-                <w:szCs w:val="18"/>
-              </w:rPr>
-              <w:t xml:space="preserve">Phase 3 — Explain / Sensemaking (approximately 20 minutes)</w:t>
+            <w:shd w:fill="E2EFDA" w:color="auto" w:val="clear"/>
+            <w:tcMar>
+              <w:top w:type="dxa" w:w="60"/>
+              <w:left w:type="dxa" w:w="120"/>
+              <w:bottom w:type="dxa" w:w="60"/>
+              <w:right w:type="dxa" w:w="120"/>
+            </w:tcMar>
+            <w:vAlign w:val="top"/>
+          </w:tcPr>
+          <w:p>
+            <w:pPr>
+              <w:spacing w:after="40" w:before="0"/>
+              <w:jc w:val="left"/>
+            </w:pPr>
+            <w:r>
+              <w:rPr>
+                <w:rFonts w:ascii="Arial" w:cs="Arial" w:eastAsia="Arial" w:hAnsi="Arial"/>
+                <w:b/>
+                <w:bCs/>
+                <w:i w:val="false"/>
+                <w:iCs w:val="false"/>
+                <w:color w:val="000000"/>
+                <w:sz w:val="18"/>
+                <w:szCs w:val="18"/>
+              </w:rPr>
+              <w:t xml:space="preserve">Explain Phase</w:t>
             </w:r>
           </w:p>
           <w:p>
@@ -9770,7 +9770,7 @@
             <w:pPr>
               <w:spacing w:after="20" w:before="0"/>
             </w:pPr>
-            <w:hyperlink w:history="1" r:id="rIdfp-ivnzz28zlih6dpw4t_">
+            <w:hyperlink w:history="1" r:id="rId4ru2ks_m-dpnvpogbn3fv">
               <w:r>
                 <w:rPr>
                   <w:rFonts w:ascii="Arial" w:cs="Arial" w:eastAsia="Arial" w:hAnsi="Arial"/>
@@ -9803,7 +9803,7 @@
               <w:spacing w:after="10" w:before="0"/>
               <w:ind w:left="120"/>
             </w:pPr>
-            <w:hyperlink w:history="1" r:id="rIdkxirkbc-pqnrv9m_pwhvm">
+            <w:hyperlink w:history="1" r:id="rId8t8orddglbkhn85w9jf61">
               <w:r>
                 <w:rPr>
                   <w:rFonts w:ascii="Arial" w:cs="Arial" w:eastAsia="Arial" w:hAnsi="Arial"/>
@@ -9848,7 +9848,7 @@
             <w:pPr>
               <w:spacing w:after="20" w:before="0"/>
             </w:pPr>
-            <w:hyperlink w:history="1" r:id="rIdotqafymo1x-cdober-gjc">
+            <w:hyperlink w:history="1" r:id="rIdvkzquvemncn8olvdwpqkt">
               <w:r>
                 <w:rPr>
                   <w:rFonts w:ascii="Arial" w:cs="Arial" w:eastAsia="Arial" w:hAnsi="Arial"/>
@@ -9881,7 +9881,7 @@
               <w:spacing w:after="10" w:before="0"/>
               <w:ind w:left="120"/>
             </w:pPr>
-            <w:hyperlink w:history="1" r:id="rIdswq7vt2crfnb7nkrzmfzd">
+            <w:hyperlink w:history="1" r:id="rIdyg6ckqx1p55p35sjvnrga">
               <w:r>
                 <w:rPr>
                   <w:rFonts w:ascii="Arial" w:cs="Arial" w:eastAsia="Arial" w:hAnsi="Arial"/>
@@ -10180,32 +10180,32 @@
         <w:tc>
           <w:tcPr>
             <w:tcW w:type="dxa" w:w="1520"/>
-            <w:shd w:fill="F2F2F2" w:color="auto" w:val="clear"/>
-            <w:tcMar>
-              <w:top w:type="dxa" w:w="60"/>
-              <w:left w:type="dxa" w:w="120"/>
-              <w:bottom w:type="dxa" w:w="60"/>
-              <w:right w:type="dxa" w:w="120"/>
-            </w:tcMar>
-            <w:vAlign w:val="top"/>
-          </w:tcPr>
-          <w:p>
-            <w:pPr>
-              <w:spacing w:after="40" w:before="0"/>
-              <w:jc w:val="left"/>
-            </w:pPr>
-            <w:r>
-              <w:rPr>
-                <w:rFonts w:ascii="Arial" w:cs="Arial" w:eastAsia="Arial" w:hAnsi="Arial"/>
-                <w:b/>
-                <w:bCs/>
-                <w:i w:val="false"/>
-                <w:iCs w:val="false"/>
-                <w:color w:val="000000"/>
-                <w:sz w:val="18"/>
-                <w:szCs w:val="18"/>
-              </w:rPr>
-              <w:t xml:space="preserve">Phase 4 — Driving Question Board (DQB) Update (approximately 12 minutes)</w:t>
+            <w:shd w:fill="FCE4D6" w:color="auto" w:val="clear"/>
+            <w:tcMar>
+              <w:top w:type="dxa" w:w="60"/>
+              <w:left w:type="dxa" w:w="120"/>
+              <w:bottom w:type="dxa" w:w="60"/>
+              <w:right w:type="dxa" w:w="120"/>
+            </w:tcMar>
+            <w:vAlign w:val="top"/>
+          </w:tcPr>
+          <w:p>
+            <w:pPr>
+              <w:spacing w:after="40" w:before="0"/>
+              <w:jc w:val="left"/>
+            </w:pPr>
+            <w:r>
+              <w:rPr>
+                <w:rFonts w:ascii="Arial" w:cs="Arial" w:eastAsia="Arial" w:hAnsi="Arial"/>
+                <w:b/>
+                <w:bCs/>
+                <w:i w:val="false"/>
+                <w:iCs w:val="false"/>
+                <w:color w:val="000000"/>
+                <w:sz w:val="18"/>
+                <w:szCs w:val="18"/>
+              </w:rPr>
+              <w:t xml:space="preserve">Driving Question Board (DQB) Creation</w:t>
             </w:r>
           </w:p>
           <w:p>
@@ -10228,7 +10228,7 @@
             <w:pPr>
               <w:spacing w:after="20" w:before="0"/>
             </w:pPr>
-            <w:hyperlink w:history="1" r:id="rIda6tf5gtfonir1z4d4vdl0">
+            <w:hyperlink w:history="1" r:id="rIdl_dbmfohhvbb4bfnmecdc">
               <w:r>
                 <w:rPr>
                   <w:rFonts w:ascii="Arial" w:cs="Arial" w:eastAsia="Arial" w:hAnsi="Arial"/>
@@ -10261,7 +10261,7 @@
               <w:spacing w:after="10" w:before="0"/>
               <w:ind w:left="120"/>
             </w:pPr>
-            <w:hyperlink w:history="1" r:id="rIdfvpxwyvrocmnuymjt_vnh">
+            <w:hyperlink w:history="1" r:id="rId6xcpqxk9pb2-bwg5hazah">
               <w:r>
                 <w:rPr>
                   <w:rFonts w:ascii="Arial" w:cs="Arial" w:eastAsia="Arial" w:hAnsi="Arial"/>
@@ -10306,7 +10306,7 @@
             <w:pPr>
               <w:spacing w:after="20" w:before="0"/>
             </w:pPr>
-            <w:hyperlink w:history="1" r:id="rIdeimkf04rijokqjb9oesiy">
+            <w:hyperlink w:history="1" r:id="rIddt9dsache9ojukgi_tg-0">
               <w:r>
                 <w:rPr>
                   <w:rFonts w:ascii="Arial" w:cs="Arial" w:eastAsia="Arial" w:hAnsi="Arial"/>
@@ -10339,7 +10339,7 @@
               <w:spacing w:after="10" w:before="0"/>
               <w:ind w:left="120"/>
             </w:pPr>
-            <w:hyperlink w:history="1" r:id="rId3slkmujud31b1jwfe0j4v">
+            <w:hyperlink w:history="1" r:id="rId1wkzhspsh2ckfpjfe6-bc">
               <w:r>
                 <w:rPr>
                   <w:rFonts w:ascii="Arial" w:cs="Arial" w:eastAsia="Arial" w:hAnsi="Arial"/>
@@ -10486,32 +10486,32 @@
         <w:tc>
           <w:tcPr>
             <w:tcW w:type="dxa" w:w="1520"/>
-            <w:shd w:fill="F2F2F2" w:color="auto" w:val="clear"/>
-            <w:tcMar>
-              <w:top w:type="dxa" w:w="60"/>
-              <w:left w:type="dxa" w:w="120"/>
-              <w:bottom w:type="dxa" w:w="60"/>
-              <w:right w:type="dxa" w:w="120"/>
-            </w:tcMar>
-            <w:vAlign w:val="top"/>
-          </w:tcPr>
-          <w:p>
-            <w:pPr>
-              <w:spacing w:after="40" w:before="0"/>
-              <w:jc w:val="left"/>
-            </w:pPr>
-            <w:r>
-              <w:rPr>
-                <w:rFonts w:ascii="Arial" w:cs="Arial" w:eastAsia="Arial" w:hAnsi="Arial"/>
-                <w:b/>
-                <w:bCs/>
-                <w:i w:val="false"/>
-                <w:iCs w:val="false"/>
-                <w:color w:val="000000"/>
-                <w:sz w:val="18"/>
-                <w:szCs w:val="18"/>
-              </w:rPr>
-              <w:t xml:space="preserve">Phase 5 — Model Building (approximately 14 minutes)</w:t>
+            <w:shd w:fill="D5E8F0" w:color="auto" w:val="clear"/>
+            <w:tcMar>
+              <w:top w:type="dxa" w:w="60"/>
+              <w:left w:type="dxa" w:w="120"/>
+              <w:bottom w:type="dxa" w:w="60"/>
+              <w:right w:type="dxa" w:w="120"/>
+            </w:tcMar>
+            <w:vAlign w:val="top"/>
+          </w:tcPr>
+          <w:p>
+            <w:pPr>
+              <w:spacing w:after="40" w:before="0"/>
+              <w:jc w:val="left"/>
+            </w:pPr>
+            <w:r>
+              <w:rPr>
+                <w:rFonts w:ascii="Arial" w:cs="Arial" w:eastAsia="Arial" w:hAnsi="Arial"/>
+                <w:b/>
+                <w:bCs/>
+                <w:i w:val="false"/>
+                <w:iCs w:val="false"/>
+                <w:color w:val="000000"/>
+                <w:sz w:val="18"/>
+                <w:szCs w:val="18"/>
+              </w:rPr>
+              <w:t xml:space="preserve">Model Building Phase</w:t>
             </w:r>
           </w:p>
           <w:p>
@@ -10534,7 +10534,7 @@
             <w:pPr>
               <w:spacing w:after="20" w:before="0"/>
             </w:pPr>
-            <w:hyperlink w:history="1" r:id="rIdxaqbo5gvpfhrn9ftqtse5">
+            <w:hyperlink w:history="1" r:id="rIdiowoqroz9xv2r0plx5lzv">
               <w:r>
                 <w:rPr>
                   <w:rFonts w:ascii="Arial" w:cs="Arial" w:eastAsia="Arial" w:hAnsi="Arial"/>
@@ -10567,7 +10567,7 @@
               <w:spacing w:after="10" w:before="0"/>
               <w:ind w:left="120"/>
             </w:pPr>
-            <w:hyperlink w:history="1" r:id="rIdy2ylfkxn8e5mfbebm2nfy">
+            <w:hyperlink w:history="1" r:id="rId_z2fbxdw8uch0hmrbolip">
               <w:r>
                 <w:rPr>
                   <w:rFonts w:ascii="Arial" w:cs="Arial" w:eastAsia="Arial" w:hAnsi="Arial"/>
@@ -10612,7 +10612,7 @@
             <w:pPr>
               <w:spacing w:after="20" w:before="0"/>
             </w:pPr>
-            <w:hyperlink w:history="1" r:id="rId7rx72kwwx33rvxjv1fd1i">
+            <w:hyperlink w:history="1" r:id="rIdtngaagebiz7bovl3r6gh5">
               <w:r>
                 <w:rPr>
                   <w:rFonts w:ascii="Arial" w:cs="Arial" w:eastAsia="Arial" w:hAnsi="Arial"/>
@@ -10645,7 +10645,7 @@
               <w:spacing w:after="10" w:before="0"/>
               <w:ind w:left="120"/>
             </w:pPr>
-            <w:hyperlink w:history="1" r:id="rIdaiqoo30vbhlqjnr8gztd-">
+            <w:hyperlink w:history="1" r:id="rIdmkenryklddxbswwcnks1y">
               <w:r>
                 <w:rPr>
                   <w:rFonts w:ascii="Arial" w:cs="Arial" w:eastAsia="Arial" w:hAnsi="Arial"/>
@@ -12084,32 +12084,32 @@
         <w:tc>
           <w:tcPr>
             <w:tcW w:type="dxa" w:w="1520"/>
-            <w:shd w:fill="F2F2F2" w:color="auto" w:val="clear"/>
-            <w:tcMar>
-              <w:top w:type="dxa" w:w="60"/>
-              <w:left w:type="dxa" w:w="120"/>
-              <w:bottom w:type="dxa" w:w="60"/>
-              <w:right w:type="dxa" w:w="120"/>
-            </w:tcMar>
-            <w:vAlign w:val="top"/>
-          </w:tcPr>
-          <w:p>
-            <w:pPr>
-              <w:spacing w:after="40" w:before="0"/>
-              <w:jc w:val="left"/>
-            </w:pPr>
-            <w:r>
-              <w:rPr>
-                <w:rFonts w:ascii="Arial" w:cs="Arial" w:eastAsia="Arial" w:hAnsi="Arial"/>
-                <w:b/>
-                <w:bCs/>
-                <w:i w:val="false"/>
-                <w:iCs w:val="false"/>
-                <w:color w:val="000000"/>
-                <w:sz w:val="18"/>
-                <w:szCs w:val="18"/>
-              </w:rPr>
-              <w:t xml:space="preserve">Phase 1 — Predict</w:t>
+            <w:shd w:fill="EAD1F5" w:color="auto" w:val="clear"/>
+            <w:tcMar>
+              <w:top w:type="dxa" w:w="60"/>
+              <w:left w:type="dxa" w:w="120"/>
+              <w:bottom w:type="dxa" w:w="60"/>
+              <w:right w:type="dxa" w:w="120"/>
+            </w:tcMar>
+            <w:vAlign w:val="top"/>
+          </w:tcPr>
+          <w:p>
+            <w:pPr>
+              <w:spacing w:after="40" w:before="0"/>
+              <w:jc w:val="left"/>
+            </w:pPr>
+            <w:r>
+              <w:rPr>
+                <w:rFonts w:ascii="Arial" w:cs="Arial" w:eastAsia="Arial" w:hAnsi="Arial"/>
+                <w:b/>
+                <w:bCs/>
+                <w:i w:val="false"/>
+                <w:iCs w:val="false"/>
+                <w:color w:val="000000"/>
+                <w:sz w:val="18"/>
+                <w:szCs w:val="18"/>
+              </w:rPr>
+              <w:t xml:space="preserve">Predict Phase</w:t>
             </w:r>
           </w:p>
           <w:p>
@@ -12132,7 +12132,7 @@
             <w:pPr>
               <w:spacing w:after="20" w:before="0"/>
             </w:pPr>
-            <w:hyperlink w:history="1" r:id="rIdimfuvlvxu7cihs4qudx2w">
+            <w:hyperlink w:history="1" r:id="rIdtyixwv3rscpwmbgktoaqp">
               <w:r>
                 <w:rPr>
                   <w:rFonts w:ascii="Arial" w:cs="Arial" w:eastAsia="Arial" w:hAnsi="Arial"/>
@@ -12165,7 +12165,7 @@
               <w:spacing w:after="10" w:before="0"/>
               <w:ind w:left="120"/>
             </w:pPr>
-            <w:hyperlink w:history="1" r:id="rIdacqjb3m1pd9yhpiif2vv9">
+            <w:hyperlink w:history="1" r:id="rIdgabyqioyqnetrfjwj18kc">
               <w:r>
                 <w:rPr>
                   <w:rFonts w:ascii="Arial" w:cs="Arial" w:eastAsia="Arial" w:hAnsi="Arial"/>
@@ -12210,7 +12210,7 @@
             <w:pPr>
               <w:spacing w:after="20" w:before="0"/>
             </w:pPr>
-            <w:hyperlink w:history="1" r:id="rIdv29ylncdyqqug5riaqlv0">
+            <w:hyperlink w:history="1" r:id="rIdlesyzm11f746kghrtaswe">
               <w:r>
                 <w:rPr>
                   <w:rFonts w:ascii="Arial" w:cs="Arial" w:eastAsia="Arial" w:hAnsi="Arial"/>
@@ -12243,7 +12243,7 @@
               <w:spacing w:after="10" w:before="0"/>
               <w:ind w:left="120"/>
             </w:pPr>
-            <w:hyperlink w:history="1" r:id="rId_nsley4_q77mefguix0oh">
+            <w:hyperlink w:history="1" r:id="rIdchttvqqxapdpcqo7yygm2">
               <w:r>
                 <w:rPr>
                   <w:rFonts w:ascii="Arial" w:cs="Arial" w:eastAsia="Arial" w:hAnsi="Arial"/>
@@ -12390,32 +12390,32 @@
         <w:tc>
           <w:tcPr>
             <w:tcW w:type="dxa" w:w="1520"/>
-            <w:shd w:fill="F2F2F2" w:color="auto" w:val="clear"/>
-            <w:tcMar>
-              <w:top w:type="dxa" w:w="60"/>
-              <w:left w:type="dxa" w:w="120"/>
-              <w:bottom w:type="dxa" w:w="60"/>
-              <w:right w:type="dxa" w:w="120"/>
-            </w:tcMar>
-            <w:vAlign w:val="top"/>
-          </w:tcPr>
-          <w:p>
-            <w:pPr>
-              <w:spacing w:after="40" w:before="0"/>
-              <w:jc w:val="left"/>
-            </w:pPr>
-            <w:r>
-              <w:rPr>
-                <w:rFonts w:ascii="Arial" w:cs="Arial" w:eastAsia="Arial" w:hAnsi="Arial"/>
-                <w:b/>
-                <w:bCs/>
-                <w:i w:val="false"/>
-                <w:iCs w:val="false"/>
-                <w:color w:val="000000"/>
-                <w:sz w:val="18"/>
-                <w:szCs w:val="18"/>
-              </w:rPr>
-              <w:t xml:space="preserve">Phase 2 — Observe</w:t>
+            <w:shd w:fill="D9EEF1" w:color="auto" w:val="clear"/>
+            <w:tcMar>
+              <w:top w:type="dxa" w:w="60"/>
+              <w:left w:type="dxa" w:w="120"/>
+              <w:bottom w:type="dxa" w:w="60"/>
+              <w:right w:type="dxa" w:w="120"/>
+            </w:tcMar>
+            <w:vAlign w:val="top"/>
+          </w:tcPr>
+          <w:p>
+            <w:pPr>
+              <w:spacing w:after="40" w:before="0"/>
+              <w:jc w:val="left"/>
+            </w:pPr>
+            <w:r>
+              <w:rPr>
+                <w:rFonts w:ascii="Arial" w:cs="Arial" w:eastAsia="Arial" w:hAnsi="Arial"/>
+                <w:b/>
+                <w:bCs/>
+                <w:i w:val="false"/>
+                <w:iCs w:val="false"/>
+                <w:color w:val="000000"/>
+                <w:sz w:val="18"/>
+                <w:szCs w:val="18"/>
+              </w:rPr>
+              <w:t xml:space="preserve">Observe Phase</w:t>
             </w:r>
           </w:p>
           <w:p>
@@ -12438,7 +12438,7 @@
             <w:pPr>
               <w:spacing w:after="20" w:before="0"/>
             </w:pPr>
-            <w:hyperlink w:history="1" r:id="rIduexqhk2mvoksd8mqgos6v">
+            <w:hyperlink w:history="1" r:id="rIddbd-bxx87xuzm4ya5f8hm">
               <w:r>
                 <w:rPr>
                   <w:rFonts w:ascii="Arial" w:cs="Arial" w:eastAsia="Arial" w:hAnsi="Arial"/>
@@ -12471,7 +12471,7 @@
               <w:spacing w:after="10" w:before="0"/>
               <w:ind w:left="120"/>
             </w:pPr>
-            <w:hyperlink w:history="1" r:id="rIdz7agxb529bp-bnvgggfun">
+            <w:hyperlink w:history="1" r:id="rIdogqfnc3kmqpwukmdk5z8g">
               <w:r>
                 <w:rPr>
                   <w:rFonts w:ascii="Arial" w:cs="Arial" w:eastAsia="Arial" w:hAnsi="Arial"/>
@@ -12516,7 +12516,7 @@
             <w:pPr>
               <w:spacing w:after="20" w:before="0"/>
             </w:pPr>
-            <w:hyperlink w:history="1" r:id="rIdaow-b2ytt32uogm9qc_wr">
+            <w:hyperlink w:history="1" r:id="rIdbv9oq2txaq076lpvtbiwt">
               <w:r>
                 <w:rPr>
                   <w:rFonts w:ascii="Arial" w:cs="Arial" w:eastAsia="Arial" w:hAnsi="Arial"/>
@@ -12549,7 +12549,7 @@
               <w:spacing w:after="10" w:before="0"/>
               <w:ind w:left="120"/>
             </w:pPr>
-            <w:hyperlink w:history="1" r:id="rIdflcywzvqdagkkk0kgktf9">
+            <w:hyperlink w:history="1" r:id="rIdaen3c7mlvfwatxytq5ktn">
               <w:r>
                 <w:rPr>
                   <w:rFonts w:ascii="Arial" w:cs="Arial" w:eastAsia="Arial" w:hAnsi="Arial"/>
@@ -12696,32 +12696,32 @@
         <w:tc>
           <w:tcPr>
             <w:tcW w:type="dxa" w:w="1520"/>
-            <w:shd w:fill="F2F2F2" w:color="auto" w:val="clear"/>
-            <w:tcMar>
-              <w:top w:type="dxa" w:w="60"/>
-              <w:left w:type="dxa" w:w="120"/>
-              <w:bottom w:type="dxa" w:w="60"/>
-              <w:right w:type="dxa" w:w="120"/>
-            </w:tcMar>
-            <w:vAlign w:val="top"/>
-          </w:tcPr>
-          <w:p>
-            <w:pPr>
-              <w:spacing w:after="40" w:before="0"/>
-              <w:jc w:val="left"/>
-            </w:pPr>
-            <w:r>
-              <w:rPr>
-                <w:rFonts w:ascii="Arial" w:cs="Arial" w:eastAsia="Arial" w:hAnsi="Arial"/>
-                <w:b/>
-                <w:bCs/>
-                <w:i w:val="false"/>
-                <w:iCs w:val="false"/>
-                <w:color w:val="000000"/>
-                <w:sz w:val="18"/>
-                <w:szCs w:val="18"/>
-              </w:rPr>
-              <w:t xml:space="preserve">Phase 3 — Explain</w:t>
+            <w:shd w:fill="E2EFDA" w:color="auto" w:val="clear"/>
+            <w:tcMar>
+              <w:top w:type="dxa" w:w="60"/>
+              <w:left w:type="dxa" w:w="120"/>
+              <w:bottom w:type="dxa" w:w="60"/>
+              <w:right w:type="dxa" w:w="120"/>
+            </w:tcMar>
+            <w:vAlign w:val="top"/>
+          </w:tcPr>
+          <w:p>
+            <w:pPr>
+              <w:spacing w:after="40" w:before="0"/>
+              <w:jc w:val="left"/>
+            </w:pPr>
+            <w:r>
+              <w:rPr>
+                <w:rFonts w:ascii="Arial" w:cs="Arial" w:eastAsia="Arial" w:hAnsi="Arial"/>
+                <w:b/>
+                <w:bCs/>
+                <w:i w:val="false"/>
+                <w:iCs w:val="false"/>
+                <w:color w:val="000000"/>
+                <w:sz w:val="18"/>
+                <w:szCs w:val="18"/>
+              </w:rPr>
+              <w:t xml:space="preserve">Explain Phase</w:t>
             </w:r>
           </w:p>
           <w:p>
@@ -12744,7 +12744,7 @@
             <w:pPr>
               <w:spacing w:after="20" w:before="0"/>
             </w:pPr>
-            <w:hyperlink w:history="1" r:id="rIdgwklvtphxojumsbg-cszc">
+            <w:hyperlink w:history="1" r:id="rIdw4luv6otcyrcb476fo-fh">
               <w:r>
                 <w:rPr>
                   <w:rFonts w:ascii="Arial" w:cs="Arial" w:eastAsia="Arial" w:hAnsi="Arial"/>
@@ -12777,7 +12777,7 @@
               <w:spacing w:after="10" w:before="0"/>
               <w:ind w:left="120"/>
             </w:pPr>
-            <w:hyperlink w:history="1" r:id="rIdypoqhodd0slklk6tm7i_p">
+            <w:hyperlink w:history="1" r:id="rIdjww95m0nhsad1fblvpdto">
               <w:r>
                 <w:rPr>
                   <w:rFonts w:ascii="Arial" w:cs="Arial" w:eastAsia="Arial" w:hAnsi="Arial"/>
@@ -12822,7 +12822,7 @@
             <w:pPr>
               <w:spacing w:after="20" w:before="0"/>
             </w:pPr>
-            <w:hyperlink w:history="1" r:id="rIdbjqe6lss2ylrrqmdlasiu">
+            <w:hyperlink w:history="1" r:id="rIdivny77icaqtnfw4zgi3sl">
               <w:r>
                 <w:rPr>
                   <w:rFonts w:ascii="Arial" w:cs="Arial" w:eastAsia="Arial" w:hAnsi="Arial"/>
@@ -12855,7 +12855,7 @@
               <w:spacing w:after="10" w:before="0"/>
               <w:ind w:left="120"/>
             </w:pPr>
-            <w:hyperlink w:history="1" r:id="rIdgdtd8u4xmcctxd9w7sus-">
+            <w:hyperlink w:history="1" r:id="rIdnqygxswbuiazglclayuci">
               <w:r>
                 <w:rPr>
                   <w:rFonts w:ascii="Arial" w:cs="Arial" w:eastAsia="Arial" w:hAnsi="Arial"/>
@@ -13002,32 +13002,32 @@
         <w:tc>
           <w:tcPr>
             <w:tcW w:type="dxa" w:w="1520"/>
-            <w:shd w:fill="F2F2F2" w:color="auto" w:val="clear"/>
-            <w:tcMar>
-              <w:top w:type="dxa" w:w="60"/>
-              <w:left w:type="dxa" w:w="120"/>
-              <w:bottom w:type="dxa" w:w="60"/>
-              <w:right w:type="dxa" w:w="120"/>
-            </w:tcMar>
-            <w:vAlign w:val="top"/>
-          </w:tcPr>
-          <w:p>
-            <w:pPr>
-              <w:spacing w:after="40" w:before="0"/>
-              <w:jc w:val="left"/>
-            </w:pPr>
-            <w:r>
-              <w:rPr>
-                <w:rFonts w:ascii="Arial" w:cs="Arial" w:eastAsia="Arial" w:hAnsi="Arial"/>
-                <w:b/>
-                <w:bCs/>
-                <w:i w:val="false"/>
-                <w:iCs w:val="false"/>
-                <w:color w:val="000000"/>
-                <w:sz w:val="18"/>
-                <w:szCs w:val="18"/>
-              </w:rPr>
-              <w:t xml:space="preserve">Phase 4 — Driving Question Board (DQB) Update</w:t>
+            <w:shd w:fill="FCE4D6" w:color="auto" w:val="clear"/>
+            <w:tcMar>
+              <w:top w:type="dxa" w:w="60"/>
+              <w:left w:type="dxa" w:w="120"/>
+              <w:bottom w:type="dxa" w:w="60"/>
+              <w:right w:type="dxa" w:w="120"/>
+            </w:tcMar>
+            <w:vAlign w:val="top"/>
+          </w:tcPr>
+          <w:p>
+            <w:pPr>
+              <w:spacing w:after="40" w:before="0"/>
+              <w:jc w:val="left"/>
+            </w:pPr>
+            <w:r>
+              <w:rPr>
+                <w:rFonts w:ascii="Arial" w:cs="Arial" w:eastAsia="Arial" w:hAnsi="Arial"/>
+                <w:b/>
+                <w:bCs/>
+                <w:i w:val="false"/>
+                <w:iCs w:val="false"/>
+                <w:color w:val="000000"/>
+                <w:sz w:val="18"/>
+                <w:szCs w:val="18"/>
+              </w:rPr>
+              <w:t xml:space="preserve">Driving Question Board (DQB) Creation</w:t>
             </w:r>
           </w:p>
           <w:p>
@@ -13050,7 +13050,7 @@
             <w:pPr>
               <w:spacing w:after="20" w:before="0"/>
             </w:pPr>
-            <w:hyperlink w:history="1" r:id="rId6l2eygujqvjsu48ggn-c9">
+            <w:hyperlink w:history="1" r:id="rIdj16f9g7vhm-znupwjq4wc">
               <w:r>
                 <w:rPr>
                   <w:rFonts w:ascii="Arial" w:cs="Arial" w:eastAsia="Arial" w:hAnsi="Arial"/>
@@ -13083,7 +13083,7 @@
               <w:spacing w:after="10" w:before="0"/>
               <w:ind w:left="120"/>
             </w:pPr>
-            <w:hyperlink w:history="1" r:id="rIdbkdxr97vstp-yd1t1jxxm">
+            <w:hyperlink w:history="1" r:id="rIdjbytwalpzxgg14-btn7tp">
               <w:r>
                 <w:rPr>
                   <w:rFonts w:ascii="Arial" w:cs="Arial" w:eastAsia="Arial" w:hAnsi="Arial"/>
@@ -13128,7 +13128,7 @@
             <w:pPr>
               <w:spacing w:after="20" w:before="0"/>
             </w:pPr>
-            <w:hyperlink w:history="1" r:id="rId1fbh9ol8_2g2gskktcwe8">
+            <w:hyperlink w:history="1" r:id="rIdpzyt7ntkt3sj4mwq-qnkm">
               <w:r>
                 <w:rPr>
                   <w:rFonts w:ascii="Arial" w:cs="Arial" w:eastAsia="Arial" w:hAnsi="Arial"/>
@@ -13161,7 +13161,7 @@
               <w:spacing w:after="10" w:before="0"/>
               <w:ind w:left="120"/>
             </w:pPr>
-            <w:hyperlink w:history="1" r:id="rId1zlxmgjjrgvvnnm8iw6ha">
+            <w:hyperlink w:history="1" r:id="rIdhn1goucapbat1vwz707o1">
               <w:r>
                 <w:rPr>
                   <w:rFonts w:ascii="Arial" w:cs="Arial" w:eastAsia="Arial" w:hAnsi="Arial"/>
@@ -13308,32 +13308,32 @@
         <w:tc>
           <w:tcPr>
             <w:tcW w:type="dxa" w:w="1520"/>
-            <w:shd w:fill="F2F2F2" w:color="auto" w:val="clear"/>
-            <w:tcMar>
-              <w:top w:type="dxa" w:w="60"/>
-              <w:left w:type="dxa" w:w="120"/>
-              <w:bottom w:type="dxa" w:w="60"/>
-              <w:right w:type="dxa" w:w="120"/>
-            </w:tcMar>
-            <w:vAlign w:val="top"/>
-          </w:tcPr>
-          <w:p>
-            <w:pPr>
-              <w:spacing w:after="40" w:before="0"/>
-              <w:jc w:val="left"/>
-            </w:pPr>
-            <w:r>
-              <w:rPr>
-                <w:rFonts w:ascii="Arial" w:cs="Arial" w:eastAsia="Arial" w:hAnsi="Arial"/>
-                <w:b/>
-                <w:bCs/>
-                <w:i w:val="false"/>
-                <w:iCs w:val="false"/>
-                <w:color w:val="000000"/>
-                <w:sz w:val="18"/>
-                <w:szCs w:val="18"/>
-              </w:rPr>
-              <w:t xml:space="preserve">Phase 5 — Model Building</w:t>
+            <w:shd w:fill="D5E8F0" w:color="auto" w:val="clear"/>
+            <w:tcMar>
+              <w:top w:type="dxa" w:w="60"/>
+              <w:left w:type="dxa" w:w="120"/>
+              <w:bottom w:type="dxa" w:w="60"/>
+              <w:right w:type="dxa" w:w="120"/>
+            </w:tcMar>
+            <w:vAlign w:val="top"/>
+          </w:tcPr>
+          <w:p>
+            <w:pPr>
+              <w:spacing w:after="40" w:before="0"/>
+              <w:jc w:val="left"/>
+            </w:pPr>
+            <w:r>
+              <w:rPr>
+                <w:rFonts w:ascii="Arial" w:cs="Arial" w:eastAsia="Arial" w:hAnsi="Arial"/>
+                <w:b/>
+                <w:bCs/>
+                <w:i w:val="false"/>
+                <w:iCs w:val="false"/>
+                <w:color w:val="000000"/>
+                <w:sz w:val="18"/>
+                <w:szCs w:val="18"/>
+              </w:rPr>
+              <w:t xml:space="preserve">Model Building Phase</w:t>
             </w:r>
           </w:p>
           <w:p>
@@ -13356,7 +13356,7 @@
             <w:pPr>
               <w:spacing w:after="20" w:before="0"/>
             </w:pPr>
-            <w:hyperlink w:history="1" r:id="rId5eaygyhp3xy173g2u8nxj">
+            <w:hyperlink w:history="1" r:id="rIdwztqnxqqzxirxhao5iopu">
               <w:r>
                 <w:rPr>
                   <w:rFonts w:ascii="Arial" w:cs="Arial" w:eastAsia="Arial" w:hAnsi="Arial"/>
@@ -13389,7 +13389,7 @@
               <w:spacing w:after="10" w:before="0"/>
               <w:ind w:left="120"/>
             </w:pPr>
-            <w:hyperlink w:history="1" r:id="rIdpo9u_kvw0qttwkll6p8rd">
+            <w:hyperlink w:history="1" r:id="rId0qkxmhuhhw7pricol2jmd">
               <w:r>
                 <w:rPr>
                   <w:rFonts w:ascii="Arial" w:cs="Arial" w:eastAsia="Arial" w:hAnsi="Arial"/>
@@ -13434,7 +13434,7 @@
             <w:pPr>
               <w:spacing w:after="20" w:before="0"/>
             </w:pPr>
-            <w:hyperlink w:history="1" r:id="rId2l6exbv6xfxm9_xf5m7jm">
+            <w:hyperlink w:history="1" r:id="rIdy2-pux_dxu380xjruc_ia">
               <w:r>
                 <w:rPr>
                   <w:rFonts w:ascii="Arial" w:cs="Arial" w:eastAsia="Arial" w:hAnsi="Arial"/>
@@ -13467,7 +13467,7 @@
               <w:spacing w:after="10" w:before="0"/>
               <w:ind w:left="120"/>
             </w:pPr>
-            <w:hyperlink w:history="1" r:id="rIdpwntmonxxfjhwgupdtvgy">
+            <w:hyperlink w:history="1" r:id="rId_ol7fdb6-cbr4onyfjet6">
               <w:r>
                 <w:rPr>
                   <w:rFonts w:ascii="Arial" w:cs="Arial" w:eastAsia="Arial" w:hAnsi="Arial"/>
@@ -15268,7 +15268,7 @@
             <w:pPr>
               <w:spacing w:after="20" w:before="0"/>
             </w:pPr>
-            <w:hyperlink w:history="1" r:id="rIdo682_dx9jiafb78excagf">
+            <w:hyperlink w:history="1" r:id="rIdwydo1flenfuopwtdevtrz">
               <w:r>
                 <w:rPr>
                   <w:rFonts w:ascii="Arial" w:cs="Arial" w:eastAsia="Arial" w:hAnsi="Arial"/>
@@ -15301,7 +15301,7 @@
               <w:spacing w:after="10" w:before="0"/>
               <w:ind w:left="120"/>
             </w:pPr>
-            <w:hyperlink w:history="1" r:id="rIddmvycpecqpqyvmy7qzi7h">
+            <w:hyperlink w:history="1" r:id="rId6klxifjs538648k405dgo">
               <w:r>
                 <w:rPr>
                   <w:rFonts w:ascii="Arial" w:cs="Arial" w:eastAsia="Arial" w:hAnsi="Arial"/>
@@ -15346,7 +15346,7 @@
             <w:pPr>
               <w:spacing w:after="20" w:before="0"/>
             </w:pPr>
-            <w:hyperlink w:history="1" r:id="rIdravbxpprjkoylnc3n_7wr">
+            <w:hyperlink w:history="1" r:id="rIdk6gjzigitpfjstuvnihzp">
               <w:r>
                 <w:rPr>
                   <w:rFonts w:ascii="Arial" w:cs="Arial" w:eastAsia="Arial" w:hAnsi="Arial"/>
@@ -15379,7 +15379,7 @@
               <w:spacing w:after="10" w:before="0"/>
               <w:ind w:left="120"/>
             </w:pPr>
-            <w:hyperlink w:history="1" r:id="rId_jkviia3ckpiz7wxovxem">
+            <w:hyperlink w:history="1" r:id="rIdxwa6sapizlfeipzpvzdgd">
               <w:r>
                 <w:rPr>
                   <w:rFonts w:ascii="Arial" w:cs="Arial" w:eastAsia="Arial" w:hAnsi="Arial"/>
@@ -15574,7 +15574,7 @@
             <w:pPr>
               <w:spacing w:after="20" w:before="0"/>
             </w:pPr>
-            <w:hyperlink w:history="1" r:id="rIde5fla7rjhvbeq1bchx3us">
+            <w:hyperlink w:history="1" r:id="rIdi5brwlnjmhxv1_6v_x-hs">
               <w:r>
                 <w:rPr>
                   <w:rFonts w:ascii="Arial" w:cs="Arial" w:eastAsia="Arial" w:hAnsi="Arial"/>
@@ -15607,7 +15607,7 @@
               <w:spacing w:after="10" w:before="0"/>
               <w:ind w:left="120"/>
             </w:pPr>
-            <w:hyperlink w:history="1" r:id="rIdsyng-qra94lpv8d7d9ong">
+            <w:hyperlink w:history="1" r:id="rIdmaigjbikhsqz43hixxxzv">
               <w:r>
                 <w:rPr>
                   <w:rFonts w:ascii="Arial" w:cs="Arial" w:eastAsia="Arial" w:hAnsi="Arial"/>
@@ -15652,7 +15652,7 @@
             <w:pPr>
               <w:spacing w:after="20" w:before="0"/>
             </w:pPr>
-            <w:hyperlink w:history="1" r:id="rIdwf1zsmfwtawlzbxxuu4zf">
+            <w:hyperlink w:history="1" r:id="rIdzrl6h1kundgo1e4ztoc-1">
               <w:r>
                 <w:rPr>
                   <w:rFonts w:ascii="Arial" w:cs="Arial" w:eastAsia="Arial" w:hAnsi="Arial"/>
@@ -15685,7 +15685,7 @@
               <w:spacing w:after="10" w:before="0"/>
               <w:ind w:left="120"/>
             </w:pPr>
-            <w:hyperlink w:history="1" r:id="rIds3noxwqjhuqnfwrak8cco">
+            <w:hyperlink w:history="1" r:id="rIdbs2uxv-ze9f2xejhsdtln">
               <w:r>
                 <w:rPr>
                   <w:rFonts w:ascii="Arial" w:cs="Arial" w:eastAsia="Arial" w:hAnsi="Arial"/>
@@ -15956,7 +15956,7 @@
             <w:pPr>
               <w:spacing w:after="20" w:before="0"/>
             </w:pPr>
-            <w:hyperlink w:history="1" r:id="rIdpopjc6fvtle_t9jamrklt">
+            <w:hyperlink w:history="1" r:id="rIdf-mj8mg_lptjo0cpwf_iv">
               <w:r>
                 <w:rPr>
                   <w:rFonts w:ascii="Arial" w:cs="Arial" w:eastAsia="Arial" w:hAnsi="Arial"/>
@@ -15989,7 +15989,7 @@
               <w:spacing w:after="10" w:before="0"/>
               <w:ind w:left="120"/>
             </w:pPr>
-            <w:hyperlink w:history="1" r:id="rIdoqgmbvvrodq8q3cmfqzul">
+            <w:hyperlink w:history="1" r:id="rIdgqn43m2zlc897izwizt1h">
               <w:r>
                 <w:rPr>
                   <w:rFonts w:ascii="Arial" w:cs="Arial" w:eastAsia="Arial" w:hAnsi="Arial"/>
@@ -16034,7 +16034,7 @@
             <w:pPr>
               <w:spacing w:after="20" w:before="0"/>
             </w:pPr>
-            <w:hyperlink w:history="1" r:id="rIdwxf9syvykg18lcmkygtak">
+            <w:hyperlink w:history="1" r:id="rIdwvalkvkfidpzj5pf-jyji">
               <w:r>
                 <w:rPr>
                   <w:rFonts w:ascii="Arial" w:cs="Arial" w:eastAsia="Arial" w:hAnsi="Arial"/>
@@ -16067,7 +16067,7 @@
               <w:spacing w:after="10" w:before="0"/>
               <w:ind w:left="120"/>
             </w:pPr>
-            <w:hyperlink w:history="1" r:id="rIdbihjf_lnr4j_qc6jksglx">
+            <w:hyperlink w:history="1" r:id="rId7ihyfwwurryocwknl2djm">
               <w:r>
                 <w:rPr>
                   <w:rFonts w:ascii="Arial" w:cs="Arial" w:eastAsia="Arial" w:hAnsi="Arial"/>
@@ -16262,7 +16262,7 @@
             <w:pPr>
               <w:spacing w:after="20" w:before="0"/>
             </w:pPr>
-            <w:hyperlink w:history="1" r:id="rId6mgnx1aanh59crwt2ozmj">
+            <w:hyperlink w:history="1" r:id="rIdbohwl9frcfum6usyfb8n3">
               <w:r>
                 <w:rPr>
                   <w:rFonts w:ascii="Arial" w:cs="Arial" w:eastAsia="Arial" w:hAnsi="Arial"/>
@@ -16295,7 +16295,7 @@
               <w:spacing w:after="10" w:before="0"/>
               <w:ind w:left="120"/>
             </w:pPr>
-            <w:hyperlink w:history="1" r:id="rIdeokwpahk3atedbddcrwhz">
+            <w:hyperlink w:history="1" r:id="rIdukscwboin0ignoxljmwae">
               <w:r>
                 <w:rPr>
                   <w:rFonts w:ascii="Arial" w:cs="Arial" w:eastAsia="Arial" w:hAnsi="Arial"/>
@@ -16340,7 +16340,7 @@
             <w:pPr>
               <w:spacing w:after="20" w:before="0"/>
             </w:pPr>
-            <w:hyperlink w:history="1" r:id="rIdbth2kvsir3-wz7q7y0ls_">
+            <w:hyperlink w:history="1" r:id="rId4ijv1utkumf00atui4dlg">
               <w:r>
                 <w:rPr>
                   <w:rFonts w:ascii="Arial" w:cs="Arial" w:eastAsia="Arial" w:hAnsi="Arial"/>
@@ -16373,7 +16373,7 @@
               <w:spacing w:after="10" w:before="0"/>
               <w:ind w:left="120"/>
             </w:pPr>
-            <w:hyperlink w:history="1" r:id="rIdgoxjpigt7_cvqv2svi6ox">
+            <w:hyperlink w:history="1" r:id="rId3zuxmuchgrjxbcf9-y3mr">
               <w:r>
                 <w:rPr>
                   <w:rFonts w:ascii="Arial" w:cs="Arial" w:eastAsia="Arial" w:hAnsi="Arial"/>
@@ -16568,7 +16568,7 @@
             <w:pPr>
               <w:spacing w:after="20" w:before="0"/>
             </w:pPr>
-            <w:hyperlink w:history="1" r:id="rIdfsl-p-bcpnhicl8_mxge9">
+            <w:hyperlink w:history="1" r:id="rIdyfpi8es9oscm6uztaml5g">
               <w:r>
                 <w:rPr>
                   <w:rFonts w:ascii="Arial" w:cs="Arial" w:eastAsia="Arial" w:hAnsi="Arial"/>
@@ -16601,7 +16601,7 @@
               <w:spacing w:after="10" w:before="0"/>
               <w:ind w:left="120"/>
             </w:pPr>
-            <w:hyperlink w:history="1" r:id="rIdr6yjwjnmja1u_taev7dck">
+            <w:hyperlink w:history="1" r:id="rId8kuqizey_xckgesbavkmf">
               <w:r>
                 <w:rPr>
                   <w:rFonts w:ascii="Arial" w:cs="Arial" w:eastAsia="Arial" w:hAnsi="Arial"/>
@@ -16646,7 +16646,7 @@
             <w:pPr>
               <w:spacing w:after="20" w:before="0"/>
             </w:pPr>
-            <w:hyperlink w:history="1" r:id="rIdzkjvprbf05biskibzwsij">
+            <w:hyperlink w:history="1" r:id="rIdf8wqy4_fph25nlkakokiz">
               <w:r>
                 <w:rPr>
                   <w:rFonts w:ascii="Arial" w:cs="Arial" w:eastAsia="Arial" w:hAnsi="Arial"/>
@@ -16679,7 +16679,7 @@
               <w:spacing w:after="10" w:before="0"/>
               <w:ind w:left="120"/>
             </w:pPr>
-            <w:hyperlink w:history="1" r:id="rIdpoa4sm1bgwmhuwzdqnls4">
+            <w:hyperlink w:history="1" r:id="rIdeml0ecn0ikk7dbbdbcts1">
               <w:r>
                 <w:rPr>
                   <w:rFonts w:ascii="Arial" w:cs="Arial" w:eastAsia="Arial" w:hAnsi="Arial"/>
@@ -18118,32 +18118,32 @@
         <w:tc>
           <w:tcPr>
             <w:tcW w:type="dxa" w:w="1520"/>
-            <w:shd w:fill="F2F2F2" w:color="auto" w:val="clear"/>
-            <w:tcMar>
-              <w:top w:type="dxa" w:w="60"/>
-              <w:left w:type="dxa" w:w="120"/>
-              <w:bottom w:type="dxa" w:w="60"/>
-              <w:right w:type="dxa" w:w="120"/>
-            </w:tcMar>
-            <w:vAlign w:val="top"/>
-          </w:tcPr>
-          <w:p>
-            <w:pPr>
-              <w:spacing w:after="40" w:before="0"/>
-              <w:jc w:val="left"/>
-            </w:pPr>
-            <w:r>
-              <w:rPr>
-                <w:rFonts w:ascii="Arial" w:cs="Arial" w:eastAsia="Arial" w:hAnsi="Arial"/>
-                <w:b/>
-                <w:bCs/>
-                <w:i w:val="false"/>
-                <w:iCs w:val="false"/>
-                <w:color w:val="000000"/>
-                <w:sz w:val="18"/>
-                <w:szCs w:val="18"/>
-              </w:rPr>
-              <w:t xml:space="preserve">Phase 1 — Predict</w:t>
+            <w:shd w:fill="EAD1F5" w:color="auto" w:val="clear"/>
+            <w:tcMar>
+              <w:top w:type="dxa" w:w="60"/>
+              <w:left w:type="dxa" w:w="120"/>
+              <w:bottom w:type="dxa" w:w="60"/>
+              <w:right w:type="dxa" w:w="120"/>
+            </w:tcMar>
+            <w:vAlign w:val="top"/>
+          </w:tcPr>
+          <w:p>
+            <w:pPr>
+              <w:spacing w:after="40" w:before="0"/>
+              <w:jc w:val="left"/>
+            </w:pPr>
+            <w:r>
+              <w:rPr>
+                <w:rFonts w:ascii="Arial" w:cs="Arial" w:eastAsia="Arial" w:hAnsi="Arial"/>
+                <w:b/>
+                <w:bCs/>
+                <w:i w:val="false"/>
+                <w:iCs w:val="false"/>
+                <w:color w:val="000000"/>
+                <w:sz w:val="18"/>
+                <w:szCs w:val="18"/>
+              </w:rPr>
+              <w:t xml:space="preserve">Predict Phase</w:t>
             </w:r>
           </w:p>
           <w:p>
@@ -18166,7 +18166,7 @@
             <w:pPr>
               <w:spacing w:after="20" w:before="0"/>
             </w:pPr>
-            <w:hyperlink w:history="1" r:id="rIdp2jwsfbkjxzik914rbs80">
+            <w:hyperlink w:history="1" r:id="rIdepq0l3e4x5m6htouhafes">
               <w:r>
                 <w:rPr>
                   <w:rFonts w:ascii="Arial" w:cs="Arial" w:eastAsia="Arial" w:hAnsi="Arial"/>
@@ -18199,7 +18199,7 @@
               <w:spacing w:after="10" w:before="0"/>
               <w:ind w:left="120"/>
             </w:pPr>
-            <w:hyperlink w:history="1" r:id="rId4oblspanv8sqlnfr1_v8-">
+            <w:hyperlink w:history="1" r:id="rIdrfr5exnpqkywm90hr-4c-">
               <w:r>
                 <w:rPr>
                   <w:rFonts w:ascii="Arial" w:cs="Arial" w:eastAsia="Arial" w:hAnsi="Arial"/>
@@ -18244,7 +18244,7 @@
             <w:pPr>
               <w:spacing w:after="20" w:before="0"/>
             </w:pPr>
-            <w:hyperlink w:history="1" r:id="rIdo7a_gtkjjtdynyebo1ztc">
+            <w:hyperlink w:history="1" r:id="rIdt2m20cl6-cr_ztjofbacx">
               <w:r>
                 <w:rPr>
                   <w:rFonts w:ascii="Arial" w:cs="Arial" w:eastAsia="Arial" w:hAnsi="Arial"/>
@@ -18277,7 +18277,7 @@
               <w:spacing w:after="10" w:before="0"/>
               <w:ind w:left="120"/>
             </w:pPr>
-            <w:hyperlink w:history="1" r:id="rIdwlk07awk9kxmkgf769kx4">
+            <w:hyperlink w:history="1" r:id="rId3hthzuykqnm3lvifmgyuv">
               <w:r>
                 <w:rPr>
                   <w:rFonts w:ascii="Arial" w:cs="Arial" w:eastAsia="Arial" w:hAnsi="Arial"/>
@@ -18424,32 +18424,32 @@
         <w:tc>
           <w:tcPr>
             <w:tcW w:type="dxa" w:w="1520"/>
-            <w:shd w:fill="F2F2F2" w:color="auto" w:val="clear"/>
-            <w:tcMar>
-              <w:top w:type="dxa" w:w="60"/>
-              <w:left w:type="dxa" w:w="120"/>
-              <w:bottom w:type="dxa" w:w="60"/>
-              <w:right w:type="dxa" w:w="120"/>
-            </w:tcMar>
-            <w:vAlign w:val="top"/>
-          </w:tcPr>
-          <w:p>
-            <w:pPr>
-              <w:spacing w:after="40" w:before="0"/>
-              <w:jc w:val="left"/>
-            </w:pPr>
-            <w:r>
-              <w:rPr>
-                <w:rFonts w:ascii="Arial" w:cs="Arial" w:eastAsia="Arial" w:hAnsi="Arial"/>
-                <w:b/>
-                <w:bCs/>
-                <w:i w:val="false"/>
-                <w:iCs w:val="false"/>
-                <w:color w:val="000000"/>
-                <w:sz w:val="18"/>
-                <w:szCs w:val="18"/>
-              </w:rPr>
-              <w:t xml:space="preserve">Phase 2 — Observe</w:t>
+            <w:shd w:fill="D9EEF1" w:color="auto" w:val="clear"/>
+            <w:tcMar>
+              <w:top w:type="dxa" w:w="60"/>
+              <w:left w:type="dxa" w:w="120"/>
+              <w:bottom w:type="dxa" w:w="60"/>
+              <w:right w:type="dxa" w:w="120"/>
+            </w:tcMar>
+            <w:vAlign w:val="top"/>
+          </w:tcPr>
+          <w:p>
+            <w:pPr>
+              <w:spacing w:after="40" w:before="0"/>
+              <w:jc w:val="left"/>
+            </w:pPr>
+            <w:r>
+              <w:rPr>
+                <w:rFonts w:ascii="Arial" w:cs="Arial" w:eastAsia="Arial" w:hAnsi="Arial"/>
+                <w:b/>
+                <w:bCs/>
+                <w:i w:val="false"/>
+                <w:iCs w:val="false"/>
+                <w:color w:val="000000"/>
+                <w:sz w:val="18"/>
+                <w:szCs w:val="18"/>
+              </w:rPr>
+              <w:t xml:space="preserve">Observe Phase</w:t>
             </w:r>
           </w:p>
           <w:p>
@@ -18472,7 +18472,7 @@
             <w:pPr>
               <w:spacing w:after="20" w:before="0"/>
             </w:pPr>
-            <w:hyperlink w:history="1" r:id="rId7synbkm_yfsrlho0h1gfg">
+            <w:hyperlink w:history="1" r:id="rIdudqqpnnhsq3_vruqebum7">
               <w:r>
                 <w:rPr>
                   <w:rFonts w:ascii="Arial" w:cs="Arial" w:eastAsia="Arial" w:hAnsi="Arial"/>
@@ -18505,7 +18505,7 @@
               <w:spacing w:after="10" w:before="0"/>
               <w:ind w:left="120"/>
             </w:pPr>
-            <w:hyperlink w:history="1" r:id="rIdlvu-dws-_1p7zbqdezwmy">
+            <w:hyperlink w:history="1" r:id="rIdeby4r62won9qj6kx-afne">
               <w:r>
                 <w:rPr>
                   <w:rFonts w:ascii="Arial" w:cs="Arial" w:eastAsia="Arial" w:hAnsi="Arial"/>
@@ -18550,7 +18550,7 @@
             <w:pPr>
               <w:spacing w:after="20" w:before="0"/>
             </w:pPr>
-            <w:hyperlink w:history="1" r:id="rIdofdetabsvvddldnxlcon0">
+            <w:hyperlink w:history="1" r:id="rIddfok8bzcpmmymmsfep3uk">
               <w:r>
                 <w:rPr>
                   <w:rFonts w:ascii="Arial" w:cs="Arial" w:eastAsia="Arial" w:hAnsi="Arial"/>
@@ -18583,7 +18583,7 @@
               <w:spacing w:after="10" w:before="0"/>
               <w:ind w:left="120"/>
             </w:pPr>
-            <w:hyperlink w:history="1" r:id="rIdfqcxhnhhr5q_6v3zmj7do">
+            <w:hyperlink w:history="1" r:id="rIds9v7b96jeip4msk4w5ksd">
               <w:r>
                 <w:rPr>
                   <w:rFonts w:ascii="Arial" w:cs="Arial" w:eastAsia="Arial" w:hAnsi="Arial"/>
@@ -18730,32 +18730,32 @@
         <w:tc>
           <w:tcPr>
             <w:tcW w:type="dxa" w:w="1520"/>
-            <w:shd w:fill="F2F2F2" w:color="auto" w:val="clear"/>
-            <w:tcMar>
-              <w:top w:type="dxa" w:w="60"/>
-              <w:left w:type="dxa" w:w="120"/>
-              <w:bottom w:type="dxa" w:w="60"/>
-              <w:right w:type="dxa" w:w="120"/>
-            </w:tcMar>
-            <w:vAlign w:val="top"/>
-          </w:tcPr>
-          <w:p>
-            <w:pPr>
-              <w:spacing w:after="40" w:before="0"/>
-              <w:jc w:val="left"/>
-            </w:pPr>
-            <w:r>
-              <w:rPr>
-                <w:rFonts w:ascii="Arial" w:cs="Arial" w:eastAsia="Arial" w:hAnsi="Arial"/>
-                <w:b/>
-                <w:bCs/>
-                <w:i w:val="false"/>
-                <w:iCs w:val="false"/>
-                <w:color w:val="000000"/>
-                <w:sz w:val="18"/>
-                <w:szCs w:val="18"/>
-              </w:rPr>
-              <w:t xml:space="preserve">Phase 3 — Explain</w:t>
+            <w:shd w:fill="E2EFDA" w:color="auto" w:val="clear"/>
+            <w:tcMar>
+              <w:top w:type="dxa" w:w="60"/>
+              <w:left w:type="dxa" w:w="120"/>
+              <w:bottom w:type="dxa" w:w="60"/>
+              <w:right w:type="dxa" w:w="120"/>
+            </w:tcMar>
+            <w:vAlign w:val="top"/>
+          </w:tcPr>
+          <w:p>
+            <w:pPr>
+              <w:spacing w:after="40" w:before="0"/>
+              <w:jc w:val="left"/>
+            </w:pPr>
+            <w:r>
+              <w:rPr>
+                <w:rFonts w:ascii="Arial" w:cs="Arial" w:eastAsia="Arial" w:hAnsi="Arial"/>
+                <w:b/>
+                <w:bCs/>
+                <w:i w:val="false"/>
+                <w:iCs w:val="false"/>
+                <w:color w:val="000000"/>
+                <w:sz w:val="18"/>
+                <w:szCs w:val="18"/>
+              </w:rPr>
+              <w:t xml:space="preserve">Explain Phase</w:t>
             </w:r>
           </w:p>
           <w:p>
@@ -18778,7 +18778,7 @@
             <w:pPr>
               <w:spacing w:after="20" w:before="0"/>
             </w:pPr>
-            <w:hyperlink w:history="1" r:id="rIdcc-4ktusgaiaibwdrc3sz">
+            <w:hyperlink w:history="1" r:id="rIdswem5hyttmpiivt1rfovx">
               <w:r>
                 <w:rPr>
                   <w:rFonts w:ascii="Arial" w:cs="Arial" w:eastAsia="Arial" w:hAnsi="Arial"/>
@@ -18811,7 +18811,7 @@
               <w:spacing w:after="10" w:before="0"/>
               <w:ind w:left="120"/>
             </w:pPr>
-            <w:hyperlink w:history="1" r:id="rId76zvlck9kdricrsbmka8c">
+            <w:hyperlink w:history="1" r:id="rIdyhuysg9at6zt7dpke_fhp">
               <w:r>
                 <w:rPr>
                   <w:rFonts w:ascii="Arial" w:cs="Arial" w:eastAsia="Arial" w:hAnsi="Arial"/>
@@ -18856,7 +18856,7 @@
             <w:pPr>
               <w:spacing w:after="20" w:before="0"/>
             </w:pPr>
-            <w:hyperlink w:history="1" r:id="rIdqoyda0grlp2iuwtbhmmxg">
+            <w:hyperlink w:history="1" r:id="rIdyg26fkjc6yf6sce7ugzzn">
               <w:r>
                 <w:rPr>
                   <w:rFonts w:ascii="Arial" w:cs="Arial" w:eastAsia="Arial" w:hAnsi="Arial"/>
@@ -18889,7 +18889,7 @@
               <w:spacing w:after="10" w:before="0"/>
               <w:ind w:left="120"/>
             </w:pPr>
-            <w:hyperlink w:history="1" r:id="rId8ltx8tlwdn4tiqub5so1d">
+            <w:hyperlink w:history="1" r:id="rIdqlfs3t4yqjh1rcfiav5pd">
               <w:r>
                 <w:rPr>
                   <w:rFonts w:ascii="Arial" w:cs="Arial" w:eastAsia="Arial" w:hAnsi="Arial"/>
@@ -19036,32 +19036,32 @@
         <w:tc>
           <w:tcPr>
             <w:tcW w:type="dxa" w:w="1520"/>
-            <w:shd w:fill="F2F2F2" w:color="auto" w:val="clear"/>
-            <w:tcMar>
-              <w:top w:type="dxa" w:w="60"/>
-              <w:left w:type="dxa" w:w="120"/>
-              <w:bottom w:type="dxa" w:w="60"/>
-              <w:right w:type="dxa" w:w="120"/>
-            </w:tcMar>
-            <w:vAlign w:val="top"/>
-          </w:tcPr>
-          <w:p>
-            <w:pPr>
-              <w:spacing w:after="40" w:before="0"/>
-              <w:jc w:val="left"/>
-            </w:pPr>
-            <w:r>
-              <w:rPr>
-                <w:rFonts w:ascii="Arial" w:cs="Arial" w:eastAsia="Arial" w:hAnsi="Arial"/>
-                <w:b/>
-                <w:bCs/>
-                <w:i w:val="false"/>
-                <w:iCs w:val="false"/>
-                <w:color w:val="000000"/>
-                <w:sz w:val="18"/>
-                <w:szCs w:val="18"/>
-              </w:rPr>
-              <w:t xml:space="preserve">Phase 4 — Driving Question Board (DQB) Update</w:t>
+            <w:shd w:fill="FCE4D6" w:color="auto" w:val="clear"/>
+            <w:tcMar>
+              <w:top w:type="dxa" w:w="60"/>
+              <w:left w:type="dxa" w:w="120"/>
+              <w:bottom w:type="dxa" w:w="60"/>
+              <w:right w:type="dxa" w:w="120"/>
+            </w:tcMar>
+            <w:vAlign w:val="top"/>
+          </w:tcPr>
+          <w:p>
+            <w:pPr>
+              <w:spacing w:after="40" w:before="0"/>
+              <w:jc w:val="left"/>
+            </w:pPr>
+            <w:r>
+              <w:rPr>
+                <w:rFonts w:ascii="Arial" w:cs="Arial" w:eastAsia="Arial" w:hAnsi="Arial"/>
+                <w:b/>
+                <w:bCs/>
+                <w:i w:val="false"/>
+                <w:iCs w:val="false"/>
+                <w:color w:val="000000"/>
+                <w:sz w:val="18"/>
+                <w:szCs w:val="18"/>
+              </w:rPr>
+              <w:t xml:space="preserve">Driving Question Board (DQB) Creation</w:t>
             </w:r>
           </w:p>
           <w:p>
@@ -19084,7 +19084,7 @@
             <w:pPr>
               <w:spacing w:after="20" w:before="0"/>
             </w:pPr>
-            <w:hyperlink w:history="1" r:id="rIdf64ol0tg01unozlnlbq0x">
+            <w:hyperlink w:history="1" r:id="rIdewiwm2plctqeucmtxgpch">
               <w:r>
                 <w:rPr>
                   <w:rFonts w:ascii="Arial" w:cs="Arial" w:eastAsia="Arial" w:hAnsi="Arial"/>
@@ -19117,7 +19117,7 @@
               <w:spacing w:after="10" w:before="0"/>
               <w:ind w:left="120"/>
             </w:pPr>
-            <w:hyperlink w:history="1" r:id="rIdddvqzsgyfvm_7vcsnzm-y">
+            <w:hyperlink w:history="1" r:id="rId-pd944wso5e48ej5qztsk">
               <w:r>
                 <w:rPr>
                   <w:rFonts w:ascii="Arial" w:cs="Arial" w:eastAsia="Arial" w:hAnsi="Arial"/>
@@ -19162,7 +19162,7 @@
             <w:pPr>
               <w:spacing w:after="20" w:before="0"/>
             </w:pPr>
-            <w:hyperlink w:history="1" r:id="rIdjx5tzuc2xzk0ohqjtgl2c">
+            <w:hyperlink w:history="1" r:id="rId89mlz-8jdwnev_-ms67es">
               <w:r>
                 <w:rPr>
                   <w:rFonts w:ascii="Arial" w:cs="Arial" w:eastAsia="Arial" w:hAnsi="Arial"/>
@@ -19195,7 +19195,7 @@
               <w:spacing w:after="10" w:before="0"/>
               <w:ind w:left="120"/>
             </w:pPr>
-            <w:hyperlink w:history="1" r:id="rIdki3bpj-sanknc0tohjevz">
+            <w:hyperlink w:history="1" r:id="rIdtkq8we_mb47ftdfpxe0aw">
               <w:r>
                 <w:rPr>
                   <w:rFonts w:ascii="Arial" w:cs="Arial" w:eastAsia="Arial" w:hAnsi="Arial"/>
@@ -19342,32 +19342,32 @@
         <w:tc>
           <w:tcPr>
             <w:tcW w:type="dxa" w:w="1520"/>
-            <w:shd w:fill="F2F2F2" w:color="auto" w:val="clear"/>
-            <w:tcMar>
-              <w:top w:type="dxa" w:w="60"/>
-              <w:left w:type="dxa" w:w="120"/>
-              <w:bottom w:type="dxa" w:w="60"/>
-              <w:right w:type="dxa" w:w="120"/>
-            </w:tcMar>
-            <w:vAlign w:val="top"/>
-          </w:tcPr>
-          <w:p>
-            <w:pPr>
-              <w:spacing w:after="40" w:before="0"/>
-              <w:jc w:val="left"/>
-            </w:pPr>
-            <w:r>
-              <w:rPr>
-                <w:rFonts w:ascii="Arial" w:cs="Arial" w:eastAsia="Arial" w:hAnsi="Arial"/>
-                <w:b/>
-                <w:bCs/>
-                <w:i w:val="false"/>
-                <w:iCs w:val="false"/>
-                <w:color w:val="000000"/>
-                <w:sz w:val="18"/>
-                <w:szCs w:val="18"/>
-              </w:rPr>
-              <w:t xml:space="preserve">Phase 5 — Model Building</w:t>
+            <w:shd w:fill="D5E8F0" w:color="auto" w:val="clear"/>
+            <w:tcMar>
+              <w:top w:type="dxa" w:w="60"/>
+              <w:left w:type="dxa" w:w="120"/>
+              <w:bottom w:type="dxa" w:w="60"/>
+              <w:right w:type="dxa" w:w="120"/>
+            </w:tcMar>
+            <w:vAlign w:val="top"/>
+          </w:tcPr>
+          <w:p>
+            <w:pPr>
+              <w:spacing w:after="40" w:before="0"/>
+              <w:jc w:val="left"/>
+            </w:pPr>
+            <w:r>
+              <w:rPr>
+                <w:rFonts w:ascii="Arial" w:cs="Arial" w:eastAsia="Arial" w:hAnsi="Arial"/>
+                <w:b/>
+                <w:bCs/>
+                <w:i w:val="false"/>
+                <w:iCs w:val="false"/>
+                <w:color w:val="000000"/>
+                <w:sz w:val="18"/>
+                <w:szCs w:val="18"/>
+              </w:rPr>
+              <w:t xml:space="preserve">Model Building Phase</w:t>
             </w:r>
           </w:p>
           <w:p>
@@ -19390,7 +19390,7 @@
             <w:pPr>
               <w:spacing w:after="20" w:before="0"/>
             </w:pPr>
-            <w:hyperlink w:history="1" r:id="rId4jrtnpxgy9gpr9oxkclah">
+            <w:hyperlink w:history="1" r:id="rId4o5xjqpcjyb_opsv_42g2">
               <w:r>
                 <w:rPr>
                   <w:rFonts w:ascii="Arial" w:cs="Arial" w:eastAsia="Arial" w:hAnsi="Arial"/>
@@ -19423,7 +19423,7 @@
               <w:spacing w:after="10" w:before="0"/>
               <w:ind w:left="120"/>
             </w:pPr>
-            <w:hyperlink w:history="1" r:id="rIduadgoue5nj6y611nlwnb9">
+            <w:hyperlink w:history="1" r:id="rIdajgcx9chcstuqiolaorgv">
               <w:r>
                 <w:rPr>
                   <w:rFonts w:ascii="Arial" w:cs="Arial" w:eastAsia="Arial" w:hAnsi="Arial"/>
@@ -19468,7 +19468,7 @@
             <w:pPr>
               <w:spacing w:after="20" w:before="0"/>
             </w:pPr>
-            <w:hyperlink w:history="1" r:id="rIdsojdhv_t1lfa9raslrobf">
+            <w:hyperlink w:history="1" r:id="rIdffekmlfhh3dggevxhlxte">
               <w:r>
                 <w:rPr>
                   <w:rFonts w:ascii="Arial" w:cs="Arial" w:eastAsia="Arial" w:hAnsi="Arial"/>
@@ -19501,7 +19501,7 @@
               <w:spacing w:after="10" w:before="0"/>
               <w:ind w:left="120"/>
             </w:pPr>
-            <w:hyperlink w:history="1" r:id="rIdwtg7yqzkywgtrp3_r3msa">
+            <w:hyperlink w:history="1" r:id="rIdp0nyu2cahziygzbry3s2a">
               <w:r>
                 <w:rPr>
                   <w:rFonts w:ascii="Arial" w:cs="Arial" w:eastAsia="Arial" w:hAnsi="Arial"/>
@@ -21187,7 +21187,7 @@
             <w:pPr>
               <w:spacing w:after="20" w:before="0"/>
             </w:pPr>
-            <w:hyperlink w:history="1" r:id="rIdnzxiye6ygmkc6lsgu9zpd">
+            <w:hyperlink w:history="1" r:id="rIdhtxcwc3drehuhsl7apioq">
               <w:r>
                 <w:rPr>
                   <w:rFonts w:ascii="Arial" w:cs="Arial" w:eastAsia="Arial" w:hAnsi="Arial"/>
@@ -21220,7 +21220,7 @@
               <w:spacing w:after="10" w:before="0"/>
               <w:ind w:left="120"/>
             </w:pPr>
-            <w:hyperlink w:history="1" r:id="rIdwz5nc7iqa3d3cjzixktno">
+            <w:hyperlink w:history="1" r:id="rIdcmwgnzefdcwazublhmgiz">
               <w:r>
                 <w:rPr>
                   <w:rFonts w:ascii="Arial" w:cs="Arial" w:eastAsia="Arial" w:hAnsi="Arial"/>
@@ -21265,7 +21265,7 @@
             <w:pPr>
               <w:spacing w:after="20" w:before="0"/>
             </w:pPr>
-            <w:hyperlink w:history="1" r:id="rIdfpzzwf1blmabsn9sykq41">
+            <w:hyperlink w:history="1" r:id="rIddefh_v1v2tezyzwy6aom7">
               <w:r>
                 <w:rPr>
                   <w:rFonts w:ascii="Arial" w:cs="Arial" w:eastAsia="Arial" w:hAnsi="Arial"/>
@@ -21298,7 +21298,7 @@
               <w:spacing w:after="10" w:before="0"/>
               <w:ind w:left="120"/>
             </w:pPr>
-            <w:hyperlink w:history="1" r:id="rId3uc7wbjbjuc2ypk0o8dmr">
+            <w:hyperlink w:history="1" r:id="rIdhh453blhn11dtev2tjoy7">
               <w:r>
                 <w:rPr>
                   <w:rFonts w:ascii="Arial" w:cs="Arial" w:eastAsia="Arial" w:hAnsi="Arial"/>
@@ -21493,7 +21493,7 @@
             <w:pPr>
               <w:spacing w:after="20" w:before="0"/>
             </w:pPr>
-            <w:hyperlink w:history="1" r:id="rIdhhhxvohurh9ijmiqdjkq1">
+            <w:hyperlink w:history="1" r:id="rIdv1_tysqapikgk34tircd1">
               <w:r>
                 <w:rPr>
                   <w:rFonts w:ascii="Arial" w:cs="Arial" w:eastAsia="Arial" w:hAnsi="Arial"/>
@@ -21526,7 +21526,7 @@
               <w:spacing w:after="10" w:before="0"/>
               <w:ind w:left="120"/>
             </w:pPr>
-            <w:hyperlink w:history="1" r:id="rIdgzjhapchk_stistl8qla3">
+            <w:hyperlink w:history="1" r:id="rIdllmxgxbcjxeqzgw3qfzax">
               <w:r>
                 <w:rPr>
                   <w:rFonts w:ascii="Arial" w:cs="Arial" w:eastAsia="Arial" w:hAnsi="Arial"/>
@@ -21571,7 +21571,7 @@
             <w:pPr>
               <w:spacing w:after="20" w:before="0"/>
             </w:pPr>
-            <w:hyperlink w:history="1" r:id="rIdbtc9-jxddt4doqna-yare">
+            <w:hyperlink w:history="1" r:id="rIdrdenkahao9aauktxqkv6k">
               <w:r>
                 <w:rPr>
                   <w:rFonts w:ascii="Arial" w:cs="Arial" w:eastAsia="Arial" w:hAnsi="Arial"/>
@@ -21604,7 +21604,7 @@
               <w:spacing w:after="10" w:before="0"/>
               <w:ind w:left="120"/>
             </w:pPr>
-            <w:hyperlink w:history="1" r:id="rId_-7hryv2qumlgcuqjl4qd">
+            <w:hyperlink w:history="1" r:id="rIdkvn2gxgc4q0dz3sf3ichd">
               <w:r>
                 <w:rPr>
                   <w:rFonts w:ascii="Arial" w:cs="Arial" w:eastAsia="Arial" w:hAnsi="Arial"/>
@@ -21799,7 +21799,7 @@
             <w:pPr>
               <w:spacing w:after="20" w:before="0"/>
             </w:pPr>
-            <w:hyperlink w:history="1" r:id="rIdmliosfiljm8-lbkhfrq7f">
+            <w:hyperlink w:history="1" r:id="rIdcsynla57zrb5yae8l1p0n">
               <w:r>
                 <w:rPr>
                   <w:rFonts w:ascii="Arial" w:cs="Arial" w:eastAsia="Arial" w:hAnsi="Arial"/>
@@ -21832,7 +21832,7 @@
               <w:spacing w:after="10" w:before="0"/>
               <w:ind w:left="120"/>
             </w:pPr>
-            <w:hyperlink w:history="1" r:id="rIdj0mxo7jex64lwiqxilldn">
+            <w:hyperlink w:history="1" r:id="rIde7ip4bz1mvwcwxiyp4_re">
               <w:r>
                 <w:rPr>
                   <w:rFonts w:ascii="Arial" w:cs="Arial" w:eastAsia="Arial" w:hAnsi="Arial"/>
@@ -21877,7 +21877,7 @@
             <w:pPr>
               <w:spacing w:after="20" w:before="0"/>
             </w:pPr>
-            <w:hyperlink w:history="1" r:id="rIdtih1trm8efc7ft0v_32pr">
+            <w:hyperlink w:history="1" r:id="rIdprmmz0-wmpe9-kc56divc">
               <w:r>
                 <w:rPr>
                   <w:rFonts w:ascii="Arial" w:cs="Arial" w:eastAsia="Arial" w:hAnsi="Arial"/>
@@ -21910,7 +21910,7 @@
               <w:spacing w:after="10" w:before="0"/>
               <w:ind w:left="120"/>
             </w:pPr>
-            <w:hyperlink w:history="1" r:id="rIdweurrgfpfqylsz-x3goa5">
+            <w:hyperlink w:history="1" r:id="rIddurxtzc98zptkosxz7yry">
               <w:r>
                 <w:rPr>
                   <w:rFonts w:ascii="Arial" w:cs="Arial" w:eastAsia="Arial" w:hAnsi="Arial"/>
@@ -22105,7 +22105,7 @@
             <w:pPr>
               <w:spacing w:after="20" w:before="0"/>
             </w:pPr>
-            <w:hyperlink w:history="1" r:id="rId_5oa36-ijtqvmxz6mh6ux">
+            <w:hyperlink w:history="1" r:id="rIdy-8yd20sfjrcrqy7yo9mx">
               <w:r>
                 <w:rPr>
                   <w:rFonts w:ascii="Arial" w:cs="Arial" w:eastAsia="Arial" w:hAnsi="Arial"/>
@@ -22138,7 +22138,7 @@
               <w:spacing w:after="10" w:before="0"/>
               <w:ind w:left="120"/>
             </w:pPr>
-            <w:hyperlink w:history="1" r:id="rId_7b-ajhz-oxocqacypb8t">
+            <w:hyperlink w:history="1" r:id="rIdg2jw5zlhf69olfj5pittx">
               <w:r>
                 <w:rPr>
                   <w:rFonts w:ascii="Arial" w:cs="Arial" w:eastAsia="Arial" w:hAnsi="Arial"/>
@@ -22183,7 +22183,7 @@
             <w:pPr>
               <w:spacing w:after="20" w:before="0"/>
             </w:pPr>
-            <w:hyperlink w:history="1" r:id="rIdc83phn2ygdsj9bsg138eo">
+            <w:hyperlink w:history="1" r:id="rId9mfdwiow8aogpehikgety">
               <w:r>
                 <w:rPr>
                   <w:rFonts w:ascii="Arial" w:cs="Arial" w:eastAsia="Arial" w:hAnsi="Arial"/>
@@ -22216,7 +22216,7 @@
               <w:spacing w:after="10" w:before="0"/>
               <w:ind w:left="120"/>
             </w:pPr>
-            <w:hyperlink w:history="1" r:id="rIdu_mwzvxcp-91tryinfb_g">
+            <w:hyperlink w:history="1" r:id="rIdmz9kvimm_ruwrpaus4hg_">
               <w:r>
                 <w:rPr>
                   <w:rFonts w:ascii="Arial" w:cs="Arial" w:eastAsia="Arial" w:hAnsi="Arial"/>
@@ -22411,7 +22411,7 @@
             <w:pPr>
               <w:spacing w:after="20" w:before="0"/>
             </w:pPr>
-            <w:hyperlink w:history="1" r:id="rIdi4illwfjdg7bmzcrmxosi">
+            <w:hyperlink w:history="1" r:id="rIdmgwit3mhwl_ldfuibyiqh">
               <w:r>
                 <w:rPr>
                   <w:rFonts w:ascii="Arial" w:cs="Arial" w:eastAsia="Arial" w:hAnsi="Arial"/>
@@ -22444,7 +22444,7 @@
               <w:spacing w:after="10" w:before="0"/>
               <w:ind w:left="120"/>
             </w:pPr>
-            <w:hyperlink w:history="1" r:id="rIdjhsd8obsn5vomium2tufp">
+            <w:hyperlink w:history="1" r:id="rIdhxhigoe-6q1ad_n5u2-zz">
               <w:r>
                 <w:rPr>
                   <w:rFonts w:ascii="Arial" w:cs="Arial" w:eastAsia="Arial" w:hAnsi="Arial"/>
@@ -22489,7 +22489,7 @@
             <w:pPr>
               <w:spacing w:after="20" w:before="0"/>
             </w:pPr>
-            <w:hyperlink w:history="1" r:id="rIdkvybrmps9kzxdv_pm7xys">
+            <w:hyperlink w:history="1" r:id="rIdmjhal6wvutth0cvo0oq3-">
               <w:r>
                 <w:rPr>
                   <w:rFonts w:ascii="Arial" w:cs="Arial" w:eastAsia="Arial" w:hAnsi="Arial"/>
@@ -22522,7 +22522,7 @@
               <w:spacing w:after="10" w:before="0"/>
               <w:ind w:left="120"/>
             </w:pPr>
-            <w:hyperlink w:history="1" r:id="rId3yfie9cggj9sjkz7dptiv">
+            <w:hyperlink w:history="1" r:id="rIdxb0wvp5gogxr9r7vmfm5i">
               <w:r>
                 <w:rPr>
                   <w:rFonts w:ascii="Arial" w:cs="Arial" w:eastAsia="Arial" w:hAnsi="Arial"/>
@@ -24037,32 +24037,32 @@
         <w:tc>
           <w:tcPr>
             <w:tcW w:type="dxa" w:w="1520"/>
-            <w:shd w:fill="F2F2F2" w:color="auto" w:val="clear"/>
-            <w:tcMar>
-              <w:top w:type="dxa" w:w="60"/>
-              <w:left w:type="dxa" w:w="120"/>
-              <w:bottom w:type="dxa" w:w="60"/>
-              <w:right w:type="dxa" w:w="120"/>
-            </w:tcMar>
-            <w:vAlign w:val="top"/>
-          </w:tcPr>
-          <w:p>
-            <w:pPr>
-              <w:spacing w:after="40" w:before="0"/>
-              <w:jc w:val="left"/>
-            </w:pPr>
-            <w:r>
-              <w:rPr>
-                <w:rFonts w:ascii="Arial" w:cs="Arial" w:eastAsia="Arial" w:hAnsi="Arial"/>
-                <w:b/>
-                <w:bCs/>
-                <w:i w:val="false"/>
-                <w:iCs w:val="false"/>
-                <w:color w:val="000000"/>
-                <w:sz w:val="18"/>
-                <w:szCs w:val="18"/>
-              </w:rPr>
-              <w:t xml:space="preserve">Phase 1 — Predict</w:t>
+            <w:shd w:fill="EAD1F5" w:color="auto" w:val="clear"/>
+            <w:tcMar>
+              <w:top w:type="dxa" w:w="60"/>
+              <w:left w:type="dxa" w:w="120"/>
+              <w:bottom w:type="dxa" w:w="60"/>
+              <w:right w:type="dxa" w:w="120"/>
+            </w:tcMar>
+            <w:vAlign w:val="top"/>
+          </w:tcPr>
+          <w:p>
+            <w:pPr>
+              <w:spacing w:after="40" w:before="0"/>
+              <w:jc w:val="left"/>
+            </w:pPr>
+            <w:r>
+              <w:rPr>
+                <w:rFonts w:ascii="Arial" w:cs="Arial" w:eastAsia="Arial" w:hAnsi="Arial"/>
+                <w:b/>
+                <w:bCs/>
+                <w:i w:val="false"/>
+                <w:iCs w:val="false"/>
+                <w:color w:val="000000"/>
+                <w:sz w:val="18"/>
+                <w:szCs w:val="18"/>
+              </w:rPr>
+              <w:t xml:space="preserve">Predict Phase</w:t>
             </w:r>
           </w:p>
           <w:p>
@@ -24085,7 +24085,7 @@
             <w:pPr>
               <w:spacing w:after="20" w:before="0"/>
             </w:pPr>
-            <w:hyperlink w:history="1" r:id="rIdfdnghrumn0lqj_hbkrymd">
+            <w:hyperlink w:history="1" r:id="rIdul-lriwlygmi_y3blhvdr">
               <w:r>
                 <w:rPr>
                   <w:rFonts w:ascii="Arial" w:cs="Arial" w:eastAsia="Arial" w:hAnsi="Arial"/>
@@ -24118,7 +24118,7 @@
               <w:spacing w:after="10" w:before="0"/>
               <w:ind w:left="120"/>
             </w:pPr>
-            <w:hyperlink w:history="1" r:id="rIdn6-enprsnm9nuanl6obek">
+            <w:hyperlink w:history="1" r:id="rIdzi0t51kq1d79birgscxz_">
               <w:r>
                 <w:rPr>
                   <w:rFonts w:ascii="Arial" w:cs="Arial" w:eastAsia="Arial" w:hAnsi="Arial"/>
@@ -24163,7 +24163,7 @@
             <w:pPr>
               <w:spacing w:after="20" w:before="0"/>
             </w:pPr>
-            <w:hyperlink w:history="1" r:id="rId4so639pqnro-_f_obpgia">
+            <w:hyperlink w:history="1" r:id="rId0stp4glljzxiuqxor3cbj">
               <w:r>
                 <w:rPr>
                   <w:rFonts w:ascii="Arial" w:cs="Arial" w:eastAsia="Arial" w:hAnsi="Arial"/>
@@ -24196,7 +24196,7 @@
               <w:spacing w:after="10" w:before="0"/>
               <w:ind w:left="120"/>
             </w:pPr>
-            <w:hyperlink w:history="1" r:id="rIdsxqe3ayrpfqrkcbprnvnp">
+            <w:hyperlink w:history="1" r:id="rIderjjcohy_h9dsgkmv-_vn">
               <w:r>
                 <w:rPr>
                   <w:rFonts w:ascii="Arial" w:cs="Arial" w:eastAsia="Arial" w:hAnsi="Arial"/>
@@ -24343,32 +24343,32 @@
         <w:tc>
           <w:tcPr>
             <w:tcW w:type="dxa" w:w="1520"/>
-            <w:shd w:fill="F2F2F2" w:color="auto" w:val="clear"/>
-            <w:tcMar>
-              <w:top w:type="dxa" w:w="60"/>
-              <w:left w:type="dxa" w:w="120"/>
-              <w:bottom w:type="dxa" w:w="60"/>
-              <w:right w:type="dxa" w:w="120"/>
-            </w:tcMar>
-            <w:vAlign w:val="top"/>
-          </w:tcPr>
-          <w:p>
-            <w:pPr>
-              <w:spacing w:after="40" w:before="0"/>
-              <w:jc w:val="left"/>
-            </w:pPr>
-            <w:r>
-              <w:rPr>
-                <w:rFonts w:ascii="Arial" w:cs="Arial" w:eastAsia="Arial" w:hAnsi="Arial"/>
-                <w:b/>
-                <w:bCs/>
-                <w:i w:val="false"/>
-                <w:iCs w:val="false"/>
-                <w:color w:val="000000"/>
-                <w:sz w:val="18"/>
-                <w:szCs w:val="18"/>
-              </w:rPr>
-              <w:t xml:space="preserve">Phase 2 — Observe</w:t>
+            <w:shd w:fill="D9EEF1" w:color="auto" w:val="clear"/>
+            <w:tcMar>
+              <w:top w:type="dxa" w:w="60"/>
+              <w:left w:type="dxa" w:w="120"/>
+              <w:bottom w:type="dxa" w:w="60"/>
+              <w:right w:type="dxa" w:w="120"/>
+            </w:tcMar>
+            <w:vAlign w:val="top"/>
+          </w:tcPr>
+          <w:p>
+            <w:pPr>
+              <w:spacing w:after="40" w:before="0"/>
+              <w:jc w:val="left"/>
+            </w:pPr>
+            <w:r>
+              <w:rPr>
+                <w:rFonts w:ascii="Arial" w:cs="Arial" w:eastAsia="Arial" w:hAnsi="Arial"/>
+                <w:b/>
+                <w:bCs/>
+                <w:i w:val="false"/>
+                <w:iCs w:val="false"/>
+                <w:color w:val="000000"/>
+                <w:sz w:val="18"/>
+                <w:szCs w:val="18"/>
+              </w:rPr>
+              <w:t xml:space="preserve">Observe Phase</w:t>
             </w:r>
           </w:p>
           <w:p>
@@ -24391,7 +24391,7 @@
             <w:pPr>
               <w:spacing w:after="20" w:before="0"/>
             </w:pPr>
-            <w:hyperlink w:history="1" r:id="rIddsqusaufx8cq4aghlv4ck">
+            <w:hyperlink w:history="1" r:id="rIdyxhahqhl4m0n16zys-00h">
               <w:r>
                 <w:rPr>
                   <w:rFonts w:ascii="Arial" w:cs="Arial" w:eastAsia="Arial" w:hAnsi="Arial"/>
@@ -24424,7 +24424,7 @@
               <w:spacing w:after="10" w:before="0"/>
               <w:ind w:left="120"/>
             </w:pPr>
-            <w:hyperlink w:history="1" r:id="rIdtudp40ckvfcobmntixjfp">
+            <w:hyperlink w:history="1" r:id="rIdlo-p_pja2pd8zd7ib8pgu">
               <w:r>
                 <w:rPr>
                   <w:rFonts w:ascii="Arial" w:cs="Arial" w:eastAsia="Arial" w:hAnsi="Arial"/>
@@ -24469,7 +24469,7 @@
             <w:pPr>
               <w:spacing w:after="20" w:before="0"/>
             </w:pPr>
-            <w:hyperlink w:history="1" r:id="rIdazafjqj13lyzgmicoojvb">
+            <w:hyperlink w:history="1" r:id="rIdm_-7cy_zo9eivxdwkprlt">
               <w:r>
                 <w:rPr>
                   <w:rFonts w:ascii="Arial" w:cs="Arial" w:eastAsia="Arial" w:hAnsi="Arial"/>
@@ -24502,7 +24502,7 @@
               <w:spacing w:after="10" w:before="0"/>
               <w:ind w:left="120"/>
             </w:pPr>
-            <w:hyperlink w:history="1" r:id="rId96sx8c6hduvlyiynv0rhi">
+            <w:hyperlink w:history="1" r:id="rIdlif-xrq_tbqb4rw9-3u4n">
               <w:r>
                 <w:rPr>
                   <w:rFonts w:ascii="Arial" w:cs="Arial" w:eastAsia="Arial" w:hAnsi="Arial"/>
@@ -24649,32 +24649,32 @@
         <w:tc>
           <w:tcPr>
             <w:tcW w:type="dxa" w:w="1520"/>
-            <w:shd w:fill="F2F2F2" w:color="auto" w:val="clear"/>
-            <w:tcMar>
-              <w:top w:type="dxa" w:w="60"/>
-              <w:left w:type="dxa" w:w="120"/>
-              <w:bottom w:type="dxa" w:w="60"/>
-              <w:right w:type="dxa" w:w="120"/>
-            </w:tcMar>
-            <w:vAlign w:val="top"/>
-          </w:tcPr>
-          <w:p>
-            <w:pPr>
-              <w:spacing w:after="40" w:before="0"/>
-              <w:jc w:val="left"/>
-            </w:pPr>
-            <w:r>
-              <w:rPr>
-                <w:rFonts w:ascii="Arial" w:cs="Arial" w:eastAsia="Arial" w:hAnsi="Arial"/>
-                <w:b/>
-                <w:bCs/>
-                <w:i w:val="false"/>
-                <w:iCs w:val="false"/>
-                <w:color w:val="000000"/>
-                <w:sz w:val="18"/>
-                <w:szCs w:val="18"/>
-              </w:rPr>
-              <w:t xml:space="preserve">Phase 3 — Explain</w:t>
+            <w:shd w:fill="E2EFDA" w:color="auto" w:val="clear"/>
+            <w:tcMar>
+              <w:top w:type="dxa" w:w="60"/>
+              <w:left w:type="dxa" w:w="120"/>
+              <w:bottom w:type="dxa" w:w="60"/>
+              <w:right w:type="dxa" w:w="120"/>
+            </w:tcMar>
+            <w:vAlign w:val="top"/>
+          </w:tcPr>
+          <w:p>
+            <w:pPr>
+              <w:spacing w:after="40" w:before="0"/>
+              <w:jc w:val="left"/>
+            </w:pPr>
+            <w:r>
+              <w:rPr>
+                <w:rFonts w:ascii="Arial" w:cs="Arial" w:eastAsia="Arial" w:hAnsi="Arial"/>
+                <w:b/>
+                <w:bCs/>
+                <w:i w:val="false"/>
+                <w:iCs w:val="false"/>
+                <w:color w:val="000000"/>
+                <w:sz w:val="18"/>
+                <w:szCs w:val="18"/>
+              </w:rPr>
+              <w:t xml:space="preserve">Explain Phase</w:t>
             </w:r>
           </w:p>
           <w:p>
@@ -24697,7 +24697,7 @@
             <w:pPr>
               <w:spacing w:after="20" w:before="0"/>
             </w:pPr>
-            <w:hyperlink w:history="1" r:id="rId62_kik2tnql7n-stzqtdi">
+            <w:hyperlink w:history="1" r:id="rIdikjetghf-vqg2bzj6q9z6">
               <w:r>
                 <w:rPr>
                   <w:rFonts w:ascii="Arial" w:cs="Arial" w:eastAsia="Arial" w:hAnsi="Arial"/>
@@ -24730,7 +24730,7 @@
               <w:spacing w:after="10" w:before="0"/>
               <w:ind w:left="120"/>
             </w:pPr>
-            <w:hyperlink w:history="1" r:id="rIdrnzy6cnxjssegeznkp-ip">
+            <w:hyperlink w:history="1" r:id="rIdidrbnd6jairjz6gtknh1j">
               <w:r>
                 <w:rPr>
                   <w:rFonts w:ascii="Arial" w:cs="Arial" w:eastAsia="Arial" w:hAnsi="Arial"/>
@@ -24775,7 +24775,7 @@
             <w:pPr>
               <w:spacing w:after="20" w:before="0"/>
             </w:pPr>
-            <w:hyperlink w:history="1" r:id="rIdtuf-ocohf7raltmjxbsbu">
+            <w:hyperlink w:history="1" r:id="rId6c5his5ref6yumcajo3m1">
               <w:r>
                 <w:rPr>
                   <w:rFonts w:ascii="Arial" w:cs="Arial" w:eastAsia="Arial" w:hAnsi="Arial"/>
@@ -24808,7 +24808,7 @@
               <w:spacing w:after="10" w:before="0"/>
               <w:ind w:left="120"/>
             </w:pPr>
-            <w:hyperlink w:history="1" r:id="rIdoroxmcekivgjx1cg9sg29">
+            <w:hyperlink w:history="1" r:id="rIdilss80rays96gaqsulwm9">
               <w:r>
                 <w:rPr>
                   <w:rFonts w:ascii="Arial" w:cs="Arial" w:eastAsia="Arial" w:hAnsi="Arial"/>
@@ -24955,32 +24955,32 @@
         <w:tc>
           <w:tcPr>
             <w:tcW w:type="dxa" w:w="1520"/>
-            <w:shd w:fill="F2F2F2" w:color="auto" w:val="clear"/>
-            <w:tcMar>
-              <w:top w:type="dxa" w:w="60"/>
-              <w:left w:type="dxa" w:w="120"/>
-              <w:bottom w:type="dxa" w:w="60"/>
-              <w:right w:type="dxa" w:w="120"/>
-            </w:tcMar>
-            <w:vAlign w:val="top"/>
-          </w:tcPr>
-          <w:p>
-            <w:pPr>
-              <w:spacing w:after="40" w:before="0"/>
-              <w:jc w:val="left"/>
-            </w:pPr>
-            <w:r>
-              <w:rPr>
-                <w:rFonts w:ascii="Arial" w:cs="Arial" w:eastAsia="Arial" w:hAnsi="Arial"/>
-                <w:b/>
-                <w:bCs/>
-                <w:i w:val="false"/>
-                <w:iCs w:val="false"/>
-                <w:color w:val="000000"/>
-                <w:sz w:val="18"/>
-                <w:szCs w:val="18"/>
-              </w:rPr>
-              <w:t xml:space="preserve">Phase 4 — Driving Question Board (DQB) Review and Closure</w:t>
+            <w:shd w:fill="FCE4D6" w:color="auto" w:val="clear"/>
+            <w:tcMar>
+              <w:top w:type="dxa" w:w="60"/>
+              <w:left w:type="dxa" w:w="120"/>
+              <w:bottom w:type="dxa" w:w="60"/>
+              <w:right w:type="dxa" w:w="120"/>
+            </w:tcMar>
+            <w:vAlign w:val="top"/>
+          </w:tcPr>
+          <w:p>
+            <w:pPr>
+              <w:spacing w:after="40" w:before="0"/>
+              <w:jc w:val="left"/>
+            </w:pPr>
+            <w:r>
+              <w:rPr>
+                <w:rFonts w:ascii="Arial" w:cs="Arial" w:eastAsia="Arial" w:hAnsi="Arial"/>
+                <w:b/>
+                <w:bCs/>
+                <w:i w:val="false"/>
+                <w:iCs w:val="false"/>
+                <w:color w:val="000000"/>
+                <w:sz w:val="18"/>
+                <w:szCs w:val="18"/>
+              </w:rPr>
+              <w:t xml:space="preserve">Driving Question Board (DQB) Creation</w:t>
             </w:r>
           </w:p>
           <w:p>
@@ -25003,7 +25003,7 @@
             <w:pPr>
               <w:spacing w:after="20" w:before="0"/>
             </w:pPr>
-            <w:hyperlink w:history="1" r:id="rIdr0vsnxqb9dhgy2ysuxx8t">
+            <w:hyperlink w:history="1" r:id="rIdztchniqiy_sjujfxqftbh">
               <w:r>
                 <w:rPr>
                   <w:rFonts w:ascii="Arial" w:cs="Arial" w:eastAsia="Arial" w:hAnsi="Arial"/>
@@ -25036,7 +25036,7 @@
               <w:spacing w:after="10" w:before="0"/>
               <w:ind w:left="120"/>
             </w:pPr>
-            <w:hyperlink w:history="1" r:id="rIds0d1zd_duwqvcxwwl9udk">
+            <w:hyperlink w:history="1" r:id="rIdhnebr7dg7ft9sdmclg-2r">
               <w:r>
                 <w:rPr>
                   <w:rFonts w:ascii="Arial" w:cs="Arial" w:eastAsia="Arial" w:hAnsi="Arial"/>
@@ -25081,7 +25081,7 @@
             <w:pPr>
               <w:spacing w:after="20" w:before="0"/>
             </w:pPr>
-            <w:hyperlink w:history="1" r:id="rIdgktyncmxykeuiek7fwhzp">
+            <w:hyperlink w:history="1" r:id="rIdme1h4mstqryk2z-xfzron">
               <w:r>
                 <w:rPr>
                   <w:rFonts w:ascii="Arial" w:cs="Arial" w:eastAsia="Arial" w:hAnsi="Arial"/>
@@ -25114,7 +25114,7 @@
               <w:spacing w:after="10" w:before="0"/>
               <w:ind w:left="120"/>
             </w:pPr>
-            <w:hyperlink w:history="1" r:id="rIdcqdztwidrfbjvi8olz-tf">
+            <w:hyperlink w:history="1" r:id="rIdxffx3kkbe1nxniebm6o55">
               <w:r>
                 <w:rPr>
                   <w:rFonts w:ascii="Arial" w:cs="Arial" w:eastAsia="Arial" w:hAnsi="Arial"/>
@@ -25261,32 +25261,32 @@
         <w:tc>
           <w:tcPr>
             <w:tcW w:type="dxa" w:w="1520"/>
-            <w:shd w:fill="F2F2F2" w:color="auto" w:val="clear"/>
-            <w:tcMar>
-              <w:top w:type="dxa" w:w="60"/>
-              <w:left w:type="dxa" w:w="120"/>
-              <w:bottom w:type="dxa" w:w="60"/>
-              <w:right w:type="dxa" w:w="120"/>
-            </w:tcMar>
-            <w:vAlign w:val="top"/>
-          </w:tcPr>
-          <w:p>
-            <w:pPr>
-              <w:spacing w:after="40" w:before="0"/>
-              <w:jc w:val="left"/>
-            </w:pPr>
-            <w:r>
-              <w:rPr>
-                <w:rFonts w:ascii="Arial" w:cs="Arial" w:eastAsia="Arial" w:hAnsi="Arial"/>
-                <w:b/>
-                <w:bCs/>
-                <w:i w:val="false"/>
-                <w:iCs w:val="false"/>
-                <w:color w:val="000000"/>
-                <w:sz w:val="18"/>
-                <w:szCs w:val="18"/>
-              </w:rPr>
-              <w:t xml:space="preserve">Phase 5 — Final Model Building (Cumulative Concept Map Revision)</w:t>
+            <w:shd w:fill="D5E8F0" w:color="auto" w:val="clear"/>
+            <w:tcMar>
+              <w:top w:type="dxa" w:w="60"/>
+              <w:left w:type="dxa" w:w="120"/>
+              <w:bottom w:type="dxa" w:w="60"/>
+              <w:right w:type="dxa" w:w="120"/>
+            </w:tcMar>
+            <w:vAlign w:val="top"/>
+          </w:tcPr>
+          <w:p>
+            <w:pPr>
+              <w:spacing w:after="40" w:before="0"/>
+              <w:jc w:val="left"/>
+            </w:pPr>
+            <w:r>
+              <w:rPr>
+                <w:rFonts w:ascii="Arial" w:cs="Arial" w:eastAsia="Arial" w:hAnsi="Arial"/>
+                <w:b/>
+                <w:bCs/>
+                <w:i w:val="false"/>
+                <w:iCs w:val="false"/>
+                <w:color w:val="000000"/>
+                <w:sz w:val="18"/>
+                <w:szCs w:val="18"/>
+              </w:rPr>
+              <w:t xml:space="preserve">Model Building Phase</w:t>
             </w:r>
           </w:p>
           <w:p>
@@ -25309,7 +25309,7 @@
             <w:pPr>
               <w:spacing w:after="20" w:before="0"/>
             </w:pPr>
-            <w:hyperlink w:history="1" r:id="rIdksmkvbqsxbrmxvzjr3ril">
+            <w:hyperlink w:history="1" r:id="rIdeovgmyjw6zcgrdpouzexg">
               <w:r>
                 <w:rPr>
                   <w:rFonts w:ascii="Arial" w:cs="Arial" w:eastAsia="Arial" w:hAnsi="Arial"/>
@@ -25342,7 +25342,7 @@
               <w:spacing w:after="10" w:before="0"/>
               <w:ind w:left="120"/>
             </w:pPr>
-            <w:hyperlink w:history="1" r:id="rIdrss8jyehx-juqcp0c-7vn">
+            <w:hyperlink w:history="1" r:id="rIdaba_cukpvxnwqflsytegm">
               <w:r>
                 <w:rPr>
                   <w:rFonts w:ascii="Arial" w:cs="Arial" w:eastAsia="Arial" w:hAnsi="Arial"/>
@@ -25387,7 +25387,7 @@
             <w:pPr>
               <w:spacing w:after="20" w:before="0"/>
             </w:pPr>
-            <w:hyperlink w:history="1" r:id="rIdrankxf6niufgagda1hvzc">
+            <w:hyperlink w:history="1" r:id="rIdxkzn_h14pfj_oij2vknvk">
               <w:r>
                 <w:rPr>
                   <w:rFonts w:ascii="Arial" w:cs="Arial" w:eastAsia="Arial" w:hAnsi="Arial"/>
@@ -25420,7 +25420,7 @@
               <w:spacing w:after="10" w:before="0"/>
               <w:ind w:left="120"/>
             </w:pPr>
-            <w:hyperlink w:history="1" r:id="rIdu_0n1dacbqzotl5xbxkvn">
+            <w:hyperlink w:history="1" r:id="rIdxg3g4_39c2n5k4jolr5ej">
               <w:r>
                 <w:rPr>
                   <w:rFonts w:ascii="Arial" w:cs="Arial" w:eastAsia="Arial" w:hAnsi="Arial"/>

--- a/data/outputs/v2/Core_Mathematics/SS1.2_Indices_and_Logarithms/Core_Mathematics_Indices_and_Logarithms_CBE_LessonSequence.docx
+++ b/data/outputs/v2/Core_Mathematics/SS1.2_Indices_and_Logarithms/Core_Mathematics_Indices_and_Logarithms_CBE_LessonSequence.docx
@@ -3286,7 +3286,7 @@
             <w:pPr>
               <w:spacing w:after="20" w:before="0"/>
             </w:pPr>
-            <w:hyperlink w:history="1" r:id="rIdzynh47ukbjph4-9m1gydn">
+            <w:hyperlink w:history="1" r:id="rIdejesypytcmjrukhlhw1gq">
               <w:r>
                 <w:rPr>
                   <w:rFonts w:ascii="Arial" w:cs="Arial" w:eastAsia="Arial" w:hAnsi="Arial"/>
@@ -3319,7 +3319,7 @@
               <w:spacing w:after="10" w:before="0"/>
               <w:ind w:left="120"/>
             </w:pPr>
-            <w:hyperlink w:history="1" r:id="rIdgrfioxc_ompojpihwcqu-">
+            <w:hyperlink w:history="1" r:id="rIdst_3dtniotqmw5pfbod87">
               <w:r>
                 <w:rPr>
                   <w:rFonts w:ascii="Arial" w:cs="Arial" w:eastAsia="Arial" w:hAnsi="Arial"/>
@@ -3364,7 +3364,7 @@
             <w:pPr>
               <w:spacing w:after="20" w:before="0"/>
             </w:pPr>
-            <w:hyperlink w:history="1" r:id="rId7dcg4vqr1fg7ok0tsru7x">
+            <w:hyperlink w:history="1" r:id="rIdjsnix1mirayeirluy08b2">
               <w:r>
                 <w:rPr>
                   <w:rFonts w:ascii="Arial" w:cs="Arial" w:eastAsia="Arial" w:hAnsi="Arial"/>
@@ -3397,7 +3397,7 @@
               <w:spacing w:after="10" w:before="0"/>
               <w:ind w:left="120"/>
             </w:pPr>
-            <w:hyperlink w:history="1" r:id="rIdqr_c3vnvzyyyv0hgzcg8n">
+            <w:hyperlink w:history="1" r:id="rIdctgiuhu-czzhfm6uolw6z">
               <w:r>
                 <w:rPr>
                   <w:rFonts w:ascii="Arial" w:cs="Arial" w:eastAsia="Arial" w:hAnsi="Arial"/>
@@ -3592,7 +3592,7 @@
             <w:pPr>
               <w:spacing w:after="20" w:before="0"/>
             </w:pPr>
-            <w:hyperlink w:history="1" r:id="rId93safitjmsmhr2jkw2s_r">
+            <w:hyperlink w:history="1" r:id="rIdgszkwnf6a6phwchhns6zy">
               <w:r>
                 <w:rPr>
                   <w:rFonts w:ascii="Arial" w:cs="Arial" w:eastAsia="Arial" w:hAnsi="Arial"/>
@@ -3625,7 +3625,7 @@
               <w:spacing w:after="10" w:before="0"/>
               <w:ind w:left="120"/>
             </w:pPr>
-            <w:hyperlink w:history="1" r:id="rIdhwtzvjjnthetuzba6uig1">
+            <w:hyperlink w:history="1" r:id="rIdwygqwn7qlxuvvnsbwpkfu">
               <w:r>
                 <w:rPr>
                   <w:rFonts w:ascii="Arial" w:cs="Arial" w:eastAsia="Arial" w:hAnsi="Arial"/>
@@ -3670,7 +3670,7 @@
             <w:pPr>
               <w:spacing w:after="20" w:before="0"/>
             </w:pPr>
-            <w:hyperlink w:history="1" r:id="rIdymgwxnt1rtb6vjwgjz-xg">
+            <w:hyperlink w:history="1" r:id="rIdb1du-lkvjeirsryjnf52l">
               <w:r>
                 <w:rPr>
                   <w:rFonts w:ascii="Arial" w:cs="Arial" w:eastAsia="Arial" w:hAnsi="Arial"/>
@@ -3703,7 +3703,7 @@
               <w:spacing w:after="10" w:before="0"/>
               <w:ind w:left="120"/>
             </w:pPr>
-            <w:hyperlink w:history="1" r:id="rIdgninsslrjizzvbq2ou_1k">
+            <w:hyperlink w:history="1" r:id="rId79utgpgniupcsrkdtf_sw">
               <w:r>
                 <w:rPr>
                   <w:rFonts w:ascii="Arial" w:cs="Arial" w:eastAsia="Arial" w:hAnsi="Arial"/>
@@ -3898,7 +3898,7 @@
             <w:pPr>
               <w:spacing w:after="20" w:before="0"/>
             </w:pPr>
-            <w:hyperlink w:history="1" r:id="rIdjgdvsxs4-pxvzp-jxdfsn">
+            <w:hyperlink w:history="1" r:id="rId3tgzdhw8gqzwkg0tcqeis">
               <w:r>
                 <w:rPr>
                   <w:rFonts w:ascii="Arial" w:cs="Arial" w:eastAsia="Arial" w:hAnsi="Arial"/>
@@ -3931,7 +3931,7 @@
               <w:spacing w:after="10" w:before="0"/>
               <w:ind w:left="120"/>
             </w:pPr>
-            <w:hyperlink w:history="1" r:id="rIdesmeyadqcxt18mtez_6hl">
+            <w:hyperlink w:history="1" r:id="rIdiacrust3bqlrnvkuqqxgp">
               <w:r>
                 <w:rPr>
                   <w:rFonts w:ascii="Arial" w:cs="Arial" w:eastAsia="Arial" w:hAnsi="Arial"/>
@@ -3976,7 +3976,7 @@
             <w:pPr>
               <w:spacing w:after="20" w:before="0"/>
             </w:pPr>
-            <w:hyperlink w:history="1" r:id="rId3ipnlmtaqhby_iine5lpr">
+            <w:hyperlink w:history="1" r:id="rIdqtz_g6aj6oghn_bd7pmub">
               <w:r>
                 <w:rPr>
                   <w:rFonts w:ascii="Arial" w:cs="Arial" w:eastAsia="Arial" w:hAnsi="Arial"/>
@@ -4009,7 +4009,7 @@
               <w:spacing w:after="10" w:before="0"/>
               <w:ind w:left="120"/>
             </w:pPr>
-            <w:hyperlink w:history="1" r:id="rIdsramlv3zzz_b2zg4xljrm">
+            <w:hyperlink w:history="1" r:id="rIddtctvqespk3e309etu92s">
               <w:r>
                 <w:rPr>
                   <w:rFonts w:ascii="Arial" w:cs="Arial" w:eastAsia="Arial" w:hAnsi="Arial"/>
@@ -4204,7 +4204,7 @@
             <w:pPr>
               <w:spacing w:after="20" w:before="0"/>
             </w:pPr>
-            <w:hyperlink w:history="1" r:id="rIdt693cxoficlmqhlxtq7nx">
+            <w:hyperlink w:history="1" r:id="rIdkyy_irv77hqat0o4mqm4b">
               <w:r>
                 <w:rPr>
                   <w:rFonts w:ascii="Arial" w:cs="Arial" w:eastAsia="Arial" w:hAnsi="Arial"/>
@@ -4237,7 +4237,7 @@
               <w:spacing w:after="10" w:before="0"/>
               <w:ind w:left="120"/>
             </w:pPr>
-            <w:hyperlink w:history="1" r:id="rId012j0dgbqj04nw-nk8kow">
+            <w:hyperlink w:history="1" r:id="rIdubev8ynop1xfdt7jdja-_">
               <w:r>
                 <w:rPr>
                   <w:rFonts w:ascii="Arial" w:cs="Arial" w:eastAsia="Arial" w:hAnsi="Arial"/>
@@ -4282,7 +4282,7 @@
             <w:pPr>
               <w:spacing w:after="20" w:before="0"/>
             </w:pPr>
-            <w:hyperlink w:history="1" r:id="rId_yzfkedbnralo540t_ds3">
+            <w:hyperlink w:history="1" r:id="rIdrwxln64m3x-i6njmzzhon">
               <w:r>
                 <w:rPr>
                   <w:rFonts w:ascii="Arial" w:cs="Arial" w:eastAsia="Arial" w:hAnsi="Arial"/>
@@ -4315,7 +4315,7 @@
               <w:spacing w:after="10" w:before="0"/>
               <w:ind w:left="120"/>
             </w:pPr>
-            <w:hyperlink w:history="1" r:id="rIdcuqev8e9wvo__udy9wrlm">
+            <w:hyperlink w:history="1" r:id="rIdj7agp8g5tbneyins9xtl0">
               <w:r>
                 <w:rPr>
                   <w:rFonts w:ascii="Arial" w:cs="Arial" w:eastAsia="Arial" w:hAnsi="Arial"/>
@@ -4510,7 +4510,7 @@
             <w:pPr>
               <w:spacing w:after="20" w:before="0"/>
             </w:pPr>
-            <w:hyperlink w:history="1" r:id="rIdrxgzzinfokaq05wphzldd">
+            <w:hyperlink w:history="1" r:id="rIdk6ucg9vabutfztf3msdei">
               <w:r>
                 <w:rPr>
                   <w:rFonts w:ascii="Arial" w:cs="Arial" w:eastAsia="Arial" w:hAnsi="Arial"/>
@@ -4543,7 +4543,7 @@
               <w:spacing w:after="10" w:before="0"/>
               <w:ind w:left="120"/>
             </w:pPr>
-            <w:hyperlink w:history="1" r:id="rIdz7gshi_zmwzxxj77kc9ne">
+            <w:hyperlink w:history="1" r:id="rIdekv8doeammqj6ng6cexfw">
               <w:r>
                 <w:rPr>
                   <w:rFonts w:ascii="Arial" w:cs="Arial" w:eastAsia="Arial" w:hAnsi="Arial"/>
@@ -4588,7 +4588,7 @@
             <w:pPr>
               <w:spacing w:after="20" w:before="0"/>
             </w:pPr>
-            <w:hyperlink w:history="1" r:id="rIdd_x8hldbkzcc7jwpgvgln">
+            <w:hyperlink w:history="1" r:id="rIdrrp5fh9x_fwt91gyvq10r">
               <w:r>
                 <w:rPr>
                   <w:rFonts w:ascii="Arial" w:cs="Arial" w:eastAsia="Arial" w:hAnsi="Arial"/>
@@ -4621,7 +4621,7 @@
               <w:spacing w:after="10" w:before="0"/>
               <w:ind w:left="120"/>
             </w:pPr>
-            <w:hyperlink w:history="1" r:id="rIdcjak9sbk-epfa2h4wf-fn">
+            <w:hyperlink w:history="1" r:id="rIdthsgam-eml6bjtbdchznm">
               <w:r>
                 <w:rPr>
                   <w:rFonts w:ascii="Arial" w:cs="Arial" w:eastAsia="Arial" w:hAnsi="Arial"/>
@@ -6108,7 +6108,7 @@
             <w:pPr>
               <w:spacing w:after="20" w:before="0"/>
             </w:pPr>
-            <w:hyperlink w:history="1" r:id="rIdzz1p8zhxjg7chojeer_n0">
+            <w:hyperlink w:history="1" r:id="rIdznbh5rrbrizkm_f95jmpk">
               <w:r>
                 <w:rPr>
                   <w:rFonts w:ascii="Arial" w:cs="Arial" w:eastAsia="Arial" w:hAnsi="Arial"/>
@@ -6141,7 +6141,7 @@
               <w:spacing w:after="10" w:before="0"/>
               <w:ind w:left="120"/>
             </w:pPr>
-            <w:hyperlink w:history="1" r:id="rId4frzvgqx3e1fjq5z0f6pf">
+            <w:hyperlink w:history="1" r:id="rIdia6ornxj_hsmvcoptx1_a">
               <w:r>
                 <w:rPr>
                   <w:rFonts w:ascii="Arial" w:cs="Arial" w:eastAsia="Arial" w:hAnsi="Arial"/>
@@ -6186,7 +6186,7 @@
             <w:pPr>
               <w:spacing w:after="20" w:before="0"/>
             </w:pPr>
-            <w:hyperlink w:history="1" r:id="rId4hqbxncpf6osw49fcbd0i">
+            <w:hyperlink w:history="1" r:id="rIdjpls2wr2nfqgbzhg9fr_y">
               <w:r>
                 <w:rPr>
                   <w:rFonts w:ascii="Arial" w:cs="Arial" w:eastAsia="Arial" w:hAnsi="Arial"/>
@@ -6219,7 +6219,7 @@
               <w:spacing w:after="10" w:before="0"/>
               <w:ind w:left="120"/>
             </w:pPr>
-            <w:hyperlink w:history="1" r:id="rIdrwhe_wondag2ejz3m2jaf">
+            <w:hyperlink w:history="1" r:id="rIdaqhaxawvcqcrrnigttcpx">
               <w:r>
                 <w:rPr>
                   <w:rFonts w:ascii="Arial" w:cs="Arial" w:eastAsia="Arial" w:hAnsi="Arial"/>
@@ -6414,7 +6414,7 @@
             <w:pPr>
               <w:spacing w:after="20" w:before="0"/>
             </w:pPr>
-            <w:hyperlink w:history="1" r:id="rIdv-_9urkaah3zron3jmlga">
+            <w:hyperlink w:history="1" r:id="rIdtmi2iicbpbdrk-8pxz2xo">
               <w:r>
                 <w:rPr>
                   <w:rFonts w:ascii="Arial" w:cs="Arial" w:eastAsia="Arial" w:hAnsi="Arial"/>
@@ -6447,7 +6447,7 @@
               <w:spacing w:after="10" w:before="0"/>
               <w:ind w:left="120"/>
             </w:pPr>
-            <w:hyperlink w:history="1" r:id="rIdd4r_mbkpy3dk9f2d8e7gd">
+            <w:hyperlink w:history="1" r:id="rIdsdrm9gnucsz4ytb9dhe3c">
               <w:r>
                 <w:rPr>
                   <w:rFonts w:ascii="Arial" w:cs="Arial" w:eastAsia="Arial" w:hAnsi="Arial"/>
@@ -6492,7 +6492,7 @@
             <w:pPr>
               <w:spacing w:after="20" w:before="0"/>
             </w:pPr>
-            <w:hyperlink w:history="1" r:id="rIdn_smmue73bqp68xu2wxsm">
+            <w:hyperlink w:history="1" r:id="rIdtdalatqf1fp3-dhiwffh0">
               <w:r>
                 <w:rPr>
                   <w:rFonts w:ascii="Arial" w:cs="Arial" w:eastAsia="Arial" w:hAnsi="Arial"/>
@@ -6525,7 +6525,7 @@
               <w:spacing w:after="10" w:before="0"/>
               <w:ind w:left="120"/>
             </w:pPr>
-            <w:hyperlink w:history="1" r:id="rIdpvgrjxjfkazi7-b3dph1f">
+            <w:hyperlink w:history="1" r:id="rIdpx-bdisn91t16i9imirgt">
               <w:r>
                 <w:rPr>
                   <w:rFonts w:ascii="Arial" w:cs="Arial" w:eastAsia="Arial" w:hAnsi="Arial"/>
@@ -6720,7 +6720,7 @@
             <w:pPr>
               <w:spacing w:after="20" w:before="0"/>
             </w:pPr>
-            <w:hyperlink w:history="1" r:id="rIds6a0feoivxbuwcf8mlmk6">
+            <w:hyperlink w:history="1" r:id="rIdsxct5y8ylkdrq5onv7e-i">
               <w:r>
                 <w:rPr>
                   <w:rFonts w:ascii="Arial" w:cs="Arial" w:eastAsia="Arial" w:hAnsi="Arial"/>
@@ -6753,7 +6753,7 @@
               <w:spacing w:after="10" w:before="0"/>
               <w:ind w:left="120"/>
             </w:pPr>
-            <w:hyperlink w:history="1" r:id="rId83z7eg3c7nqs8w_c6l6ma">
+            <w:hyperlink w:history="1" r:id="rIdnra94dfnjogp82b-jyshh">
               <w:r>
                 <w:rPr>
                   <w:rFonts w:ascii="Arial" w:cs="Arial" w:eastAsia="Arial" w:hAnsi="Arial"/>
@@ -6798,7 +6798,7 @@
             <w:pPr>
               <w:spacing w:after="20" w:before="0"/>
             </w:pPr>
-            <w:hyperlink w:history="1" r:id="rIdsgyudxl-7w1uqgzwsmh_o">
+            <w:hyperlink w:history="1" r:id="rIdvlzx5zug3eflkhq0wgboe">
               <w:r>
                 <w:rPr>
                   <w:rFonts w:ascii="Arial" w:cs="Arial" w:eastAsia="Arial" w:hAnsi="Arial"/>
@@ -6831,7 +6831,7 @@
               <w:spacing w:after="10" w:before="0"/>
               <w:ind w:left="120"/>
             </w:pPr>
-            <w:hyperlink w:history="1" r:id="rIdolvw754xolzyg_dkavx28">
+            <w:hyperlink w:history="1" r:id="rIdbcepaaitfztfcyatfcmdb">
               <w:r>
                 <w:rPr>
                   <w:rFonts w:ascii="Arial" w:cs="Arial" w:eastAsia="Arial" w:hAnsi="Arial"/>
@@ -7026,7 +7026,7 @@
             <w:pPr>
               <w:spacing w:after="20" w:before="0"/>
             </w:pPr>
-            <w:hyperlink w:history="1" r:id="rId4hczpg9wjngo4z2otxzbc">
+            <w:hyperlink w:history="1" r:id="rIdm-u3arcpssihnaejqatlo">
               <w:r>
                 <w:rPr>
                   <w:rFonts w:ascii="Arial" w:cs="Arial" w:eastAsia="Arial" w:hAnsi="Arial"/>
@@ -7059,7 +7059,7 @@
               <w:spacing w:after="10" w:before="0"/>
               <w:ind w:left="120"/>
             </w:pPr>
-            <w:hyperlink w:history="1" r:id="rIdzffmki0-ct9mzbs9fqyhd">
+            <w:hyperlink w:history="1" r:id="rIdfg-3sy1y3keyb05rtkler">
               <w:r>
                 <w:rPr>
                   <w:rFonts w:ascii="Arial" w:cs="Arial" w:eastAsia="Arial" w:hAnsi="Arial"/>
@@ -7104,7 +7104,7 @@
             <w:pPr>
               <w:spacing w:after="20" w:before="0"/>
             </w:pPr>
-            <w:hyperlink w:history="1" r:id="rIdylqahsqoiwdbmcbbiqirt">
+            <w:hyperlink w:history="1" r:id="rIdgit2nf8pndh2-tid34uw2">
               <w:r>
                 <w:rPr>
                   <w:rFonts w:ascii="Arial" w:cs="Arial" w:eastAsia="Arial" w:hAnsi="Arial"/>
@@ -7137,7 +7137,7 @@
               <w:spacing w:after="10" w:before="0"/>
               <w:ind w:left="120"/>
             </w:pPr>
-            <w:hyperlink w:history="1" r:id="rIdq2ut9_pjiun51u210oq6u">
+            <w:hyperlink w:history="1" r:id="rIdsy5qo8nnr-hpa610j96yl">
               <w:r>
                 <w:rPr>
                   <w:rFonts w:ascii="Arial" w:cs="Arial" w:eastAsia="Arial" w:hAnsi="Arial"/>
@@ -7332,7 +7332,7 @@
             <w:pPr>
               <w:spacing w:after="20" w:before="0"/>
             </w:pPr>
-            <w:hyperlink w:history="1" r:id="rIdnhfecmqzygijmklakxkpu">
+            <w:hyperlink w:history="1" r:id="rId9japry_bpsl8yvooc__ol">
               <w:r>
                 <w:rPr>
                   <w:rFonts w:ascii="Arial" w:cs="Arial" w:eastAsia="Arial" w:hAnsi="Arial"/>
@@ -7365,7 +7365,7 @@
               <w:spacing w:after="10" w:before="0"/>
               <w:ind w:left="120"/>
             </w:pPr>
-            <w:hyperlink w:history="1" r:id="rIdi-isy-a4l_-z24jpwgmbe">
+            <w:hyperlink w:history="1" r:id="rId2thumkgzx5bieghhiqmab">
               <w:r>
                 <w:rPr>
                   <w:rFonts w:ascii="Arial" w:cs="Arial" w:eastAsia="Arial" w:hAnsi="Arial"/>
@@ -7410,7 +7410,7 @@
             <w:pPr>
               <w:spacing w:after="20" w:before="0"/>
             </w:pPr>
-            <w:hyperlink w:history="1" r:id="rIdbmwktgphfgajgbeed_p-v">
+            <w:hyperlink w:history="1" r:id="rIdmipt67riafz9kd54hc9sq">
               <w:r>
                 <w:rPr>
                   <w:rFonts w:ascii="Arial" w:cs="Arial" w:eastAsia="Arial" w:hAnsi="Arial"/>
@@ -7443,7 +7443,7 @@
               <w:spacing w:after="10" w:before="0"/>
               <w:ind w:left="120"/>
             </w:pPr>
-            <w:hyperlink w:history="1" r:id="rIdbijlyt9iny2_yks-mplqx">
+            <w:hyperlink w:history="1" r:id="rId-4rdphf5pigoispi55mpq">
               <w:r>
                 <w:rPr>
                   <w:rFonts w:ascii="Arial" w:cs="Arial" w:eastAsia="Arial" w:hAnsi="Arial"/>
@@ -8930,7 +8930,7 @@
             <w:pPr>
               <w:spacing w:after="20" w:before="0"/>
             </w:pPr>
-            <w:hyperlink w:history="1" r:id="rId_mol0qoi6fzljilzlluur">
+            <w:hyperlink w:history="1" r:id="rIde3i-a5egugqql7muspxp8">
               <w:r>
                 <w:rPr>
                   <w:rFonts w:ascii="Arial" w:cs="Arial" w:eastAsia="Arial" w:hAnsi="Arial"/>
@@ -8963,7 +8963,7 @@
               <w:spacing w:after="10" w:before="0"/>
               <w:ind w:left="120"/>
             </w:pPr>
-            <w:hyperlink w:history="1" r:id="rIdv0rzu1jheij3z_sm5dc0_">
+            <w:hyperlink w:history="1" r:id="rId6wihelumxcl_ca4xuzovm">
               <w:r>
                 <w:rPr>
                   <w:rFonts w:ascii="Arial" w:cs="Arial" w:eastAsia="Arial" w:hAnsi="Arial"/>
@@ -9008,7 +9008,7 @@
             <w:pPr>
               <w:spacing w:after="20" w:before="0"/>
             </w:pPr>
-            <w:hyperlink w:history="1" r:id="rIdsm87l9fsngjzz0sf3a-l1">
+            <w:hyperlink w:history="1" r:id="rIdcmd16qdyi1jcoywpujaj-">
               <w:r>
                 <w:rPr>
                   <w:rFonts w:ascii="Arial" w:cs="Arial" w:eastAsia="Arial" w:hAnsi="Arial"/>
@@ -9041,7 +9041,7 @@
               <w:spacing w:after="10" w:before="0"/>
               <w:ind w:left="120"/>
             </w:pPr>
-            <w:hyperlink w:history="1" r:id="rIdxmdx1eiagmtgfwfiqbdus">
+            <w:hyperlink w:history="1" r:id="rIdauazcj6h6rppwa2r1ysug">
               <w:r>
                 <w:rPr>
                   <w:rFonts w:ascii="Arial" w:cs="Arial" w:eastAsia="Arial" w:hAnsi="Arial"/>
@@ -9236,7 +9236,7 @@
             <w:pPr>
               <w:spacing w:after="20" w:before="0"/>
             </w:pPr>
-            <w:hyperlink w:history="1" r:id="rIduxkwijq-nydxe7cjqpuar">
+            <w:hyperlink w:history="1" r:id="rIdgzy6i61ocfinbuyyikhdu">
               <w:r>
                 <w:rPr>
                   <w:rFonts w:ascii="Arial" w:cs="Arial" w:eastAsia="Arial" w:hAnsi="Arial"/>
@@ -9269,7 +9269,7 @@
               <w:spacing w:after="10" w:before="0"/>
               <w:ind w:left="120"/>
             </w:pPr>
-            <w:hyperlink w:history="1" r:id="rIdhxabej7l9d_66di4a0pyt">
+            <w:hyperlink w:history="1" r:id="rIdmjdbms-fdladqgcm0uxog">
               <w:r>
                 <w:rPr>
                   <w:rFonts w:ascii="Arial" w:cs="Arial" w:eastAsia="Arial" w:hAnsi="Arial"/>
@@ -9314,7 +9314,7 @@
             <w:pPr>
               <w:spacing w:after="20" w:before="0"/>
             </w:pPr>
-            <w:hyperlink w:history="1" r:id="rIdhgfwnhnbus2m4wg0zt-vc">
+            <w:hyperlink w:history="1" r:id="rIdsqu38ipowrewnrufsqpar">
               <w:r>
                 <w:rPr>
                   <w:rFonts w:ascii="Arial" w:cs="Arial" w:eastAsia="Arial" w:hAnsi="Arial"/>
@@ -9347,7 +9347,7 @@
               <w:spacing w:after="10" w:before="0"/>
               <w:ind w:left="120"/>
             </w:pPr>
-            <w:hyperlink w:history="1" r:id="rIdcjjrw8maaw-ic1b8ptwm0">
+            <w:hyperlink w:history="1" r:id="rIdsqmuaf4iej9lngshehegt">
               <w:r>
                 <w:rPr>
                   <w:rFonts w:ascii="Arial" w:cs="Arial" w:eastAsia="Arial" w:hAnsi="Arial"/>
@@ -9770,7 +9770,7 @@
             <w:pPr>
               <w:spacing w:after="20" w:before="0"/>
             </w:pPr>
-            <w:hyperlink w:history="1" r:id="rId4ru2ks_m-dpnvpogbn3fv">
+            <w:hyperlink w:history="1" r:id="rIdc-cvgutss6tut-tqvv60z">
               <w:r>
                 <w:rPr>
                   <w:rFonts w:ascii="Arial" w:cs="Arial" w:eastAsia="Arial" w:hAnsi="Arial"/>
@@ -9803,7 +9803,7 @@
               <w:spacing w:after="10" w:before="0"/>
               <w:ind w:left="120"/>
             </w:pPr>
-            <w:hyperlink w:history="1" r:id="rId8t8orddglbkhn85w9jf61">
+            <w:hyperlink w:history="1" r:id="rIddwez8nvkqjdbzvhktsfvb">
               <w:r>
                 <w:rPr>
                   <w:rFonts w:ascii="Arial" w:cs="Arial" w:eastAsia="Arial" w:hAnsi="Arial"/>
@@ -9848,7 +9848,7 @@
             <w:pPr>
               <w:spacing w:after="20" w:before="0"/>
             </w:pPr>
-            <w:hyperlink w:history="1" r:id="rIdvkzquvemncn8olvdwpqkt">
+            <w:hyperlink w:history="1" r:id="rIdnn4lyih-er9iltf4hnwtl">
               <w:r>
                 <w:rPr>
                   <w:rFonts w:ascii="Arial" w:cs="Arial" w:eastAsia="Arial" w:hAnsi="Arial"/>
@@ -9881,7 +9881,7 @@
               <w:spacing w:after="10" w:before="0"/>
               <w:ind w:left="120"/>
             </w:pPr>
-            <w:hyperlink w:history="1" r:id="rIdyg6ckqx1p55p35sjvnrga">
+            <w:hyperlink w:history="1" r:id="rIdatsfqiadwfpf5l45emq1m">
               <w:r>
                 <w:rPr>
                   <w:rFonts w:ascii="Arial" w:cs="Arial" w:eastAsia="Arial" w:hAnsi="Arial"/>
@@ -10228,7 +10228,7 @@
             <w:pPr>
               <w:spacing w:after="20" w:before="0"/>
             </w:pPr>
-            <w:hyperlink w:history="1" r:id="rIdl_dbmfohhvbb4bfnmecdc">
+            <w:hyperlink w:history="1" r:id="rIdhbwuofc_cutgsk_pvknir">
               <w:r>
                 <w:rPr>
                   <w:rFonts w:ascii="Arial" w:cs="Arial" w:eastAsia="Arial" w:hAnsi="Arial"/>
@@ -10261,7 +10261,7 @@
               <w:spacing w:after="10" w:before="0"/>
               <w:ind w:left="120"/>
             </w:pPr>
-            <w:hyperlink w:history="1" r:id="rId6xcpqxk9pb2-bwg5hazah">
+            <w:hyperlink w:history="1" r:id="rIdqdp2g0jlovf8ia4vsiivw">
               <w:r>
                 <w:rPr>
                   <w:rFonts w:ascii="Arial" w:cs="Arial" w:eastAsia="Arial" w:hAnsi="Arial"/>
@@ -10306,7 +10306,7 @@
             <w:pPr>
               <w:spacing w:after="20" w:before="0"/>
             </w:pPr>
-            <w:hyperlink w:history="1" r:id="rIddt9dsache9ojukgi_tg-0">
+            <w:hyperlink w:history="1" r:id="rIdjmhk18s4bu2jrr0snohno">
               <w:r>
                 <w:rPr>
                   <w:rFonts w:ascii="Arial" w:cs="Arial" w:eastAsia="Arial" w:hAnsi="Arial"/>
@@ -10339,7 +10339,7 @@
               <w:spacing w:after="10" w:before="0"/>
               <w:ind w:left="120"/>
             </w:pPr>
-            <w:hyperlink w:history="1" r:id="rId1wkzhspsh2ckfpjfe6-bc">
+            <w:hyperlink w:history="1" r:id="rIdiybm9-wra1_zkchsaxfl0">
               <w:r>
                 <w:rPr>
                   <w:rFonts w:ascii="Arial" w:cs="Arial" w:eastAsia="Arial" w:hAnsi="Arial"/>
@@ -10534,7 +10534,7 @@
             <w:pPr>
               <w:spacing w:after="20" w:before="0"/>
             </w:pPr>
-            <w:hyperlink w:history="1" r:id="rIdiowoqroz9xv2r0plx5lzv">
+            <w:hyperlink w:history="1" r:id="rIduvix50g1ry7vbzatwucyn">
               <w:r>
                 <w:rPr>
                   <w:rFonts w:ascii="Arial" w:cs="Arial" w:eastAsia="Arial" w:hAnsi="Arial"/>
@@ -10567,7 +10567,7 @@
               <w:spacing w:after="10" w:before="0"/>
               <w:ind w:left="120"/>
             </w:pPr>
-            <w:hyperlink w:history="1" r:id="rId_z2fbxdw8uch0hmrbolip">
+            <w:hyperlink w:history="1" r:id="rIdyec53cq-86hto0fcnir7a">
               <w:r>
                 <w:rPr>
                   <w:rFonts w:ascii="Arial" w:cs="Arial" w:eastAsia="Arial" w:hAnsi="Arial"/>
@@ -10612,7 +10612,7 @@
             <w:pPr>
               <w:spacing w:after="20" w:before="0"/>
             </w:pPr>
-            <w:hyperlink w:history="1" r:id="rIdtngaagebiz7bovl3r6gh5">
+            <w:hyperlink w:history="1" r:id="rIdstwf6kimodyww2_fhmmgc">
               <w:r>
                 <w:rPr>
                   <w:rFonts w:ascii="Arial" w:cs="Arial" w:eastAsia="Arial" w:hAnsi="Arial"/>
@@ -10645,7 +10645,7 @@
               <w:spacing w:after="10" w:before="0"/>
               <w:ind w:left="120"/>
             </w:pPr>
-            <w:hyperlink w:history="1" r:id="rIdmkenryklddxbswwcnks1y">
+            <w:hyperlink w:history="1" r:id="rIdotscrrbuee-zubmh_yrnq">
               <w:r>
                 <w:rPr>
                   <w:rFonts w:ascii="Arial" w:cs="Arial" w:eastAsia="Arial" w:hAnsi="Arial"/>
@@ -12132,7 +12132,7 @@
             <w:pPr>
               <w:spacing w:after="20" w:before="0"/>
             </w:pPr>
-            <w:hyperlink w:history="1" r:id="rIdtyixwv3rscpwmbgktoaqp">
+            <w:hyperlink w:history="1" r:id="rId7pxf2mu4tsplfpns0_6mf">
               <w:r>
                 <w:rPr>
                   <w:rFonts w:ascii="Arial" w:cs="Arial" w:eastAsia="Arial" w:hAnsi="Arial"/>
@@ -12165,7 +12165,7 @@
               <w:spacing w:after="10" w:before="0"/>
               <w:ind w:left="120"/>
             </w:pPr>
-            <w:hyperlink w:history="1" r:id="rIdgabyqioyqnetrfjwj18kc">
+            <w:hyperlink w:history="1" r:id="rId2ry7kfrwapsihscdzx0jq">
               <w:r>
                 <w:rPr>
                   <w:rFonts w:ascii="Arial" w:cs="Arial" w:eastAsia="Arial" w:hAnsi="Arial"/>
@@ -12210,7 +12210,7 @@
             <w:pPr>
               <w:spacing w:after="20" w:before="0"/>
             </w:pPr>
-            <w:hyperlink w:history="1" r:id="rIdlesyzm11f746kghrtaswe">
+            <w:hyperlink w:history="1" r:id="rId0cyzvn9cuft-aapkx4pcg">
               <w:r>
                 <w:rPr>
                   <w:rFonts w:ascii="Arial" w:cs="Arial" w:eastAsia="Arial" w:hAnsi="Arial"/>
@@ -12243,7 +12243,7 @@
               <w:spacing w:after="10" w:before="0"/>
               <w:ind w:left="120"/>
             </w:pPr>
-            <w:hyperlink w:history="1" r:id="rIdchttvqqxapdpcqo7yygm2">
+            <w:hyperlink w:history="1" r:id="rIdrpd56oknaksxh3ejexdfe">
               <w:r>
                 <w:rPr>
                   <w:rFonts w:ascii="Arial" w:cs="Arial" w:eastAsia="Arial" w:hAnsi="Arial"/>
@@ -12438,7 +12438,7 @@
             <w:pPr>
               <w:spacing w:after="20" w:before="0"/>
             </w:pPr>
-            <w:hyperlink w:history="1" r:id="rIddbd-bxx87xuzm4ya5f8hm">
+            <w:hyperlink w:history="1" r:id="rId_zjuz1omnul3yaj48ysx3">
               <w:r>
                 <w:rPr>
                   <w:rFonts w:ascii="Arial" w:cs="Arial" w:eastAsia="Arial" w:hAnsi="Arial"/>
@@ -12471,7 +12471,7 @@
               <w:spacing w:after="10" w:before="0"/>
               <w:ind w:left="120"/>
             </w:pPr>
-            <w:hyperlink w:history="1" r:id="rIdogqfnc3kmqpwukmdk5z8g">
+            <w:hyperlink w:history="1" r:id="rIdxgen2yugzspvgvtuwvxxj">
               <w:r>
                 <w:rPr>
                   <w:rFonts w:ascii="Arial" w:cs="Arial" w:eastAsia="Arial" w:hAnsi="Arial"/>
@@ -12516,7 +12516,7 @@
             <w:pPr>
               <w:spacing w:after="20" w:before="0"/>
             </w:pPr>
-            <w:hyperlink w:history="1" r:id="rIdbv9oq2txaq076lpvtbiwt">
+            <w:hyperlink w:history="1" r:id="rIdsa79exkg8ysllqohtfiur">
               <w:r>
                 <w:rPr>
                   <w:rFonts w:ascii="Arial" w:cs="Arial" w:eastAsia="Arial" w:hAnsi="Arial"/>
@@ -12549,7 +12549,7 @@
               <w:spacing w:after="10" w:before="0"/>
               <w:ind w:left="120"/>
             </w:pPr>
-            <w:hyperlink w:history="1" r:id="rIdaen3c7mlvfwatxytq5ktn">
+            <w:hyperlink w:history="1" r:id="rIdpta46ag3hzaq0i97yquuy">
               <w:r>
                 <w:rPr>
                   <w:rFonts w:ascii="Arial" w:cs="Arial" w:eastAsia="Arial" w:hAnsi="Arial"/>
@@ -12744,7 +12744,7 @@
             <w:pPr>
               <w:spacing w:after="20" w:before="0"/>
             </w:pPr>
-            <w:hyperlink w:history="1" r:id="rIdw4luv6otcyrcb476fo-fh">
+            <w:hyperlink w:history="1" r:id="rIdtxcj4zd946q3_xisjomsj">
               <w:r>
                 <w:rPr>
                   <w:rFonts w:ascii="Arial" w:cs="Arial" w:eastAsia="Arial" w:hAnsi="Arial"/>
@@ -12777,7 +12777,7 @@
               <w:spacing w:after="10" w:before="0"/>
               <w:ind w:left="120"/>
             </w:pPr>
-            <w:hyperlink w:history="1" r:id="rIdjww95m0nhsad1fblvpdto">
+            <w:hyperlink w:history="1" r:id="rIdjxhgqnrrzc4myhigf5szv">
               <w:r>
                 <w:rPr>
                   <w:rFonts w:ascii="Arial" w:cs="Arial" w:eastAsia="Arial" w:hAnsi="Arial"/>
@@ -12822,7 +12822,7 @@
             <w:pPr>
               <w:spacing w:after="20" w:before="0"/>
             </w:pPr>
-            <w:hyperlink w:history="1" r:id="rIdivny77icaqtnfw4zgi3sl">
+            <w:hyperlink w:history="1" r:id="rIdtjztzofdjyournbatjjoq">
               <w:r>
                 <w:rPr>
                   <w:rFonts w:ascii="Arial" w:cs="Arial" w:eastAsia="Arial" w:hAnsi="Arial"/>
@@ -12855,7 +12855,7 @@
               <w:spacing w:after="10" w:before="0"/>
               <w:ind w:left="120"/>
             </w:pPr>
-            <w:hyperlink w:history="1" r:id="rIdnqygxswbuiazglclayuci">
+            <w:hyperlink w:history="1" r:id="rId5jrgtrygmm5qo4ht4de_-">
               <w:r>
                 <w:rPr>
                   <w:rFonts w:ascii="Arial" w:cs="Arial" w:eastAsia="Arial" w:hAnsi="Arial"/>
@@ -13050,7 +13050,7 @@
             <w:pPr>
               <w:spacing w:after="20" w:before="0"/>
             </w:pPr>
-            <w:hyperlink w:history="1" r:id="rIdj16f9g7vhm-znupwjq4wc">
+            <w:hyperlink w:history="1" r:id="rIdtbk63fb2tdtjprqd70t68">
               <w:r>
                 <w:rPr>
                   <w:rFonts w:ascii="Arial" w:cs="Arial" w:eastAsia="Arial" w:hAnsi="Arial"/>
@@ -13083,7 +13083,7 @@
               <w:spacing w:after="10" w:before="0"/>
               <w:ind w:left="120"/>
             </w:pPr>
-            <w:hyperlink w:history="1" r:id="rIdjbytwalpzxgg14-btn7tp">
+            <w:hyperlink w:history="1" r:id="rIdt1_mxoekls0npi04bmbvt">
               <w:r>
                 <w:rPr>
                   <w:rFonts w:ascii="Arial" w:cs="Arial" w:eastAsia="Arial" w:hAnsi="Arial"/>
@@ -13128,7 +13128,7 @@
             <w:pPr>
               <w:spacing w:after="20" w:before="0"/>
             </w:pPr>
-            <w:hyperlink w:history="1" r:id="rIdpzyt7ntkt3sj4mwq-qnkm">
+            <w:hyperlink w:history="1" r:id="rIdoi9ur1gd-z6gyigcwvkc7">
               <w:r>
                 <w:rPr>
                   <w:rFonts w:ascii="Arial" w:cs="Arial" w:eastAsia="Arial" w:hAnsi="Arial"/>
@@ -13161,7 +13161,7 @@
               <w:spacing w:after="10" w:before="0"/>
               <w:ind w:left="120"/>
             </w:pPr>
-            <w:hyperlink w:history="1" r:id="rIdhn1goucapbat1vwz707o1">
+            <w:hyperlink w:history="1" r:id="rIdgfdn1iom30teqttlcm79t">
               <w:r>
                 <w:rPr>
                   <w:rFonts w:ascii="Arial" w:cs="Arial" w:eastAsia="Arial" w:hAnsi="Arial"/>
@@ -13356,7 +13356,7 @@
             <w:pPr>
               <w:spacing w:after="20" w:before="0"/>
             </w:pPr>
-            <w:hyperlink w:history="1" r:id="rIdwztqnxqqzxirxhao5iopu">
+            <w:hyperlink w:history="1" r:id="rIdqlbaqetoxwuzvlsoyueus">
               <w:r>
                 <w:rPr>
                   <w:rFonts w:ascii="Arial" w:cs="Arial" w:eastAsia="Arial" w:hAnsi="Arial"/>
@@ -13389,7 +13389,7 @@
               <w:spacing w:after="10" w:before="0"/>
               <w:ind w:left="120"/>
             </w:pPr>
-            <w:hyperlink w:history="1" r:id="rId0qkxmhuhhw7pricol2jmd">
+            <w:hyperlink w:history="1" r:id="rIdgthq8g_37ksrbqngx87mw">
               <w:r>
                 <w:rPr>
                   <w:rFonts w:ascii="Arial" w:cs="Arial" w:eastAsia="Arial" w:hAnsi="Arial"/>
@@ -13434,7 +13434,7 @@
             <w:pPr>
               <w:spacing w:after="20" w:before="0"/>
             </w:pPr>
-            <w:hyperlink w:history="1" r:id="rIdy2-pux_dxu380xjruc_ia">
+            <w:hyperlink w:history="1" r:id="rIdhzlpixndjk-ffazvywzjl">
               <w:r>
                 <w:rPr>
                   <w:rFonts w:ascii="Arial" w:cs="Arial" w:eastAsia="Arial" w:hAnsi="Arial"/>
@@ -13467,7 +13467,7 @@
               <w:spacing w:after="10" w:before="0"/>
               <w:ind w:left="120"/>
             </w:pPr>
-            <w:hyperlink w:history="1" r:id="rId_ol7fdb6-cbr4onyfjet6">
+            <w:hyperlink w:history="1" r:id="rIdi5jf702uhdsr79fovuqmy">
               <w:r>
                 <w:rPr>
                   <w:rFonts w:ascii="Arial" w:cs="Arial" w:eastAsia="Arial" w:hAnsi="Arial"/>
@@ -15268,7 +15268,7 @@
             <w:pPr>
               <w:spacing w:after="20" w:before="0"/>
             </w:pPr>
-            <w:hyperlink w:history="1" r:id="rIdwydo1flenfuopwtdevtrz">
+            <w:hyperlink w:history="1" r:id="rIdxnhro9j9_c5hvht3nmkmz">
               <w:r>
                 <w:rPr>
                   <w:rFonts w:ascii="Arial" w:cs="Arial" w:eastAsia="Arial" w:hAnsi="Arial"/>
@@ -15301,7 +15301,7 @@
               <w:spacing w:after="10" w:before="0"/>
               <w:ind w:left="120"/>
             </w:pPr>
-            <w:hyperlink w:history="1" r:id="rId6klxifjs538648k405dgo">
+            <w:hyperlink w:history="1" r:id="rIdfbirvfec0tbk7n7pkorvk">
               <w:r>
                 <w:rPr>
                   <w:rFonts w:ascii="Arial" w:cs="Arial" w:eastAsia="Arial" w:hAnsi="Arial"/>
@@ -15346,7 +15346,7 @@
             <w:pPr>
               <w:spacing w:after="20" w:before="0"/>
             </w:pPr>
-            <w:hyperlink w:history="1" r:id="rIdk6gjzigitpfjstuvnihzp">
+            <w:hyperlink w:history="1" r:id="rIdhwj-qyqmpqyadncjk-fkf">
               <w:r>
                 <w:rPr>
                   <w:rFonts w:ascii="Arial" w:cs="Arial" w:eastAsia="Arial" w:hAnsi="Arial"/>
@@ -15379,7 +15379,7 @@
               <w:spacing w:after="10" w:before="0"/>
               <w:ind w:left="120"/>
             </w:pPr>
-            <w:hyperlink w:history="1" r:id="rIdxwa6sapizlfeipzpvzdgd">
+            <w:hyperlink w:history="1" r:id="rId4zwdobbvbj0b-vwu-w8fi">
               <w:r>
                 <w:rPr>
                   <w:rFonts w:ascii="Arial" w:cs="Arial" w:eastAsia="Arial" w:hAnsi="Arial"/>
@@ -15574,7 +15574,7 @@
             <w:pPr>
               <w:spacing w:after="20" w:before="0"/>
             </w:pPr>
-            <w:hyperlink w:history="1" r:id="rIdi5brwlnjmhxv1_6v_x-hs">
+            <w:hyperlink w:history="1" r:id="rIdxuhujqi40srvute1rfagj">
               <w:r>
                 <w:rPr>
                   <w:rFonts w:ascii="Arial" w:cs="Arial" w:eastAsia="Arial" w:hAnsi="Arial"/>
@@ -15607,7 +15607,7 @@
               <w:spacing w:after="10" w:before="0"/>
               <w:ind w:left="120"/>
             </w:pPr>
-            <w:hyperlink w:history="1" r:id="rIdmaigjbikhsqz43hixxxzv">
+            <w:hyperlink w:history="1" r:id="rIdl8indrpthk39ny8z8owvk">
               <w:r>
                 <w:rPr>
                   <w:rFonts w:ascii="Arial" w:cs="Arial" w:eastAsia="Arial" w:hAnsi="Arial"/>
@@ -15652,7 +15652,7 @@
             <w:pPr>
               <w:spacing w:after="20" w:before="0"/>
             </w:pPr>
-            <w:hyperlink w:history="1" r:id="rIdzrl6h1kundgo1e4ztoc-1">
+            <w:hyperlink w:history="1" r:id="rId4vxil0znslw6jr4yabjnu">
               <w:r>
                 <w:rPr>
                   <w:rFonts w:ascii="Arial" w:cs="Arial" w:eastAsia="Arial" w:hAnsi="Arial"/>
@@ -15685,7 +15685,7 @@
               <w:spacing w:after="10" w:before="0"/>
               <w:ind w:left="120"/>
             </w:pPr>
-            <w:hyperlink w:history="1" r:id="rIdbs2uxv-ze9f2xejhsdtln">
+            <w:hyperlink w:history="1" r:id="rIdayc7cq1hkdjarfs6aqypi">
               <w:r>
                 <w:rPr>
                   <w:rFonts w:ascii="Arial" w:cs="Arial" w:eastAsia="Arial" w:hAnsi="Arial"/>
@@ -15956,7 +15956,7 @@
             <w:pPr>
               <w:spacing w:after="20" w:before="0"/>
             </w:pPr>
-            <w:hyperlink w:history="1" r:id="rIdf-mj8mg_lptjo0cpwf_iv">
+            <w:hyperlink w:history="1" r:id="rIdgdzxped52wqpdec8ui89j">
               <w:r>
                 <w:rPr>
                   <w:rFonts w:ascii="Arial" w:cs="Arial" w:eastAsia="Arial" w:hAnsi="Arial"/>
@@ -15989,7 +15989,7 @@
               <w:spacing w:after="10" w:before="0"/>
               <w:ind w:left="120"/>
             </w:pPr>
-            <w:hyperlink w:history="1" r:id="rIdgqn43m2zlc897izwizt1h">
+            <w:hyperlink w:history="1" r:id="rId_zei8sy6w8ykiicr-nbv8">
               <w:r>
                 <w:rPr>
                   <w:rFonts w:ascii="Arial" w:cs="Arial" w:eastAsia="Arial" w:hAnsi="Arial"/>
@@ -16034,7 +16034,7 @@
             <w:pPr>
               <w:spacing w:after="20" w:before="0"/>
             </w:pPr>
-            <w:hyperlink w:history="1" r:id="rIdwvalkvkfidpzj5pf-jyji">
+            <w:hyperlink w:history="1" r:id="rIdfww2cjfjxp1se9pnozums">
               <w:r>
                 <w:rPr>
                   <w:rFonts w:ascii="Arial" w:cs="Arial" w:eastAsia="Arial" w:hAnsi="Arial"/>
@@ -16067,7 +16067,7 @@
               <w:spacing w:after="10" w:before="0"/>
               <w:ind w:left="120"/>
             </w:pPr>
-            <w:hyperlink w:history="1" r:id="rId7ihyfwwurryocwknl2djm">
+            <w:hyperlink w:history="1" r:id="rIdtrwah8bdgopsgukl8mcjn">
               <w:r>
                 <w:rPr>
                   <w:rFonts w:ascii="Arial" w:cs="Arial" w:eastAsia="Arial" w:hAnsi="Arial"/>
@@ -16262,7 +16262,7 @@
             <w:pPr>
               <w:spacing w:after="20" w:before="0"/>
             </w:pPr>
-            <w:hyperlink w:history="1" r:id="rIdbohwl9frcfum6usyfb8n3">
+            <w:hyperlink w:history="1" r:id="rIdfmkdm_otrgnkzr9xlfewr">
               <w:r>
                 <w:rPr>
                   <w:rFonts w:ascii="Arial" w:cs="Arial" w:eastAsia="Arial" w:hAnsi="Arial"/>
@@ -16295,7 +16295,7 @@
               <w:spacing w:after="10" w:before="0"/>
               <w:ind w:left="120"/>
             </w:pPr>
-            <w:hyperlink w:history="1" r:id="rIdukscwboin0ignoxljmwae">
+            <w:hyperlink w:history="1" r:id="rIdqaxprsdhmeyie6przddxv">
               <w:r>
                 <w:rPr>
                   <w:rFonts w:ascii="Arial" w:cs="Arial" w:eastAsia="Arial" w:hAnsi="Arial"/>
@@ -16340,7 +16340,7 @@
             <w:pPr>
               <w:spacing w:after="20" w:before="0"/>
             </w:pPr>
-            <w:hyperlink w:history="1" r:id="rId4ijv1utkumf00atui4dlg">
+            <w:hyperlink w:history="1" r:id="rIdcpipf4euvgcioohq99n37">
               <w:r>
                 <w:rPr>
                   <w:rFonts w:ascii="Arial" w:cs="Arial" w:eastAsia="Arial" w:hAnsi="Arial"/>
@@ -16373,7 +16373,7 @@
               <w:spacing w:after="10" w:before="0"/>
               <w:ind w:left="120"/>
             </w:pPr>
-            <w:hyperlink w:history="1" r:id="rId3zuxmuchgrjxbcf9-y3mr">
+            <w:hyperlink w:history="1" r:id="rIdeqz5suw-aareceddain6z">
               <w:r>
                 <w:rPr>
                   <w:rFonts w:ascii="Arial" w:cs="Arial" w:eastAsia="Arial" w:hAnsi="Arial"/>
@@ -16568,7 +16568,7 @@
             <w:pPr>
               <w:spacing w:after="20" w:before="0"/>
             </w:pPr>
-            <w:hyperlink w:history="1" r:id="rIdyfpi8es9oscm6uztaml5g">
+            <w:hyperlink w:history="1" r:id="rIdquh631lydg0bxn3k_mcjv">
               <w:r>
                 <w:rPr>
                   <w:rFonts w:ascii="Arial" w:cs="Arial" w:eastAsia="Arial" w:hAnsi="Arial"/>
@@ -16601,7 +16601,7 @@
               <w:spacing w:after="10" w:before="0"/>
               <w:ind w:left="120"/>
             </w:pPr>
-            <w:hyperlink w:history="1" r:id="rId8kuqizey_xckgesbavkmf">
+            <w:hyperlink w:history="1" r:id="rId-jmarwcyfk01rj1qexjlq">
               <w:r>
                 <w:rPr>
                   <w:rFonts w:ascii="Arial" w:cs="Arial" w:eastAsia="Arial" w:hAnsi="Arial"/>
@@ -16646,7 +16646,7 @@
             <w:pPr>
               <w:spacing w:after="20" w:before="0"/>
             </w:pPr>
-            <w:hyperlink w:history="1" r:id="rIdf8wqy4_fph25nlkakokiz">
+            <w:hyperlink w:history="1" r:id="rId8_yxhglmrh9tfyqtyzlnb">
               <w:r>
                 <w:rPr>
                   <w:rFonts w:ascii="Arial" w:cs="Arial" w:eastAsia="Arial" w:hAnsi="Arial"/>
@@ -16679,7 +16679,7 @@
               <w:spacing w:after="10" w:before="0"/>
               <w:ind w:left="120"/>
             </w:pPr>
-            <w:hyperlink w:history="1" r:id="rIdeml0ecn0ikk7dbbdbcts1">
+            <w:hyperlink w:history="1" r:id="rIdey-oprmzdsavhapim9x9v">
               <w:r>
                 <w:rPr>
                   <w:rFonts w:ascii="Arial" w:cs="Arial" w:eastAsia="Arial" w:hAnsi="Arial"/>
@@ -18166,7 +18166,7 @@
             <w:pPr>
               <w:spacing w:after="20" w:before="0"/>
             </w:pPr>
-            <w:hyperlink w:history="1" r:id="rIdepq0l3e4x5m6htouhafes">
+            <w:hyperlink w:history="1" r:id="rIdykils9ndfiq-hkg8_o8uk">
               <w:r>
                 <w:rPr>
                   <w:rFonts w:ascii="Arial" w:cs="Arial" w:eastAsia="Arial" w:hAnsi="Arial"/>
@@ -18199,7 +18199,7 @@
               <w:spacing w:after="10" w:before="0"/>
               <w:ind w:left="120"/>
             </w:pPr>
-            <w:hyperlink w:history="1" r:id="rIdrfr5exnpqkywm90hr-4c-">
+            <w:hyperlink w:history="1" r:id="rIdgy0czixdd8j-vwfn69qyn">
               <w:r>
                 <w:rPr>
                   <w:rFonts w:ascii="Arial" w:cs="Arial" w:eastAsia="Arial" w:hAnsi="Arial"/>
@@ -18244,7 +18244,7 @@
             <w:pPr>
               <w:spacing w:after="20" w:before="0"/>
             </w:pPr>
-            <w:hyperlink w:history="1" r:id="rIdt2m20cl6-cr_ztjofbacx">
+            <w:hyperlink w:history="1" r:id="rIdb1h4wxl5h1pxin3wef43x">
               <w:r>
                 <w:rPr>
                   <w:rFonts w:ascii="Arial" w:cs="Arial" w:eastAsia="Arial" w:hAnsi="Arial"/>
@@ -18277,7 +18277,7 @@
               <w:spacing w:after="10" w:before="0"/>
               <w:ind w:left="120"/>
             </w:pPr>
-            <w:hyperlink w:history="1" r:id="rId3hthzuykqnm3lvifmgyuv">
+            <w:hyperlink w:history="1" r:id="rIdefdgp9ioc-tdmix2wvzli">
               <w:r>
                 <w:rPr>
                   <w:rFonts w:ascii="Arial" w:cs="Arial" w:eastAsia="Arial" w:hAnsi="Arial"/>
@@ -18472,7 +18472,7 @@
             <w:pPr>
               <w:spacing w:after="20" w:before="0"/>
             </w:pPr>
-            <w:hyperlink w:history="1" r:id="rIdudqqpnnhsq3_vruqebum7">
+            <w:hyperlink w:history="1" r:id="rIdplxqnqmr0rbitwh5sonvo">
               <w:r>
                 <w:rPr>
                   <w:rFonts w:ascii="Arial" w:cs="Arial" w:eastAsia="Arial" w:hAnsi="Arial"/>
@@ -18505,7 +18505,7 @@
               <w:spacing w:after="10" w:before="0"/>
               <w:ind w:left="120"/>
             </w:pPr>
-            <w:hyperlink w:history="1" r:id="rIdeby4r62won9qj6kx-afne">
+            <w:hyperlink w:history="1" r:id="rIdl284xf184ntqcecrsznhy">
               <w:r>
                 <w:rPr>
                   <w:rFonts w:ascii="Arial" w:cs="Arial" w:eastAsia="Arial" w:hAnsi="Arial"/>
@@ -18550,7 +18550,7 @@
             <w:pPr>
               <w:spacing w:after="20" w:before="0"/>
             </w:pPr>
-            <w:hyperlink w:history="1" r:id="rIddfok8bzcpmmymmsfep3uk">
+            <w:hyperlink w:history="1" r:id="rId0dckr_n2dbcpjij_bm7i_">
               <w:r>
                 <w:rPr>
                   <w:rFonts w:ascii="Arial" w:cs="Arial" w:eastAsia="Arial" w:hAnsi="Arial"/>
@@ -18583,7 +18583,7 @@
               <w:spacing w:after="10" w:before="0"/>
               <w:ind w:left="120"/>
             </w:pPr>
-            <w:hyperlink w:history="1" r:id="rIds9v7b96jeip4msk4w5ksd">
+            <w:hyperlink w:history="1" r:id="rIdo3yomhy1gn5j8a2gasfzw">
               <w:r>
                 <w:rPr>
                   <w:rFonts w:ascii="Arial" w:cs="Arial" w:eastAsia="Arial" w:hAnsi="Arial"/>
@@ -18778,7 +18778,7 @@
             <w:pPr>
               <w:spacing w:after="20" w:before="0"/>
             </w:pPr>
-            <w:hyperlink w:history="1" r:id="rIdswem5hyttmpiivt1rfovx">
+            <w:hyperlink w:history="1" r:id="rIdyhjwlfzfjwijwfcaywlhm">
               <w:r>
                 <w:rPr>
                   <w:rFonts w:ascii="Arial" w:cs="Arial" w:eastAsia="Arial" w:hAnsi="Arial"/>
@@ -18811,7 +18811,7 @@
               <w:spacing w:after="10" w:before="0"/>
               <w:ind w:left="120"/>
             </w:pPr>
-            <w:hyperlink w:history="1" r:id="rIdyhuysg9at6zt7dpke_fhp">
+            <w:hyperlink w:history="1" r:id="rId1mxwaqkhbpsb2e66rrqdb">
               <w:r>
                 <w:rPr>
                   <w:rFonts w:ascii="Arial" w:cs="Arial" w:eastAsia="Arial" w:hAnsi="Arial"/>
@@ -18856,7 +18856,7 @@
             <w:pPr>
               <w:spacing w:after="20" w:before="0"/>
             </w:pPr>
-            <w:hyperlink w:history="1" r:id="rIdyg26fkjc6yf6sce7ugzzn">
+            <w:hyperlink w:history="1" r:id="rIdhx4fl484vgrvsr2bn_drr">
               <w:r>
                 <w:rPr>
                   <w:rFonts w:ascii="Arial" w:cs="Arial" w:eastAsia="Arial" w:hAnsi="Arial"/>
@@ -18889,7 +18889,7 @@
               <w:spacing w:after="10" w:before="0"/>
               <w:ind w:left="120"/>
             </w:pPr>
-            <w:hyperlink w:history="1" r:id="rIdqlfs3t4yqjh1rcfiav5pd">
+            <w:hyperlink w:history="1" r:id="rIdkp6om7aarfan35ksacqkk">
               <w:r>
                 <w:rPr>
                   <w:rFonts w:ascii="Arial" w:cs="Arial" w:eastAsia="Arial" w:hAnsi="Arial"/>
@@ -19084,7 +19084,7 @@
             <w:pPr>
               <w:spacing w:after="20" w:before="0"/>
             </w:pPr>
-            <w:hyperlink w:history="1" r:id="rIdewiwm2plctqeucmtxgpch">
+            <w:hyperlink w:history="1" r:id="rId73nvfxv2adm3srvctl2dr">
               <w:r>
                 <w:rPr>
                   <w:rFonts w:ascii="Arial" w:cs="Arial" w:eastAsia="Arial" w:hAnsi="Arial"/>
@@ -19117,7 +19117,7 @@
               <w:spacing w:after="10" w:before="0"/>
               <w:ind w:left="120"/>
             </w:pPr>
-            <w:hyperlink w:history="1" r:id="rId-pd944wso5e48ej5qztsk">
+            <w:hyperlink w:history="1" r:id="rIdortlqd7q-i4hxbzldsafx">
               <w:r>
                 <w:rPr>
                   <w:rFonts w:ascii="Arial" w:cs="Arial" w:eastAsia="Arial" w:hAnsi="Arial"/>
@@ -19162,7 +19162,7 @@
             <w:pPr>
               <w:spacing w:after="20" w:before="0"/>
             </w:pPr>
-            <w:hyperlink w:history="1" r:id="rId89mlz-8jdwnev_-ms67es">
+            <w:hyperlink w:history="1" r:id="rIdnzet--5lk9mddhi9_xbib">
               <w:r>
                 <w:rPr>
                   <w:rFonts w:ascii="Arial" w:cs="Arial" w:eastAsia="Arial" w:hAnsi="Arial"/>
@@ -19195,7 +19195,7 @@
               <w:spacing w:after="10" w:before="0"/>
               <w:ind w:left="120"/>
             </w:pPr>
-            <w:hyperlink w:history="1" r:id="rIdtkq8we_mb47ftdfpxe0aw">
+            <w:hyperlink w:history="1" r:id="rIdrfxe50keaxejimjuodfpb">
               <w:r>
                 <w:rPr>
                   <w:rFonts w:ascii="Arial" w:cs="Arial" w:eastAsia="Arial" w:hAnsi="Arial"/>
@@ -19390,7 +19390,7 @@
             <w:pPr>
               <w:spacing w:after="20" w:before="0"/>
             </w:pPr>
-            <w:hyperlink w:history="1" r:id="rId4o5xjqpcjyb_opsv_42g2">
+            <w:hyperlink w:history="1" r:id="rIdl1t_hi1qkznxdqdegcsl1">
               <w:r>
                 <w:rPr>
                   <w:rFonts w:ascii="Arial" w:cs="Arial" w:eastAsia="Arial" w:hAnsi="Arial"/>
@@ -19423,7 +19423,7 @@
               <w:spacing w:after="10" w:before="0"/>
               <w:ind w:left="120"/>
             </w:pPr>
-            <w:hyperlink w:history="1" r:id="rIdajgcx9chcstuqiolaorgv">
+            <w:hyperlink w:history="1" r:id="rIdmepgicizk2j-wm-2tidla">
               <w:r>
                 <w:rPr>
                   <w:rFonts w:ascii="Arial" w:cs="Arial" w:eastAsia="Arial" w:hAnsi="Arial"/>
@@ -19468,7 +19468,7 @@
             <w:pPr>
               <w:spacing w:after="20" w:before="0"/>
             </w:pPr>
-            <w:hyperlink w:history="1" r:id="rIdffekmlfhh3dggevxhlxte">
+            <w:hyperlink w:history="1" r:id="rIdpxejna5b08g0yuwm-_nrj">
               <w:r>
                 <w:rPr>
                   <w:rFonts w:ascii="Arial" w:cs="Arial" w:eastAsia="Arial" w:hAnsi="Arial"/>
@@ -19501,7 +19501,7 @@
               <w:spacing w:after="10" w:before="0"/>
               <w:ind w:left="120"/>
             </w:pPr>
-            <w:hyperlink w:history="1" r:id="rIdp0nyu2cahziygzbry3s2a">
+            <w:hyperlink w:history="1" r:id="rIdlsiac57k93f6hynix1t-u">
               <w:r>
                 <w:rPr>
                   <w:rFonts w:ascii="Arial" w:cs="Arial" w:eastAsia="Arial" w:hAnsi="Arial"/>
@@ -21187,7 +21187,7 @@
             <w:pPr>
               <w:spacing w:after="20" w:before="0"/>
             </w:pPr>
-            <w:hyperlink w:history="1" r:id="rIdhtxcwc3drehuhsl7apioq">
+            <w:hyperlink w:history="1" r:id="rIdtjiseoyj8htij-yjwxyxg">
               <w:r>
                 <w:rPr>
                   <w:rFonts w:ascii="Arial" w:cs="Arial" w:eastAsia="Arial" w:hAnsi="Arial"/>
@@ -21220,7 +21220,7 @@
               <w:spacing w:after="10" w:before="0"/>
               <w:ind w:left="120"/>
             </w:pPr>
-            <w:hyperlink w:history="1" r:id="rIdcmwgnzefdcwazublhmgiz">
+            <w:hyperlink w:history="1" r:id="rId7-7uky2s5pp5bhkksziiu">
               <w:r>
                 <w:rPr>
                   <w:rFonts w:ascii="Arial" w:cs="Arial" w:eastAsia="Arial" w:hAnsi="Arial"/>
@@ -21265,7 +21265,7 @@
             <w:pPr>
               <w:spacing w:after="20" w:before="0"/>
             </w:pPr>
-            <w:hyperlink w:history="1" r:id="rIddefh_v1v2tezyzwy6aom7">
+            <w:hyperlink w:history="1" r:id="rId8tw_lhfbfkto69oqnlumv">
               <w:r>
                 <w:rPr>
                   <w:rFonts w:ascii="Arial" w:cs="Arial" w:eastAsia="Arial" w:hAnsi="Arial"/>
@@ -21298,7 +21298,7 @@
               <w:spacing w:after="10" w:before="0"/>
               <w:ind w:left="120"/>
             </w:pPr>
-            <w:hyperlink w:history="1" r:id="rIdhh453blhn11dtev2tjoy7">
+            <w:hyperlink w:history="1" r:id="rIdzc7vtz5fpya02lw39qqik">
               <w:r>
                 <w:rPr>
                   <w:rFonts w:ascii="Arial" w:cs="Arial" w:eastAsia="Arial" w:hAnsi="Arial"/>
@@ -21493,7 +21493,7 @@
             <w:pPr>
               <w:spacing w:after="20" w:before="0"/>
             </w:pPr>
-            <w:hyperlink w:history="1" r:id="rIdv1_tysqapikgk34tircd1">
+            <w:hyperlink w:history="1" r:id="rIdl0upu4h2ujvcdunaiic4q">
               <w:r>
                 <w:rPr>
                   <w:rFonts w:ascii="Arial" w:cs="Arial" w:eastAsia="Arial" w:hAnsi="Arial"/>
@@ -21526,7 +21526,7 @@
               <w:spacing w:after="10" w:before="0"/>
               <w:ind w:left="120"/>
             </w:pPr>
-            <w:hyperlink w:history="1" r:id="rIdllmxgxbcjxeqzgw3qfzax">
+            <w:hyperlink w:history="1" r:id="rIdn3n2vuxtuv_4g9z808oie">
               <w:r>
                 <w:rPr>
                   <w:rFonts w:ascii="Arial" w:cs="Arial" w:eastAsia="Arial" w:hAnsi="Arial"/>
@@ -21571,7 +21571,7 @@
             <w:pPr>
               <w:spacing w:after="20" w:before="0"/>
             </w:pPr>
-            <w:hyperlink w:history="1" r:id="rIdrdenkahao9aauktxqkv6k">
+            <w:hyperlink w:history="1" r:id="rIdbmmyrwdtncl9wsfwepx0f">
               <w:r>
                 <w:rPr>
                   <w:rFonts w:ascii="Arial" w:cs="Arial" w:eastAsia="Arial" w:hAnsi="Arial"/>
@@ -21604,7 +21604,7 @@
               <w:spacing w:after="10" w:before="0"/>
               <w:ind w:left="120"/>
             </w:pPr>
-            <w:hyperlink w:history="1" r:id="rIdkvn2gxgc4q0dz3sf3ichd">
+            <w:hyperlink w:history="1" r:id="rId8f5pnruffbdvdps8lj1vz">
               <w:r>
                 <w:rPr>
                   <w:rFonts w:ascii="Arial" w:cs="Arial" w:eastAsia="Arial" w:hAnsi="Arial"/>
@@ -21799,7 +21799,7 @@
             <w:pPr>
               <w:spacing w:after="20" w:before="0"/>
             </w:pPr>
-            <w:hyperlink w:history="1" r:id="rIdcsynla57zrb5yae8l1p0n">
+            <w:hyperlink w:history="1" r:id="rIdleyqewwrccispwvkaeg9u">
               <w:r>
                 <w:rPr>
                   <w:rFonts w:ascii="Arial" w:cs="Arial" w:eastAsia="Arial" w:hAnsi="Arial"/>
@@ -21832,7 +21832,7 @@
               <w:spacing w:after="10" w:before="0"/>
               <w:ind w:left="120"/>
             </w:pPr>
-            <w:hyperlink w:history="1" r:id="rIde7ip4bz1mvwcwxiyp4_re">
+            <w:hyperlink w:history="1" r:id="rIdvpra4w6f5h50pdtbn5w_5">
               <w:r>
                 <w:rPr>
                   <w:rFonts w:ascii="Arial" w:cs="Arial" w:eastAsia="Arial" w:hAnsi="Arial"/>
@@ -21877,7 +21877,7 @@
             <w:pPr>
               <w:spacing w:after="20" w:before="0"/>
             </w:pPr>
-            <w:hyperlink w:history="1" r:id="rIdprmmz0-wmpe9-kc56divc">
+            <w:hyperlink w:history="1" r:id="rIdgfbrzkkoouihyma38kek2">
               <w:r>
                 <w:rPr>
                   <w:rFonts w:ascii="Arial" w:cs="Arial" w:eastAsia="Arial" w:hAnsi="Arial"/>
@@ -21910,7 +21910,7 @@
               <w:spacing w:after="10" w:before="0"/>
               <w:ind w:left="120"/>
             </w:pPr>
-            <w:hyperlink w:history="1" r:id="rIddurxtzc98zptkosxz7yry">
+            <w:hyperlink w:history="1" r:id="rIdnskuq3r-epm4nnqs7as_e">
               <w:r>
                 <w:rPr>
                   <w:rFonts w:ascii="Arial" w:cs="Arial" w:eastAsia="Arial" w:hAnsi="Arial"/>
@@ -22105,7 +22105,7 @@
             <w:pPr>
               <w:spacing w:after="20" w:before="0"/>
             </w:pPr>
-            <w:hyperlink w:history="1" r:id="rIdy-8yd20sfjrcrqy7yo9mx">
+            <w:hyperlink w:history="1" r:id="rId4sqehoyxliqxni0rxstzk">
               <w:r>
                 <w:rPr>
                   <w:rFonts w:ascii="Arial" w:cs="Arial" w:eastAsia="Arial" w:hAnsi="Arial"/>
@@ -22138,7 +22138,7 @@
               <w:spacing w:after="10" w:before="0"/>
               <w:ind w:left="120"/>
             </w:pPr>
-            <w:hyperlink w:history="1" r:id="rIdg2jw5zlhf69olfj5pittx">
+            <w:hyperlink w:history="1" r:id="rIdx3wnipgafd6_8kbhrselw">
               <w:r>
                 <w:rPr>
                   <w:rFonts w:ascii="Arial" w:cs="Arial" w:eastAsia="Arial" w:hAnsi="Arial"/>
@@ -22183,7 +22183,7 @@
             <w:pPr>
               <w:spacing w:after="20" w:before="0"/>
             </w:pPr>
-            <w:hyperlink w:history="1" r:id="rId9mfdwiow8aogpehikgety">
+            <w:hyperlink w:history="1" r:id="rId3ulxrxboimqexnmeaiopf">
               <w:r>
                 <w:rPr>
                   <w:rFonts w:ascii="Arial" w:cs="Arial" w:eastAsia="Arial" w:hAnsi="Arial"/>
@@ -22216,7 +22216,7 @@
               <w:spacing w:after="10" w:before="0"/>
               <w:ind w:left="120"/>
             </w:pPr>
-            <w:hyperlink w:history="1" r:id="rIdmz9kvimm_ruwrpaus4hg_">
+            <w:hyperlink w:history="1" r:id="rIdwvopbarab05ivhhckdead">
               <w:r>
                 <w:rPr>
                   <w:rFonts w:ascii="Arial" w:cs="Arial" w:eastAsia="Arial" w:hAnsi="Arial"/>
@@ -22411,7 +22411,7 @@
             <w:pPr>
               <w:spacing w:after="20" w:before="0"/>
             </w:pPr>
-            <w:hyperlink w:history="1" r:id="rIdmgwit3mhwl_ldfuibyiqh">
+            <w:hyperlink w:history="1" r:id="rIdwfpsem8vsehyrleaa91z_">
               <w:r>
                 <w:rPr>
                   <w:rFonts w:ascii="Arial" w:cs="Arial" w:eastAsia="Arial" w:hAnsi="Arial"/>
@@ -22444,7 +22444,7 @@
               <w:spacing w:after="10" w:before="0"/>
               <w:ind w:left="120"/>
             </w:pPr>
-            <w:hyperlink w:history="1" r:id="rIdhxhigoe-6q1ad_n5u2-zz">
+            <w:hyperlink w:history="1" r:id="rId0fzgyl-rz28q-2d_x2ygz">
               <w:r>
                 <w:rPr>
                   <w:rFonts w:ascii="Arial" w:cs="Arial" w:eastAsia="Arial" w:hAnsi="Arial"/>
@@ -22489,7 +22489,7 @@
             <w:pPr>
               <w:spacing w:after="20" w:before="0"/>
             </w:pPr>
-            <w:hyperlink w:history="1" r:id="rIdmjhal6wvutth0cvo0oq3-">
+            <w:hyperlink w:history="1" r:id="rIdwmkxvuvvbtl3aufjkbx6w">
               <w:r>
                 <w:rPr>
                   <w:rFonts w:ascii="Arial" w:cs="Arial" w:eastAsia="Arial" w:hAnsi="Arial"/>
@@ -22522,7 +22522,7 @@
               <w:spacing w:after="10" w:before="0"/>
               <w:ind w:left="120"/>
             </w:pPr>
-            <w:hyperlink w:history="1" r:id="rIdxb0wvp5gogxr9r7vmfm5i">
+            <w:hyperlink w:history="1" r:id="rId4ttv-qcfedezwzamt-6lk">
               <w:r>
                 <w:rPr>
                   <w:rFonts w:ascii="Arial" w:cs="Arial" w:eastAsia="Arial" w:hAnsi="Arial"/>
@@ -24085,7 +24085,7 @@
             <w:pPr>
               <w:spacing w:after="20" w:before="0"/>
             </w:pPr>
-            <w:hyperlink w:history="1" r:id="rIdul-lriwlygmi_y3blhvdr">
+            <w:hyperlink w:history="1" r:id="rIdg0yfja6yzwmwheyfode9v">
               <w:r>
                 <w:rPr>
                   <w:rFonts w:ascii="Arial" w:cs="Arial" w:eastAsia="Arial" w:hAnsi="Arial"/>
@@ -24118,7 +24118,7 @@
               <w:spacing w:after="10" w:before="0"/>
               <w:ind w:left="120"/>
             </w:pPr>
-            <w:hyperlink w:history="1" r:id="rIdzi0t51kq1d79birgscxz_">
+            <w:hyperlink w:history="1" r:id="rIdwobkkq4_93qesnb6vamd6">
               <w:r>
                 <w:rPr>
                   <w:rFonts w:ascii="Arial" w:cs="Arial" w:eastAsia="Arial" w:hAnsi="Arial"/>
@@ -24163,7 +24163,7 @@
             <w:pPr>
               <w:spacing w:after="20" w:before="0"/>
             </w:pPr>
-            <w:hyperlink w:history="1" r:id="rId0stp4glljzxiuqxor3cbj">
+            <w:hyperlink w:history="1" r:id="rIdttylsrs-sz4i_dudluimr">
               <w:r>
                 <w:rPr>
                   <w:rFonts w:ascii="Arial" w:cs="Arial" w:eastAsia="Arial" w:hAnsi="Arial"/>
@@ -24196,7 +24196,7 @@
               <w:spacing w:after="10" w:before="0"/>
               <w:ind w:left="120"/>
             </w:pPr>
-            <w:hyperlink w:history="1" r:id="rIderjjcohy_h9dsgkmv-_vn">
+            <w:hyperlink w:history="1" r:id="rId9l_cc4ffvomzbeehkdx68">
               <w:r>
                 <w:rPr>
                   <w:rFonts w:ascii="Arial" w:cs="Arial" w:eastAsia="Arial" w:hAnsi="Arial"/>
@@ -24391,7 +24391,7 @@
             <w:pPr>
               <w:spacing w:after="20" w:before="0"/>
             </w:pPr>
-            <w:hyperlink w:history="1" r:id="rIdyxhahqhl4m0n16zys-00h">
+            <w:hyperlink w:history="1" r:id="rIdl-6d9in_yc0kldxsw__h1">
               <w:r>
                 <w:rPr>
                   <w:rFonts w:ascii="Arial" w:cs="Arial" w:eastAsia="Arial" w:hAnsi="Arial"/>
@@ -24424,7 +24424,7 @@
               <w:spacing w:after="10" w:before="0"/>
               <w:ind w:left="120"/>
             </w:pPr>
-            <w:hyperlink w:history="1" r:id="rIdlo-p_pja2pd8zd7ib8pgu">
+            <w:hyperlink w:history="1" r:id="rIdgklnfthaopilazdpy5mq-">
               <w:r>
                 <w:rPr>
                   <w:rFonts w:ascii="Arial" w:cs="Arial" w:eastAsia="Arial" w:hAnsi="Arial"/>
@@ -24469,7 +24469,7 @@
             <w:pPr>
               <w:spacing w:after="20" w:before="0"/>
             </w:pPr>
-            <w:hyperlink w:history="1" r:id="rIdm_-7cy_zo9eivxdwkprlt">
+            <w:hyperlink w:history="1" r:id="rIdde7re0adb59i86dadiudd">
               <w:r>
                 <w:rPr>
                   <w:rFonts w:ascii="Arial" w:cs="Arial" w:eastAsia="Arial" w:hAnsi="Arial"/>
@@ -24502,7 +24502,7 @@
               <w:spacing w:after="10" w:before="0"/>
               <w:ind w:left="120"/>
             </w:pPr>
-            <w:hyperlink w:history="1" r:id="rIdlif-xrq_tbqb4rw9-3u4n">
+            <w:hyperlink w:history="1" r:id="rIdlk6sgpsvq4k9kkrcoer9s">
               <w:r>
                 <w:rPr>
                   <w:rFonts w:ascii="Arial" w:cs="Arial" w:eastAsia="Arial" w:hAnsi="Arial"/>
@@ -24697,7 +24697,7 @@
             <w:pPr>
               <w:spacing w:after="20" w:before="0"/>
             </w:pPr>
-            <w:hyperlink w:history="1" r:id="rIdikjetghf-vqg2bzj6q9z6">
+            <w:hyperlink w:history="1" r:id="rId5zcmoy-dhaphpc83buemn">
               <w:r>
                 <w:rPr>
                   <w:rFonts w:ascii="Arial" w:cs="Arial" w:eastAsia="Arial" w:hAnsi="Arial"/>
@@ -24730,7 +24730,7 @@
               <w:spacing w:after="10" w:before="0"/>
               <w:ind w:left="120"/>
             </w:pPr>
-            <w:hyperlink w:history="1" r:id="rIdidrbnd6jairjz6gtknh1j">
+            <w:hyperlink w:history="1" r:id="rIdwiter-p9o3xq9iifce6ec">
               <w:r>
                 <w:rPr>
                   <w:rFonts w:ascii="Arial" w:cs="Arial" w:eastAsia="Arial" w:hAnsi="Arial"/>
@@ -24775,7 +24775,7 @@
             <w:pPr>
               <w:spacing w:after="20" w:before="0"/>
             </w:pPr>
-            <w:hyperlink w:history="1" r:id="rId6c5his5ref6yumcajo3m1">
+            <w:hyperlink w:history="1" r:id="rId-jfxabzxdckwus3cbzstz">
               <w:r>
                 <w:rPr>
                   <w:rFonts w:ascii="Arial" w:cs="Arial" w:eastAsia="Arial" w:hAnsi="Arial"/>
@@ -24808,7 +24808,7 @@
               <w:spacing w:after="10" w:before="0"/>
               <w:ind w:left="120"/>
             </w:pPr>
-            <w:hyperlink w:history="1" r:id="rIdilss80rays96gaqsulwm9">
+            <w:hyperlink w:history="1" r:id="rId3akem7ogeby4qhvycruq1">
               <w:r>
                 <w:rPr>
                   <w:rFonts w:ascii="Arial" w:cs="Arial" w:eastAsia="Arial" w:hAnsi="Arial"/>
@@ -25003,7 +25003,7 @@
             <w:pPr>
               <w:spacing w:after="20" w:before="0"/>
             </w:pPr>
-            <w:hyperlink w:history="1" r:id="rIdztchniqiy_sjujfxqftbh">
+            <w:hyperlink w:history="1" r:id="rIdionc-289_q1veb-qcf6ay">
               <w:r>
                 <w:rPr>
                   <w:rFonts w:ascii="Arial" w:cs="Arial" w:eastAsia="Arial" w:hAnsi="Arial"/>
@@ -25036,7 +25036,7 @@
               <w:spacing w:after="10" w:before="0"/>
               <w:ind w:left="120"/>
             </w:pPr>
-            <w:hyperlink w:history="1" r:id="rIdhnebr7dg7ft9sdmclg-2r">
+            <w:hyperlink w:history="1" r:id="rIdz9pocanmwk18z2pbkbcpk">
               <w:r>
                 <w:rPr>
                   <w:rFonts w:ascii="Arial" w:cs="Arial" w:eastAsia="Arial" w:hAnsi="Arial"/>
@@ -25081,7 +25081,7 @@
             <w:pPr>
               <w:spacing w:after="20" w:before="0"/>
             </w:pPr>
-            <w:hyperlink w:history="1" r:id="rIdme1h4mstqryk2z-xfzron">
+            <w:hyperlink w:history="1" r:id="rIday7fr1_vg9pogzrnr1buu">
               <w:r>
                 <w:rPr>
                   <w:rFonts w:ascii="Arial" w:cs="Arial" w:eastAsia="Arial" w:hAnsi="Arial"/>
@@ -25114,7 +25114,7 @@
               <w:spacing w:after="10" w:before="0"/>
               <w:ind w:left="120"/>
             </w:pPr>
-            <w:hyperlink w:history="1" r:id="rIdxffx3kkbe1nxniebm6o55">
+            <w:hyperlink w:history="1" r:id="rIdvpile12z-gmaucidzpufg">
               <w:r>
                 <w:rPr>
                   <w:rFonts w:ascii="Arial" w:cs="Arial" w:eastAsia="Arial" w:hAnsi="Arial"/>
@@ -25309,7 +25309,7 @@
             <w:pPr>
               <w:spacing w:after="20" w:before="0"/>
             </w:pPr>
-            <w:hyperlink w:history="1" r:id="rIdeovgmyjw6zcgrdpouzexg">
+            <w:hyperlink w:history="1" r:id="rId45nhs0yh8-mq9b7k5odt_">
               <w:r>
                 <w:rPr>
                   <w:rFonts w:ascii="Arial" w:cs="Arial" w:eastAsia="Arial" w:hAnsi="Arial"/>
@@ -25342,7 +25342,7 @@
               <w:spacing w:after="10" w:before="0"/>
               <w:ind w:left="120"/>
             </w:pPr>
-            <w:hyperlink w:history="1" r:id="rIdaba_cukpvxnwqflsytegm">
+            <w:hyperlink w:history="1" r:id="rIdca5pknpvrnugyhh3hbliw">
               <w:r>
                 <w:rPr>
                   <w:rFonts w:ascii="Arial" w:cs="Arial" w:eastAsia="Arial" w:hAnsi="Arial"/>
@@ -25387,7 +25387,7 @@
             <w:pPr>
               <w:spacing w:after="20" w:before="0"/>
             </w:pPr>
-            <w:hyperlink w:history="1" r:id="rIdxkzn_h14pfj_oij2vknvk">
+            <w:hyperlink w:history="1" r:id="rIdd2p0tyxke35woiustvtmx">
               <w:r>
                 <w:rPr>
                   <w:rFonts w:ascii="Arial" w:cs="Arial" w:eastAsia="Arial" w:hAnsi="Arial"/>
@@ -25420,7 +25420,7 @@
               <w:spacing w:after="10" w:before="0"/>
               <w:ind w:left="120"/>
             </w:pPr>
-            <w:hyperlink w:history="1" r:id="rIdxg3g4_39c2n5k4jolr5ej">
+            <w:hyperlink w:history="1" r:id="rIdl4tp2lnj2vqdwel6eeilw">
               <w:r>
                 <w:rPr>
                   <w:rFonts w:ascii="Arial" w:cs="Arial" w:eastAsia="Arial" w:hAnsi="Arial"/>
